--- a/web-homeworks/web-hw1/Construction-Bot-HW1.docx
+++ b/web-homeworks/web-hw1/Construction-Bot-HW1.docx
@@ -71,6 +71,16 @@
         <w:bidi/>
         <w:jc w:val="center"/>
         <w:rPr>
+          <w:b/>
+          <w:bCs/>
+          <w:sz w:val="28"/>
+          <w:szCs w:val="28"/>
+          <w:u w:val="single"/>
+          <w:lang w:val="en-US"/>
+        </w:rPr>
+      </w:pPr>
+      <w:r>
+        <w:rPr>
           <w:rFonts w:hint="cs"/>
           <w:b/>
           <w:bCs/>
@@ -80,19 +90,64 @@
           <w:rtl/>
           <w:lang w:val="en-US"/>
         </w:rPr>
-      </w:pPr>
-      <w:r>
-        <w:rPr>
-          <w:rFonts w:hint="cs"/>
-          <w:b/>
-          <w:bCs/>
+        <w:t>משימת בית מס' 1</w:t>
+      </w:r>
+    </w:p>
+    <w:p>
+      <w:pPr>
+        <w:bidi/>
+        <w:jc w:val="center"/>
+        <w:rPr>
           <w:sz w:val="28"/>
           <w:szCs w:val="28"/>
-          <w:u w:val="single"/>
-          <w:rtl/>
-          <w:lang w:val="en-US"/>
-        </w:rPr>
-        <w:t>משימת בית מס' 1</w:t>
+          <w:lang w:val="en-US"/>
+        </w:rPr>
+      </w:pPr>
+      <w:r>
+        <w:rPr>
+          <w:rFonts w:hint="cs"/>
+          <w:sz w:val="28"/>
+          <w:szCs w:val="28"/>
+          <w:rtl/>
+          <w:lang w:val="en-US"/>
+        </w:rPr>
+        <w:t xml:space="preserve">פרויקט </w:t>
+      </w:r>
+      <w:r>
+        <w:rPr>
+          <w:sz w:val="28"/>
+          <w:szCs w:val="28"/>
+          <w:lang w:val="en-US" w:bidi="ar-SA"/>
+        </w:rPr>
+        <w:t>B19</w:t>
+      </w:r>
+      <w:r>
+        <w:rPr>
+          <w:rFonts w:hint="cs"/>
+          <w:sz w:val="28"/>
+          <w:szCs w:val="28"/>
+          <w:rtl/>
+          <w:lang w:val="en-US"/>
+        </w:rPr>
+        <w:t xml:space="preserve"> | צוות מס' 15 |</w:t>
+      </w:r>
+      <w:r>
+        <w:rPr>
+          <w:rFonts w:hint="cs"/>
+          <w:sz w:val="28"/>
+          <w:szCs w:val="28"/>
+          <w:rtl/>
+          <w:lang w:val="en-US"/>
+        </w:rPr>
+        <w:t xml:space="preserve"> </w:t>
+      </w:r>
+      <w:r>
+        <w:rPr>
+          <w:sz w:val="28"/>
+          <w:szCs w:val="28"/>
+          <w:lang w:val="en-US"/>
+        </w:rPr>
+        <w:t>App for constructions projects</w:t>
       </w:r>
     </w:p>
     <w:p>
@@ -132,7 +187,7 @@
       </w:tblGrid>
       <w:tr>
         <w:trPr>
-          <w:trHeight w:val="694"/>
+          <w:trHeight w:val="523"/>
         </w:trPr>
         <w:tc>
           <w:tcPr>
@@ -883,20 +938,6 @@
       <w:pPr>
         <w:bidi/>
         <w:rPr>
-          <w:b/>
-          <w:bCs/>
-          <w:sz w:val="28"/>
-          <w:szCs w:val="28"/>
-          <w:u w:val="single"/>
-          <w:rtl/>
-          <w:lang w:val="en-US"/>
-        </w:rPr>
-      </w:pPr>
-    </w:p>
-    <w:p>
-      <w:pPr>
-        <w:bidi/>
-        <w:rPr>
           <w:sz w:val="28"/>
           <w:szCs w:val="28"/>
           <w:rtl/>
@@ -931,7 +972,6 @@
       <w:pPr>
         <w:bidi/>
         <w:rPr>
-          <w:rFonts w:hint="cs"/>
           <w:sz w:val="28"/>
           <w:szCs w:val="28"/>
           <w:rtl/>
@@ -998,13 +1038,57 @@
     </w:p>
     <w:p>
       <w:pPr>
-        <w:bidi/>
-        <w:rPr>
-          <w:b/>
-          <w:bCs/>
-          <w:sz w:val="28"/>
-          <w:szCs w:val="28"/>
+        <w:rPr>
+          <w:sz w:val="18"/>
+          <w:szCs w:val="18"/>
           <w:u w:val="single"/>
+          <w:lang w:val="en-US"/>
+        </w:rPr>
+      </w:pPr>
+      <w:r>
+        <w:rPr>
+          <w:u w:val="single"/>
+          <w:lang w:val="en-US"/>
+        </w:rPr>
+        <w:t>Path to the project initial screens:</w:t>
+      </w:r>
+      <w:r>
+        <w:rPr>
+          <w:lang w:val="en-US"/>
+        </w:rPr>
+        <w:t xml:space="preserve"> </w:t>
+      </w:r>
+      <w:r>
+        <w:rPr>
+          <w:sz w:val="18"/>
+          <w:szCs w:val="18"/>
+          <w:lang w:val="en-US"/>
+        </w:rPr>
+        <w:t>web-repo\web-</w:t>
+      </w:r>
+      <w:proofErr w:type="spellStart"/>
+      <w:r>
+        <w:rPr>
+          <w:sz w:val="18"/>
+          <w:szCs w:val="18"/>
+          <w:lang w:val="en-US"/>
+        </w:rPr>
+        <w:t>homeworks</w:t>
+      </w:r>
+      <w:proofErr w:type="spellEnd"/>
+      <w:r>
+        <w:rPr>
+          <w:sz w:val="18"/>
+          <w:szCs w:val="18"/>
+          <w:lang w:val="en-US"/>
+        </w:rPr>
+        <w:t>\web-hw1\constructions-bot-repo-hw1</w:t>
+      </w:r>
+    </w:p>
+    <w:p>
+      <w:pPr>
+        <w:jc w:val="right"/>
+        <w:rPr>
           <w:lang w:val="en-US"/>
         </w:rPr>
       </w:pPr>
@@ -1112,6 +1196,14 @@
         </w:rPr>
         <w:t>מערכת לניטור התקדמות עבודות גמר באתרי בנייה</w:t>
       </w:r>
+      <w:r>
+        <w:rPr>
+          <w:rFonts w:cs="Arial" w:hint="cs"/>
+          <w:rtl/>
+          <w:lang w:val="en-US"/>
+        </w:rPr>
+        <w:t>.</w:t>
+      </w:r>
     </w:p>
     <w:p>
       <w:pPr>
@@ -1240,7 +1332,17 @@
         <w:ind w:left="720"/>
         <w:rPr>
           <w:rtl/>
-          <w:lang w:val="en-US" w:bidi="ar-SA"/>
+          <w:lang w:val="en-US"/>
+        </w:rPr>
+      </w:pPr>
+    </w:p>
+    <w:p>
+      <w:pPr>
+        <w:bidi/>
+        <w:ind w:left="720"/>
+        <w:rPr>
+          <w:rtl/>
+          <w:lang w:val="en-US"/>
         </w:rPr>
       </w:pPr>
     </w:p>
@@ -1255,6 +1357,7 @@
         <w:rPr>
           <w:b/>
           <w:bCs/>
+          <w:rtl/>
           <w:lang w:val="en-US"/>
         </w:rPr>
       </w:pPr>
@@ -1294,6 +1397,7 @@
         <w:rPr>
           <w:b/>
           <w:bCs/>
+          <w:u w:val="single"/>
           <w:rtl/>
           <w:lang w:val="en-US"/>
         </w:rPr>
@@ -1303,10 +1407,11 @@
           <w:rFonts w:hint="cs"/>
           <w:b/>
           <w:bCs/>
-          <w:rtl/>
-          <w:lang w:val="en-US"/>
-        </w:rPr>
-        <w:t>פרסונה:</w:t>
+          <w:u w:val="single"/>
+          <w:rtl/>
+          <w:lang w:val="en-US"/>
+        </w:rPr>
+        <w:t>פרסונה</w:t>
       </w:r>
       <w:r>
         <w:rPr>
@@ -1316,562 +1421,605 @@
           <w:rtl/>
           <w:lang w:val="en-US"/>
         </w:rPr>
-        <w:t xml:space="preserve"> </w:t>
-      </w:r>
+        <w:t>:</w:t>
+      </w:r>
+    </w:p>
+    <w:p>
+      <w:pPr>
+        <w:bidi/>
+        <w:ind w:firstLine="360"/>
+        <w:rPr>
+          <w:rtl/>
+          <w:lang w:val="en-US"/>
+        </w:rPr>
+      </w:pPr>
       <w:r>
         <w:rPr>
           <w:rFonts w:hint="cs"/>
           <w:b/>
           <w:bCs/>
-          <w:color w:val="FF0000"/>
-          <w:highlight w:val="yellow"/>
-          <w:rtl/>
-          <w:lang w:val="en-US"/>
-        </w:rPr>
-        <w:t xml:space="preserve">הפרסונה </w:t>
-      </w:r>
+          <w:rtl/>
+          <w:lang w:val="en-US"/>
+        </w:rPr>
+        <w:t>שם</w:t>
+      </w:r>
+      <w:r>
+        <w:rPr>
+          <w:rFonts w:hint="cs"/>
+          <w:rtl/>
+          <w:lang w:val="en-US"/>
+        </w:rPr>
+        <w:t xml:space="preserve">: </w:t>
+      </w:r>
+      <w:r>
+        <w:rPr>
+          <w:rFonts w:hint="cs"/>
+          <w:rtl/>
+          <w:lang w:val="en-US"/>
+        </w:rPr>
+        <w:t>רמי כהן</w:t>
+      </w:r>
+    </w:p>
+    <w:p>
+      <w:pPr>
+        <w:bidi/>
+        <w:ind w:firstLine="360"/>
+        <w:rPr>
+          <w:rtl/>
+          <w:lang w:val="en-US"/>
+        </w:rPr>
+      </w:pPr>
       <w:r>
         <w:rPr>
           <w:rFonts w:hint="cs"/>
           <w:b/>
           <w:bCs/>
-          <w:color w:val="FF0000"/>
-          <w:highlight w:val="yellow"/>
-          <w:rtl/>
-          <w:lang w:val="en-US"/>
-        </w:rPr>
-        <w:t>ה</w:t>
-      </w:r>
+          <w:rtl/>
+          <w:lang w:val="en-US"/>
+        </w:rPr>
+        <w:t>גיל</w:t>
+      </w:r>
+      <w:r>
+        <w:rPr>
+          <w:rFonts w:hint="cs"/>
+          <w:rtl/>
+          <w:lang w:val="en-US"/>
+        </w:rPr>
+        <w:t xml:space="preserve">: </w:t>
+      </w:r>
+      <w:r>
+        <w:rPr>
+          <w:lang w:val="en-US"/>
+        </w:rPr>
+        <w:t>38</w:t>
+      </w:r>
+    </w:p>
+    <w:p>
+      <w:pPr>
+        <w:bidi/>
+        <w:ind w:firstLine="360"/>
+        <w:rPr>
+          <w:rtl/>
+          <w:lang w:val="en-US"/>
+        </w:rPr>
+      </w:pPr>
       <w:r>
         <w:rPr>
           <w:rFonts w:hint="cs"/>
           <w:b/>
           <w:bCs/>
-          <w:color w:val="FF0000"/>
-          <w:highlight w:val="yellow"/>
-          <w:rtl/>
-          <w:lang w:val="en-US"/>
-        </w:rPr>
-        <w:t>שתנ</w:t>
-      </w:r>
+          <w:rtl/>
+          <w:lang w:val="en-US"/>
+        </w:rPr>
+        <w:t>מין</w:t>
+      </w:r>
+      <w:r>
+        <w:rPr>
+          <w:rFonts w:hint="cs"/>
+          <w:rtl/>
+          <w:lang w:val="en-US"/>
+        </w:rPr>
+        <w:t xml:space="preserve">: </w:t>
+      </w:r>
+      <w:r>
+        <w:rPr>
+          <w:rFonts w:hint="cs"/>
+          <w:rtl/>
+          <w:lang w:val="en-US"/>
+        </w:rPr>
+        <w:t>זכר</w:t>
+      </w:r>
+    </w:p>
+    <w:p>
+      <w:pPr>
+        <w:bidi/>
+        <w:ind w:firstLine="360"/>
+        <w:rPr>
+          <w:rFonts w:cs="Arial"/>
+          <w:rtl/>
+          <w:lang w:val="en-US"/>
+        </w:rPr>
+      </w:pPr>
       <w:r>
         <w:rPr>
           <w:rFonts w:hint="cs"/>
           <w:b/>
           <w:bCs/>
-          <w:color w:val="FF0000"/>
-          <w:highlight w:val="yellow"/>
-          <w:rtl/>
-          <w:lang w:val="en-US"/>
-        </w:rPr>
-        <w:t>ת</w:t>
+          <w:rtl/>
+          <w:lang w:val="en-US"/>
+        </w:rPr>
+        <w:t>תפקיד</w:t>
       </w:r>
       <w:r>
         <w:rPr>
           <w:rFonts w:hint="cs"/>
+          <w:rtl/>
+          <w:lang w:val="en-US"/>
+        </w:rPr>
+        <w:t xml:space="preserve">: </w:t>
+      </w:r>
+      <w:r>
+        <w:rPr>
+          <w:rFonts w:hint="cs"/>
+          <w:rtl/>
+          <w:lang w:val="en-US"/>
+        </w:rPr>
+        <w:t>מנהל</w:t>
+      </w:r>
+      <w:r>
+        <w:rPr>
+          <w:rFonts w:cs="Arial" w:hint="cs"/>
+          <w:rtl/>
+          <w:lang w:val="en-US"/>
+        </w:rPr>
+        <w:t xml:space="preserve"> פרויקטי בנייה</w:t>
+      </w:r>
+      <w:r>
+        <w:rPr>
+          <w:rFonts w:cs="Arial" w:hint="cs"/>
+          <w:rtl/>
+          <w:lang w:val="en-US"/>
+        </w:rPr>
+        <w:t xml:space="preserve"> ויזמות</w:t>
+      </w:r>
+    </w:p>
+    <w:p>
+      <w:pPr>
+        <w:bidi/>
+        <w:ind w:firstLine="360"/>
+        <w:rPr>
+          <w:rFonts w:cs="Arial"/>
+          <w:rtl/>
+          <w:lang w:val="en-US"/>
+        </w:rPr>
+      </w:pPr>
+      <w:r>
+        <w:rPr>
+          <w:rFonts w:cs="Arial" w:hint="cs"/>
+          <w:b/>
+          <w:bCs/>
+          <w:rtl/>
+          <w:lang w:val="en-US"/>
+        </w:rPr>
+        <w:t>השכלה</w:t>
+      </w:r>
+      <w:r>
+        <w:rPr>
+          <w:rFonts w:cs="Arial" w:hint="cs"/>
+          <w:rtl/>
+          <w:lang w:val="en-US"/>
+        </w:rPr>
+        <w:t xml:space="preserve">: </w:t>
+      </w:r>
+      <w:r>
+        <w:rPr>
+          <w:rFonts w:cs="Arial" w:hint="cs"/>
+          <w:rtl/>
+          <w:lang w:val="en-US"/>
+        </w:rPr>
+        <w:t xml:space="preserve">תואר </w:t>
+      </w:r>
+      <w:r>
+        <w:rPr>
+          <w:rFonts w:cs="Arial" w:hint="cs"/>
+          <w:rtl/>
+          <w:lang w:val="en-US"/>
+        </w:rPr>
+        <w:t>שני</w:t>
+      </w:r>
+      <w:r>
+        <w:rPr>
+          <w:rFonts w:cs="Arial" w:hint="cs"/>
+          <w:rtl/>
+          <w:lang w:val="en-US"/>
+        </w:rPr>
+        <w:t xml:space="preserve"> בהנדסה אז</w:t>
+      </w:r>
+      <w:r>
+        <w:rPr>
+          <w:rFonts w:cs="Arial" w:hint="cs"/>
+          <w:rtl/>
+          <w:lang w:val="en-US"/>
+        </w:rPr>
+        <w:t>ר</w:t>
+      </w:r>
+      <w:r>
+        <w:rPr>
+          <w:rFonts w:cs="Arial" w:hint="cs"/>
+          <w:rtl/>
+          <w:lang w:val="en-US"/>
+        </w:rPr>
+        <w:t xml:space="preserve">חית בהתמחות בתחום </w:t>
+      </w:r>
+      <w:r>
+        <w:rPr>
+          <w:rFonts w:cs="Arial"/>
+          <w:rtl/>
+          <w:lang w:val="en-US"/>
+        </w:rPr>
+        <w:t>מיפוי וגיאו-אינפורמציה</w:t>
+      </w:r>
+      <w:r>
+        <w:rPr>
+          <w:rFonts w:cs="Arial" w:hint="cs"/>
+          <w:rtl/>
+          <w:lang w:val="en-US"/>
+        </w:rPr>
+        <w:t>, טכניון</w:t>
+      </w:r>
+    </w:p>
+    <w:p>
+      <w:pPr>
+        <w:bidi/>
+        <w:ind w:firstLine="360"/>
+        <w:rPr>
+          <w:rFonts w:cs="Arial"/>
+          <w:rtl/>
+          <w:lang w:val="en-US"/>
+        </w:rPr>
+      </w:pPr>
+      <w:r>
+        <w:rPr>
+          <w:rFonts w:cs="Arial" w:hint="cs"/>
+          <w:b/>
+          <w:bCs/>
+          <w:rtl/>
+          <w:lang w:val="en-US"/>
+        </w:rPr>
+        <w:t>מיקום עבודה</w:t>
+      </w:r>
+      <w:r>
+        <w:rPr>
+          <w:rFonts w:cs="Arial" w:hint="cs"/>
+          <w:rtl/>
+          <w:lang w:val="en-US"/>
+        </w:rPr>
+        <w:t xml:space="preserve">: </w:t>
+      </w:r>
+      <w:r>
+        <w:rPr>
+          <w:rFonts w:cs="Arial" w:hint="cs"/>
+          <w:rtl/>
+          <w:lang w:val="en-US"/>
+        </w:rPr>
+        <w:t>חברת יזמות סלע בע"מ</w:t>
+      </w:r>
+    </w:p>
+    <w:p>
+      <w:pPr>
+        <w:bidi/>
+        <w:ind w:firstLine="360"/>
+        <w:rPr>
+          <w:rFonts w:cs="Arial"/>
+          <w:rtl/>
+          <w:lang w:val="en-US"/>
+        </w:rPr>
+      </w:pPr>
+      <w:r>
+        <w:rPr>
+          <w:rFonts w:cs="Arial" w:hint="cs"/>
+          <w:b/>
+          <w:bCs/>
+          <w:rtl/>
+          <w:lang w:val="en-US"/>
+        </w:rPr>
+        <w:t>ניסיון מקצועי</w:t>
+      </w:r>
+      <w:r>
+        <w:rPr>
+          <w:rFonts w:cs="Arial" w:hint="cs"/>
+          <w:rtl/>
+          <w:lang w:val="en-US"/>
+        </w:rPr>
+        <w:t>:</w:t>
+      </w:r>
+    </w:p>
+    <w:p>
+      <w:pPr>
+        <w:bidi/>
+        <w:ind w:firstLine="360"/>
+        <w:rPr>
+          <w:rFonts w:cs="Arial"/>
+          <w:rtl/>
+          <w:lang w:val="en-US"/>
+        </w:rPr>
+      </w:pPr>
+      <w:r>
+        <w:rPr>
+          <w:rFonts w:cs="Arial" w:hint="cs"/>
+          <w:rtl/>
+          <w:lang w:val="en-US"/>
+        </w:rPr>
+        <w:t xml:space="preserve">2008 </w:t>
+      </w:r>
+      <w:r>
+        <w:rPr>
+          <w:rFonts w:cs="Arial"/>
+          <w:rtl/>
+          <w:lang w:val="en-US"/>
+        </w:rPr>
+        <w:t>–</w:t>
+      </w:r>
+      <w:r>
+        <w:rPr>
+          <w:rFonts w:cs="Arial" w:hint="cs"/>
+          <w:rtl/>
+          <w:lang w:val="en-US"/>
+        </w:rPr>
+        <w:t xml:space="preserve"> 2010 | מהנדס </w:t>
+      </w:r>
+      <w:r>
+        <w:rPr>
+          <w:rFonts w:cs="Arial"/>
+          <w:rtl/>
+          <w:lang w:val="en-US"/>
+        </w:rPr>
+        <w:t>מיפוי וגיאו-אינפורמציה</w:t>
+      </w:r>
+      <w:r>
+        <w:rPr>
+          <w:rFonts w:cs="Arial" w:hint="cs"/>
+          <w:rtl/>
+          <w:lang w:val="en-US"/>
+        </w:rPr>
+        <w:t xml:space="preserve"> </w:t>
+      </w:r>
+      <w:r>
+        <w:rPr>
+          <w:rFonts w:cs="Arial" w:hint="cs"/>
+          <w:rtl/>
+          <w:lang w:val="en-US"/>
+        </w:rPr>
+        <w:t xml:space="preserve">| </w:t>
+      </w:r>
+      <w:r>
+        <w:rPr>
+          <w:rFonts w:cs="Arial" w:hint="cs"/>
+          <w:rtl/>
+          <w:lang w:val="en-US"/>
+        </w:rPr>
+        <w:t>אופק הנדסה בע"מ</w:t>
+      </w:r>
+    </w:p>
+    <w:p>
+      <w:pPr>
+        <w:bidi/>
+        <w:ind w:firstLine="360"/>
+        <w:rPr>
+          <w:rFonts w:cs="Arial"/>
+          <w:rtl/>
+          <w:lang w:val="en-US"/>
+        </w:rPr>
+      </w:pPr>
+      <w:r>
+        <w:rPr>
+          <w:rFonts w:cs="Arial" w:hint="cs"/>
+          <w:rtl/>
+          <w:lang w:val="en-US"/>
+        </w:rPr>
+        <w:t xml:space="preserve">2011 </w:t>
+      </w:r>
+      <w:r>
+        <w:rPr>
+          <w:rFonts w:cs="Arial"/>
+          <w:rtl/>
+          <w:lang w:val="en-US"/>
+        </w:rPr>
+        <w:t>–</w:t>
+      </w:r>
+      <w:r>
+        <w:rPr>
+          <w:rFonts w:cs="Arial" w:hint="cs"/>
+          <w:rtl/>
+          <w:lang w:val="en-US"/>
+        </w:rPr>
+        <w:t xml:space="preserve"> 2017 | </w:t>
+      </w:r>
+      <w:r>
+        <w:rPr>
+          <w:rFonts w:cs="Arial" w:hint="cs"/>
+          <w:rtl/>
+          <w:lang w:val="en-US"/>
+        </w:rPr>
+        <w:t>מנהל עבודה באתרי בנייה | עתיד יזמות בע"מ</w:t>
+      </w:r>
+    </w:p>
+    <w:p>
+      <w:pPr>
+        <w:bidi/>
+        <w:ind w:firstLine="360"/>
+        <w:rPr>
+          <w:rFonts w:cs="Arial"/>
+          <w:rtl/>
+          <w:lang w:val="en-US"/>
+        </w:rPr>
+      </w:pPr>
+      <w:r>
+        <w:rPr>
+          <w:rFonts w:cs="Arial" w:hint="cs"/>
+          <w:rtl/>
+          <w:lang w:val="en-US"/>
+        </w:rPr>
+        <w:t xml:space="preserve">2017 </w:t>
+      </w:r>
+      <w:r>
+        <w:rPr>
+          <w:rFonts w:cs="Arial"/>
+          <w:rtl/>
+          <w:lang w:val="en-US"/>
+        </w:rPr>
+        <w:t>–</w:t>
+      </w:r>
+      <w:r>
+        <w:rPr>
+          <w:rFonts w:cs="Arial" w:hint="cs"/>
+          <w:rtl/>
+          <w:lang w:val="en-US"/>
+        </w:rPr>
+        <w:t xml:space="preserve"> היום | </w:t>
+      </w:r>
+      <w:r>
+        <w:rPr>
+          <w:rFonts w:cs="Arial" w:hint="cs"/>
+          <w:rtl/>
+          <w:lang w:val="en-US"/>
+        </w:rPr>
+        <w:t>מנהל פרויקטי</w:t>
+      </w:r>
+      <w:r>
+        <w:rPr>
+          <w:rFonts w:cs="Arial" w:hint="cs"/>
+          <w:rtl/>
+          <w:lang w:val="en-US"/>
+        </w:rPr>
+        <w:t xml:space="preserve"> בנייה</w:t>
+      </w:r>
+      <w:r>
+        <w:rPr>
+          <w:rFonts w:cs="Arial" w:hint="cs"/>
+          <w:rtl/>
+          <w:lang w:val="en-US"/>
+        </w:rPr>
+        <w:t xml:space="preserve"> | </w:t>
+      </w:r>
+      <w:r>
+        <w:rPr>
+          <w:rFonts w:cs="Arial" w:hint="cs"/>
+          <w:rtl/>
+          <w:lang w:val="en-US"/>
+        </w:rPr>
+        <w:t>סלע בע"מ</w:t>
+      </w:r>
+    </w:p>
+    <w:p>
+      <w:pPr>
+        <w:bidi/>
+        <w:ind w:firstLine="360"/>
+        <w:rPr>
+          <w:rFonts w:cs="Arial"/>
+          <w:lang w:val="en-US"/>
+        </w:rPr>
+      </w:pPr>
+    </w:p>
+    <w:p>
+      <w:pPr>
+        <w:bidi/>
+        <w:ind w:firstLine="360"/>
+        <w:rPr>
+          <w:rFonts w:cs="Arial"/>
+          <w:b/>
+          <w:bCs/>
+          <w:u w:val="single"/>
+          <w:rtl/>
+          <w:lang w:val="en-US"/>
+        </w:rPr>
+      </w:pPr>
+      <w:bookmarkStart w:id="0" w:name="_Hlk214873734"/>
+      <w:bookmarkStart w:id="1" w:name="_Hlk214868335"/>
+    </w:p>
+    <w:p>
+      <w:pPr>
+        <w:bidi/>
+        <w:ind w:firstLine="360"/>
+        <w:rPr>
+          <w:rFonts w:cs="Arial"/>
+          <w:b/>
+          <w:bCs/>
+          <w:u w:val="single"/>
+          <w:rtl/>
+          <w:lang w:val="en-US"/>
+        </w:rPr>
+      </w:pPr>
+    </w:p>
+    <w:p>
+      <w:pPr>
+        <w:bidi/>
+        <w:ind w:firstLine="360"/>
+        <w:rPr>
+          <w:rFonts w:cs="Arial"/>
+          <w:b/>
+          <w:bCs/>
+          <w:u w:val="single"/>
+          <w:rtl/>
+          <w:lang w:val="en-US"/>
+        </w:rPr>
+      </w:pPr>
+    </w:p>
+    <w:p>
+      <w:pPr>
+        <w:bidi/>
+        <w:ind w:firstLine="360"/>
+        <w:rPr>
+          <w:rFonts w:cs="Arial"/>
+          <w:b/>
+          <w:bCs/>
+          <w:u w:val="single"/>
+          <w:rtl/>
+          <w:lang w:val="en-US"/>
+        </w:rPr>
+      </w:pPr>
+    </w:p>
+    <w:p>
+      <w:pPr>
+        <w:bidi/>
+        <w:ind w:firstLine="360"/>
+        <w:rPr>
+          <w:rFonts w:cs="Arial"/>
+          <w:b/>
+          <w:bCs/>
+          <w:u w:val="single"/>
+          <w:rtl/>
+          <w:lang w:val="en-US"/>
+        </w:rPr>
+      </w:pPr>
+    </w:p>
+    <w:p>
+      <w:pPr>
+        <w:bidi/>
+        <w:ind w:firstLine="360"/>
+        <w:rPr>
+          <w:rFonts w:cs="Arial"/>
+          <w:b/>
+          <w:bCs/>
+          <w:u w:val="single"/>
+          <w:rtl/>
+          <w:lang w:val="en-US"/>
+        </w:rPr>
+      </w:pPr>
+    </w:p>
+    <w:p>
+      <w:pPr>
+        <w:bidi/>
+        <w:ind w:firstLine="360"/>
+        <w:rPr>
+          <w:rFonts w:cs="Arial"/>
           <w:b/>
           <w:bCs/>
           <w:color w:val="FF0000"/>
-          <w:highlight w:val="yellow"/>
-          <w:rtl/>
-          <w:lang w:val="en-US"/>
-        </w:rPr>
-        <w:t>ה</w:t>
-      </w:r>
-    </w:p>
-    <w:p>
-      <w:pPr>
-        <w:bidi/>
-        <w:ind w:firstLine="360"/>
-        <w:rPr>
-          <w:rtl/>
-          <w:lang w:val="en-US"/>
-        </w:rPr>
-      </w:pPr>
-      <w:r>
-        <w:rPr>
-          <w:rFonts w:hint="cs"/>
-          <w:rtl/>
-          <w:lang w:val="en-US"/>
-        </w:rPr>
-        <w:t>שם: רים זייבק שיני</w:t>
-      </w:r>
-    </w:p>
-    <w:p>
-      <w:pPr>
-        <w:bidi/>
-        <w:ind w:firstLine="360"/>
-        <w:rPr>
-          <w:rtl/>
-          <w:lang w:val="en-US"/>
-        </w:rPr>
-      </w:pPr>
-      <w:r>
-        <w:rPr>
-          <w:rFonts w:hint="cs"/>
-          <w:rtl/>
-          <w:lang w:val="en-US"/>
-        </w:rPr>
-        <w:t xml:space="preserve">גיל: </w:t>
-      </w:r>
-      <w:r>
-        <w:rPr>
-          <w:lang w:val="en-US"/>
-        </w:rPr>
-        <w:t>38</w:t>
-      </w:r>
-    </w:p>
-    <w:p>
-      <w:pPr>
-        <w:bidi/>
-        <w:ind w:firstLine="360"/>
-        <w:rPr>
-          <w:rtl/>
-          <w:lang w:val="en-US"/>
-        </w:rPr>
-      </w:pPr>
-      <w:r>
-        <w:rPr>
-          <w:rFonts w:hint="cs"/>
-          <w:rtl/>
-          <w:lang w:val="en-US"/>
-        </w:rPr>
-        <w:t>מין: נקבה</w:t>
-      </w:r>
-    </w:p>
-    <w:p>
-      <w:pPr>
-        <w:bidi/>
-        <w:ind w:firstLine="360"/>
-        <w:rPr>
-          <w:rFonts w:cs="Arial"/>
-          <w:rtl/>
-          <w:lang w:val="en-US"/>
-        </w:rPr>
-      </w:pPr>
-      <w:r>
-        <w:rPr>
-          <w:rFonts w:hint="cs"/>
-          <w:rtl/>
-          <w:lang w:val="en-US"/>
-        </w:rPr>
-        <w:t>תפקיד: חוקרת בפיתוח טכנולוגיות בענף הבנייה</w:t>
-      </w:r>
-      <w:r>
-        <w:rPr>
-          <w:lang w:val="en-US"/>
-        </w:rPr>
-        <w:t xml:space="preserve"> </w:t>
-      </w:r>
-      <w:r>
-        <w:rPr>
-          <w:rFonts w:hint="cs"/>
-          <w:rtl/>
-          <w:lang w:val="en-US"/>
-        </w:rPr>
-        <w:t xml:space="preserve">בהתמחות בתחום </w:t>
-      </w:r>
-      <w:r>
-        <w:rPr>
-          <w:rFonts w:cs="Arial"/>
-          <w:rtl/>
-          <w:lang w:val="en-US"/>
-        </w:rPr>
-        <w:t>מיפוי וגיאו-אינפורמציה</w:t>
-      </w:r>
-    </w:p>
-    <w:p>
-      <w:pPr>
-        <w:bidi/>
-        <w:ind w:firstLine="360"/>
-        <w:rPr>
-          <w:rFonts w:cs="Arial"/>
-          <w:rtl/>
-          <w:lang w:val="en-US"/>
-        </w:rPr>
-      </w:pPr>
-      <w:r>
-        <w:rPr>
-          <w:rFonts w:cs="Arial" w:hint="cs"/>
-          <w:rtl/>
-          <w:lang w:val="en-US"/>
-        </w:rPr>
-        <w:t xml:space="preserve">השכלה: </w:t>
-      </w:r>
-      <w:r>
-        <w:rPr>
-          <w:rFonts w:cs="Arial" w:hint="cs"/>
-          <w:rtl/>
-          <w:lang w:val="en-US"/>
-        </w:rPr>
-        <w:t xml:space="preserve">תואר דוקטורת בהנדסה אזחית בהתמחות בתחום </w:t>
-      </w:r>
-      <w:r>
-        <w:rPr>
-          <w:rFonts w:cs="Arial"/>
-          <w:rtl/>
-          <w:lang w:val="en-US"/>
-        </w:rPr>
-        <w:t>מיפוי וגיאו-אינפורמציה</w:t>
-      </w:r>
-      <w:r>
-        <w:rPr>
-          <w:rFonts w:cs="Arial" w:hint="cs"/>
-          <w:rtl/>
-          <w:lang w:val="en-US"/>
-        </w:rPr>
-        <w:t>, טכניון</w:t>
-      </w:r>
-    </w:p>
-    <w:p>
-      <w:pPr>
-        <w:bidi/>
-        <w:ind w:firstLine="360"/>
-        <w:rPr>
-          <w:rFonts w:cs="Arial"/>
-          <w:rtl/>
-          <w:lang w:val="en-US"/>
-        </w:rPr>
-      </w:pPr>
-      <w:r>
-        <w:rPr>
-          <w:rFonts w:cs="Arial" w:hint="cs"/>
-          <w:rtl/>
-          <w:lang w:val="en-US"/>
-        </w:rPr>
-        <w:t>מיקום עבודה: המכללה האקדמית להנדסה בראודה</w:t>
-      </w:r>
-    </w:p>
-    <w:p>
-      <w:pPr>
-        <w:bidi/>
-        <w:ind w:firstLine="360"/>
-        <w:rPr>
-          <w:rFonts w:cs="Arial"/>
-          <w:rtl/>
-          <w:lang w:val="en-US"/>
-        </w:rPr>
-      </w:pPr>
-      <w:r>
-        <w:rPr>
-          <w:rFonts w:cs="Arial" w:hint="cs"/>
-          <w:rtl/>
-          <w:lang w:val="en-US"/>
-        </w:rPr>
-        <w:t>ניסיון מקצועי:</w:t>
-      </w:r>
-    </w:p>
-    <w:p>
-      <w:pPr>
-        <w:bidi/>
-        <w:ind w:firstLine="360"/>
-        <w:rPr>
-          <w:rFonts w:cs="Arial"/>
-          <w:rtl/>
-          <w:lang w:val="en-US"/>
-        </w:rPr>
-      </w:pPr>
-      <w:r>
-        <w:rPr>
-          <w:rFonts w:cs="Arial" w:hint="cs"/>
-          <w:rtl/>
-          <w:lang w:val="en-US"/>
-        </w:rPr>
-        <w:t xml:space="preserve">2008 </w:t>
-      </w:r>
-      <w:r>
-        <w:rPr>
-          <w:rFonts w:cs="Arial"/>
-          <w:rtl/>
-          <w:lang w:val="en-US"/>
-        </w:rPr>
-        <w:t>–</w:t>
-      </w:r>
-      <w:r>
-        <w:rPr>
-          <w:rFonts w:cs="Arial" w:hint="cs"/>
-          <w:rtl/>
-          <w:lang w:val="en-US"/>
-        </w:rPr>
-        <w:t xml:space="preserve"> 2010 | מהנדסת </w:t>
-      </w:r>
-      <w:r>
-        <w:rPr>
-          <w:rFonts w:cs="Arial"/>
-          <w:rtl/>
-          <w:lang w:val="en-US"/>
-        </w:rPr>
-        <w:t>מיפוי וגיאו-אינפורמציה</w:t>
-      </w:r>
-      <w:r>
-        <w:rPr>
-          <w:rFonts w:cs="Arial" w:hint="cs"/>
-          <w:rtl/>
-          <w:lang w:val="en-US"/>
-        </w:rPr>
-        <w:t xml:space="preserve"> </w:t>
-      </w:r>
-      <w:r>
-        <w:rPr>
-          <w:rFonts w:cs="Arial" w:hint="cs"/>
-          <w:rtl/>
-          <w:lang w:val="en-US"/>
-        </w:rPr>
-        <w:t xml:space="preserve">| </w:t>
-      </w:r>
-      <w:r>
-        <w:rPr>
-          <w:rFonts w:cs="Arial" w:hint="cs"/>
-          <w:rtl/>
-          <w:lang w:val="en-US"/>
-        </w:rPr>
-        <w:t>משרד זייבק וסבג בע"מ</w:t>
-      </w:r>
-    </w:p>
-    <w:p>
-      <w:pPr>
-        <w:bidi/>
-        <w:ind w:firstLine="360"/>
-        <w:rPr>
-          <w:rFonts w:cs="Arial"/>
-          <w:rtl/>
-          <w:lang w:val="en-US"/>
-        </w:rPr>
-      </w:pPr>
-      <w:r>
-        <w:rPr>
-          <w:rFonts w:cs="Arial" w:hint="cs"/>
-          <w:rtl/>
-          <w:lang w:val="en-US"/>
-        </w:rPr>
-        <w:t xml:space="preserve">2011 </w:t>
-      </w:r>
-      <w:r>
-        <w:rPr>
-          <w:rFonts w:cs="Arial"/>
-          <w:rtl/>
-          <w:lang w:val="en-US"/>
-        </w:rPr>
-        <w:t>–</w:t>
-      </w:r>
-      <w:r>
-        <w:rPr>
-          <w:rFonts w:cs="Arial" w:hint="cs"/>
-          <w:rtl/>
-          <w:lang w:val="en-US"/>
-        </w:rPr>
-        <w:t xml:space="preserve"> 2017 | מתרגלת בפקולטה להנדסה אזרחית</w:t>
-      </w:r>
-      <w:r>
-        <w:rPr>
-          <w:rFonts w:cs="Arial" w:hint="cs"/>
-          <w:rtl/>
-          <w:lang w:val="en-US"/>
-        </w:rPr>
-        <w:t xml:space="preserve"> | ה</w:t>
-      </w:r>
-      <w:r>
-        <w:rPr>
-          <w:rFonts w:cs="Arial" w:hint="cs"/>
-          <w:rtl/>
-          <w:lang w:val="en-US"/>
-        </w:rPr>
-        <w:t>טכניון</w:t>
-      </w:r>
-      <w:r>
-        <w:rPr>
-          <w:rFonts w:cs="Arial" w:hint="cs"/>
-          <w:rtl/>
-          <w:lang w:val="en-US"/>
-        </w:rPr>
-        <w:t xml:space="preserve"> מכון טכנולוגי לישראל</w:t>
-      </w:r>
-    </w:p>
-    <w:p>
-      <w:pPr>
-        <w:bidi/>
-        <w:ind w:firstLine="360"/>
-        <w:rPr>
-          <w:rFonts w:cs="Arial"/>
-          <w:rtl/>
-          <w:lang w:val="en-US"/>
-        </w:rPr>
-      </w:pPr>
-      <w:r>
-        <w:rPr>
-          <w:rFonts w:cs="Arial" w:hint="cs"/>
-          <w:rtl/>
-          <w:lang w:val="en-US"/>
-        </w:rPr>
-        <w:t xml:space="preserve">2017 </w:t>
-      </w:r>
-      <w:r>
-        <w:rPr>
-          <w:rFonts w:cs="Arial"/>
-          <w:rtl/>
-          <w:lang w:val="en-US"/>
-        </w:rPr>
-        <w:t>–</w:t>
-      </w:r>
-      <w:r>
-        <w:rPr>
-          <w:rFonts w:cs="Arial" w:hint="cs"/>
-          <w:rtl/>
-          <w:lang w:val="en-US"/>
-        </w:rPr>
-        <w:t xml:space="preserve"> היום | מומחה בסריקות לי</w:t>
-      </w:r>
-      <w:r>
-        <w:rPr>
-          <w:rFonts w:cs="Arial" w:hint="cs"/>
-          <w:rtl/>
-          <w:lang w:val="en-US"/>
-        </w:rPr>
-        <w:t>י</w:t>
-      </w:r>
-      <w:r>
-        <w:rPr>
-          <w:rFonts w:cs="Arial" w:hint="cs"/>
-          <w:rtl/>
-          <w:lang w:val="en-US"/>
-        </w:rPr>
-        <w:t>זר ובנייה מבוססת מידע (</w:t>
-      </w:r>
-      <w:r>
-        <w:rPr>
-          <w:rFonts w:cs="Arial"/>
-          <w:lang w:val="en-US"/>
-        </w:rPr>
-        <w:t>BIM</w:t>
-      </w:r>
-      <w:r>
-        <w:rPr>
-          <w:rFonts w:cs="Arial" w:hint="cs"/>
-          <w:rtl/>
-          <w:lang w:val="en-US"/>
-        </w:rPr>
-        <w:t>)</w:t>
-      </w:r>
-      <w:r>
-        <w:rPr>
-          <w:rFonts w:cs="Arial" w:hint="cs"/>
-          <w:rtl/>
-          <w:lang w:val="en-US"/>
-        </w:rPr>
-        <w:t xml:space="preserve"> | </w:t>
-      </w:r>
-      <w:r>
-        <w:rPr>
-          <w:rFonts w:cs="Arial"/>
-          <w:rtl/>
-          <w:lang w:val="en-US"/>
-        </w:rPr>
-        <w:t>זייבק סרווי בע״מ</w:t>
-      </w:r>
-    </w:p>
-    <w:p>
-      <w:pPr>
-        <w:bidi/>
-        <w:ind w:firstLine="360"/>
-        <w:rPr>
-          <w:rFonts w:cs="Arial"/>
-          <w:rtl/>
-          <w:lang w:val="en-US"/>
-        </w:rPr>
-      </w:pPr>
-      <w:r>
-        <w:rPr>
-          <w:rFonts w:cs="Arial" w:hint="cs"/>
-          <w:rtl/>
-          <w:lang w:val="en-US"/>
-        </w:rPr>
-        <w:t xml:space="preserve">2022 </w:t>
-      </w:r>
-      <w:r>
-        <w:rPr>
-          <w:rFonts w:cs="Arial"/>
-          <w:rtl/>
-          <w:lang w:val="en-US"/>
-        </w:rPr>
-        <w:t>–</w:t>
-      </w:r>
-      <w:r>
-        <w:rPr>
-          <w:rFonts w:cs="Arial" w:hint="cs"/>
-          <w:rtl/>
-          <w:lang w:val="en-US"/>
-        </w:rPr>
-        <w:t xml:space="preserve"> </w:t>
-      </w:r>
-      <w:r>
-        <w:rPr>
-          <w:rFonts w:cs="Arial" w:hint="cs"/>
-          <w:rtl/>
-          <w:lang w:val="en-US"/>
-        </w:rPr>
-        <w:t>היום | מרצה מן החוץ | אוניברסיטת אריאל</w:t>
-      </w:r>
-    </w:p>
-    <w:p>
-      <w:pPr>
-        <w:bidi/>
-        <w:ind w:firstLine="360"/>
-        <w:rPr>
-          <w:rFonts w:cs="Arial"/>
-          <w:rtl/>
-          <w:lang w:val="en-US"/>
-        </w:rPr>
-      </w:pPr>
-      <w:r>
-        <w:rPr>
-          <w:rFonts w:cs="Arial" w:hint="cs"/>
-          <w:rtl/>
-          <w:lang w:val="en-US"/>
-        </w:rPr>
-        <w:t xml:space="preserve">2022 </w:t>
-      </w:r>
-      <w:r>
-        <w:rPr>
-          <w:rFonts w:cs="Arial"/>
-          <w:rtl/>
-          <w:lang w:val="en-US"/>
-        </w:rPr>
-        <w:t>–</w:t>
-      </w:r>
-      <w:r>
-        <w:rPr>
-          <w:rFonts w:cs="Arial" w:hint="cs"/>
-          <w:rtl/>
-          <w:lang w:val="en-US"/>
-        </w:rPr>
-        <w:t xml:space="preserve"> היום | מרצה וחוקרת במחלקה להנדסה אזרחית | המכללה האקדמית להנדסה בראודה</w:t>
-      </w:r>
-    </w:p>
-    <w:p>
-      <w:pPr>
-        <w:bidi/>
-        <w:ind w:firstLine="360"/>
-        <w:rPr>
-          <w:rFonts w:cs="Arial"/>
-          <w:lang w:val="en-US"/>
-        </w:rPr>
-      </w:pPr>
-    </w:p>
-    <w:p>
-      <w:pPr>
-        <w:bidi/>
-        <w:ind w:firstLine="360"/>
-        <w:rPr>
-          <w:rFonts w:cs="Arial"/>
-          <w:b/>
-          <w:bCs/>
-          <w:color w:val="FF0000"/>
           <w:rtl/>
           <w:lang w:val="en-US" w:bidi="ar-SA"/>
         </w:rPr>
       </w:pPr>
-      <w:bookmarkStart w:id="0" w:name="_Hlk214873734"/>
-      <w:bookmarkStart w:id="1" w:name="_Hlk214868335"/>
       <w:r>
         <w:rPr>
           <w:rFonts w:cs="Arial" w:hint="cs"/>
@@ -1881,7 +2029,8 @@
           <w:rtl/>
           <w:lang w:val="en-US"/>
         </w:rPr>
-        <w:t>שאלות לראיון</w:t>
+        <w:lastRenderedPageBreak/>
+        <w:t>ראיון</w:t>
       </w:r>
       <w:r>
         <w:rPr>
@@ -1891,19 +2040,7 @@
           <w:rtl/>
           <w:lang w:val="en-US"/>
         </w:rPr>
-        <w:t xml:space="preserve">: </w:t>
-      </w:r>
-      <w:r>
-        <w:rPr>
-          <w:rFonts w:cs="Arial" w:hint="cs"/>
-          <w:b/>
-          <w:bCs/>
-          <w:color w:val="FF0000"/>
-          <w:highlight w:val="yellow"/>
-          <w:rtl/>
-          <w:lang w:val="en-US"/>
-        </w:rPr>
-        <w:t>יש להוסיף את התשובות אחרי קבלתם</w:t>
+        <w:t>:</w:t>
       </w:r>
     </w:p>
     <w:p>
@@ -1992,40 +2129,122 @@
     <w:p>
       <w:pPr>
         <w:pStyle w:val="ListParagraph"/>
+        <w:bidi/>
+        <w:rPr>
+          <w:rFonts w:cs="Arial"/>
+          <w:lang w:val="en-US"/>
+        </w:rPr>
+      </w:pPr>
+      <w:r>
+        <w:rPr>
+          <w:rFonts w:cs="Arial" w:hint="cs"/>
+          <w:u w:val="single"/>
+          <w:rtl/>
+          <w:lang w:val="en-US"/>
+        </w:rPr>
+        <w:t>תשובה</w:t>
+      </w:r>
+      <w:r>
+        <w:rPr>
+          <w:rFonts w:cs="Arial" w:hint="cs"/>
+          <w:rtl/>
+          <w:lang w:val="en-US"/>
+        </w:rPr>
+        <w:t>:</w:t>
+      </w:r>
+    </w:p>
+    <w:p>
+      <w:pPr>
+        <w:pStyle w:val="ListParagraph"/>
         <w:numPr>
           <w:ilvl w:val="0"/>
-          <w:numId w:val="6"/>
+          <w:numId w:val="16"/>
         </w:numPr>
         <w:bidi/>
         <w:rPr>
           <w:rFonts w:cs="Arial"/>
-          <w:lang w:val="en-US"/>
-        </w:rPr>
-      </w:pPr>
-      <w:r>
-        <w:rPr>
-          <w:rFonts w:cs="Arial"/>
-          <w:rtl/>
-          <w:lang w:val="en-US"/>
-        </w:rPr>
-        <w:t>איך את עוקב</w:t>
-      </w:r>
-      <w:r>
-        <w:rPr>
-          <w:rFonts w:cs="Arial" w:hint="cs"/>
-          <w:rtl/>
-          <w:lang w:val="en-US"/>
-        </w:rPr>
-        <w:t>ת</w:t>
-      </w:r>
-      <w:r>
-        <w:rPr>
-          <w:rFonts w:cs="Arial"/>
-          <w:rtl/>
-          <w:lang w:val="en-US"/>
-        </w:rPr>
-        <w:t xml:space="preserve"> היום אחרי התקדמות עבודות הגמר באתר?</w:t>
-      </w:r>
+          <w:rtl/>
+          <w:lang w:val="en-US"/>
+        </w:rPr>
+      </w:pPr>
+      <w:r>
+        <w:rPr>
+          <w:rFonts w:cs="Arial"/>
+          <w:rtl/>
+          <w:lang w:val="en-US"/>
+        </w:rPr>
+        <w:t>הרחבות יישובים: פריצת כבישים, מערכות רטובות כגון מים ביוב וניקוז. מערכות יבשות כגון חשמל תאורה ותקשורת</w:t>
+      </w:r>
+      <w:r>
+        <w:rPr>
+          <w:rFonts w:cs="Arial"/>
+          <w:lang w:val="en-US"/>
+        </w:rPr>
+        <w:t>.</w:t>
+      </w:r>
+    </w:p>
+    <w:p>
+      <w:pPr>
+        <w:pStyle w:val="ListParagraph"/>
+        <w:numPr>
+          <w:ilvl w:val="0"/>
+          <w:numId w:val="16"/>
+        </w:numPr>
+        <w:bidi/>
+        <w:rPr>
+          <w:rFonts w:cs="Arial"/>
+          <w:rtl/>
+          <w:lang w:val="en-US"/>
+        </w:rPr>
+      </w:pPr>
+      <w:r>
+        <w:rPr>
+          <w:rFonts w:cs="Arial"/>
+          <w:rtl/>
+          <w:lang w:val="en-US"/>
+        </w:rPr>
+        <w:t>הרחבות כבישים ראשיים בארץ כגון כביש 4, 2, 20 וכו' לרבות מחלפים חדשים וגשרים</w:t>
+      </w:r>
+      <w:r>
+        <w:rPr>
+          <w:rFonts w:cs="Arial"/>
+          <w:lang w:val="en-US"/>
+        </w:rPr>
+        <w:t>.</w:t>
+      </w:r>
+    </w:p>
+    <w:p>
+      <w:pPr>
+        <w:pStyle w:val="ListParagraph"/>
+        <w:numPr>
+          <w:ilvl w:val="0"/>
+          <w:numId w:val="16"/>
+        </w:numPr>
+        <w:bidi/>
+        <w:rPr>
+          <w:rFonts w:cs="Arial"/>
+          <w:lang w:val="en-US"/>
+        </w:rPr>
+      </w:pPr>
+      <w:r>
+        <w:rPr>
+          <w:rFonts w:cs="Arial"/>
+          <w:rtl/>
+          <w:lang w:val="en-US"/>
+        </w:rPr>
+        <w:t>כריית מנהרות.</w:t>
+      </w:r>
+    </w:p>
+    <w:p>
+      <w:pPr>
+        <w:pStyle w:val="ListParagraph"/>
+        <w:bidi/>
+        <w:ind w:left="1440"/>
+        <w:rPr>
+          <w:rFonts w:cs="Arial"/>
+          <w:lang w:val="en-US"/>
+        </w:rPr>
+      </w:pPr>
     </w:p>
     <w:p>
       <w:pPr>
@@ -2046,7 +2265,7 @@
           <w:rtl/>
           <w:lang w:val="en-US"/>
         </w:rPr>
-        <w:t>אילו מערכות או כלים דיגיטליים את משתמש</w:t>
+        <w:t>איך את עוקב</w:t>
       </w:r>
       <w:r>
         <w:rPr>
@@ -2062,56 +2281,93 @@
           <w:rtl/>
           <w:lang w:val="en-US"/>
         </w:rPr>
-        <w:t xml:space="preserve"> בהם ביום</w:t>
-      </w:r>
-      <w:r>
-        <w:rPr>
-          <w:rFonts w:cs="Arial" w:hint="cs"/>
-          <w:rtl/>
-          <w:lang w:val="en-US"/>
-        </w:rPr>
-        <w:t>-</w:t>
-      </w:r>
-      <w:r>
-        <w:rPr>
-          <w:rFonts w:cs="Arial"/>
-          <w:rtl/>
-          <w:lang w:val="en-US"/>
-        </w:rPr>
-        <w:t>יום (אקסל, תוכנות ניהול פרויקטים, אפליקציות שטח וכו')?</w:t>
+        <w:t xml:space="preserve"> היום אחרי התקדמות עבודות הגמר באתר?</w:t>
       </w:r>
     </w:p>
     <w:p>
       <w:pPr>
         <w:pStyle w:val="ListParagraph"/>
         <w:bidi/>
-        <w:ind w:left="1080"/>
-        <w:rPr>
-          <w:rFonts w:cs="Arial"/>
-          <w:lang w:val="en-US"/>
-        </w:rPr>
-      </w:pPr>
-    </w:p>
-    <w:p>
-      <w:pPr>
-        <w:bidi/>
-        <w:ind w:left="360"/>
-        <w:rPr>
-          <w:rFonts w:cs="Arial"/>
+        <w:rPr>
+          <w:rFonts w:cs="Arial"/>
+          <w:rtl/>
+          <w:lang w:val="en-US"/>
+        </w:rPr>
+      </w:pPr>
+      <w:r>
+        <w:rPr>
+          <w:rFonts w:cs="Arial" w:hint="cs"/>
           <w:u w:val="single"/>
-          <w:lang w:val="en-US"/>
-        </w:rPr>
-      </w:pPr>
-      <w:r>
-        <w:rPr>
-          <w:rFonts w:cs="Arial"/>
-          <w:u w:val="single"/>
-          <w:rtl/>
-          <w:lang w:val="en-US"/>
-        </w:rPr>
-        <w:lastRenderedPageBreak/>
-        <w:t>כאבים ואתגרים:</w:t>
-      </w:r>
+          <w:rtl/>
+          <w:lang w:val="en-US"/>
+        </w:rPr>
+        <w:t>תשובה</w:t>
+      </w:r>
+      <w:r>
+        <w:rPr>
+          <w:rFonts w:cs="Arial" w:hint="cs"/>
+          <w:rtl/>
+          <w:lang w:val="en-US"/>
+        </w:rPr>
+        <w:t>:</w:t>
+      </w:r>
+    </w:p>
+    <w:p>
+      <w:pPr>
+        <w:pStyle w:val="ListParagraph"/>
+        <w:numPr>
+          <w:ilvl w:val="1"/>
+          <w:numId w:val="19"/>
+        </w:numPr>
+        <w:bidi/>
+        <w:rPr>
+          <w:rFonts w:cs="Arial"/>
+          <w:lang w:val="en-US"/>
+        </w:rPr>
+      </w:pPr>
+      <w:bookmarkStart w:id="2" w:name="_Hlk215427421"/>
+      <w:r>
+        <w:rPr>
+          <w:rFonts w:cs="Arial"/>
+          <w:rtl/>
+        </w:rPr>
+        <w:t>על ידי עדכון לוחות זמנים.</w:t>
+      </w:r>
+    </w:p>
+    <w:p>
+      <w:pPr>
+        <w:pStyle w:val="ListParagraph"/>
+        <w:numPr>
+          <w:ilvl w:val="1"/>
+          <w:numId w:val="19"/>
+        </w:numPr>
+        <w:bidi/>
+        <w:rPr>
+          <w:rFonts w:cs="Arial"/>
+          <w:lang w:val="en-US"/>
+        </w:rPr>
+      </w:pPr>
+      <w:bookmarkStart w:id="3" w:name="_Hlk215427382"/>
+      <w:bookmarkEnd w:id="2"/>
+      <w:r>
+        <w:rPr>
+          <w:rFonts w:cs="Arial"/>
+          <w:rtl/>
+        </w:rPr>
+        <w:t>ישיבות צוות בתדירות קבועה, לצורך העברת תוכניות עבודה ומעקב אחרי התקדמות תוכנית העבודה.</w:t>
+      </w:r>
+      <w:bookmarkEnd w:id="3"/>
+    </w:p>
+    <w:p>
+      <w:pPr>
+        <w:pStyle w:val="ListParagraph"/>
+        <w:bidi/>
+        <w:ind w:left="1440"/>
+        <w:rPr>
+          <w:rFonts w:cs="Arial"/>
+          <w:lang w:val="en-US"/>
+        </w:rPr>
+      </w:pPr>
     </w:p>
     <w:p>
       <w:pPr>
@@ -2132,7 +2388,154 @@
           <w:rtl/>
           <w:lang w:val="en-US"/>
         </w:rPr>
-        <w:t>איפה הכי קשה לך להבין מה באמת קורה בשטח מבחינת התקדמות?</w:t>
+        <w:t>אילו מערכות או כלים דיגיטליים את משתמש</w:t>
+      </w:r>
+      <w:r>
+        <w:rPr>
+          <w:rFonts w:cs="Arial" w:hint="cs"/>
+          <w:rtl/>
+          <w:lang w:val="en-US"/>
+        </w:rPr>
+        <w:t>ת</w:t>
+      </w:r>
+      <w:r>
+        <w:rPr>
+          <w:rFonts w:cs="Arial"/>
+          <w:rtl/>
+          <w:lang w:val="en-US"/>
+        </w:rPr>
+        <w:t xml:space="preserve"> בהם ביום</w:t>
+      </w:r>
+      <w:r>
+        <w:rPr>
+          <w:rFonts w:cs="Arial" w:hint="cs"/>
+          <w:rtl/>
+          <w:lang w:val="en-US"/>
+        </w:rPr>
+        <w:t>-</w:t>
+      </w:r>
+      <w:r>
+        <w:rPr>
+          <w:rFonts w:cs="Arial"/>
+          <w:rtl/>
+          <w:lang w:val="en-US"/>
+        </w:rPr>
+        <w:t>יום (אקסל, תוכנות ניהול פרויקטים, אפליקציות שטח וכו')?</w:t>
+      </w:r>
+    </w:p>
+    <w:p>
+      <w:pPr>
+        <w:pStyle w:val="ListParagraph"/>
+        <w:bidi/>
+        <w:rPr>
+          <w:rFonts w:cs="Arial"/>
+          <w:rtl/>
+          <w:lang w:val="en-US"/>
+        </w:rPr>
+      </w:pPr>
+      <w:r>
+        <w:rPr>
+          <w:rFonts w:cs="Arial" w:hint="cs"/>
+          <w:u w:val="single"/>
+          <w:rtl/>
+          <w:lang w:val="en-US"/>
+        </w:rPr>
+        <w:t>תשובה</w:t>
+      </w:r>
+      <w:r>
+        <w:rPr>
+          <w:rFonts w:cs="Arial" w:hint="cs"/>
+          <w:rtl/>
+          <w:lang w:val="en-US"/>
+        </w:rPr>
+        <w:t>:</w:t>
+      </w:r>
+    </w:p>
+    <w:p>
+      <w:pPr>
+        <w:bidi/>
+        <w:ind w:firstLine="720"/>
+        <w:rPr>
+          <w:rFonts w:cs="Arial"/>
+          <w:rtl/>
+          <w:lang w:val="en-US"/>
+        </w:rPr>
+      </w:pPr>
+      <w:r>
+        <w:rPr>
+          <w:rFonts w:cs="Arial"/>
+          <w:rtl/>
+          <w:lang w:val="en-US"/>
+        </w:rPr>
+        <w:t xml:space="preserve">אופיס, אוטוקאד, </w:t>
+      </w:r>
+      <w:proofErr w:type="spellStart"/>
+      <w:r>
+        <w:rPr>
+          <w:rFonts w:cs="Arial"/>
+          <w:lang w:val="en-US"/>
+        </w:rPr>
+        <w:t>msproject</w:t>
+      </w:r>
+      <w:proofErr w:type="spellEnd"/>
+      <w:r>
+        <w:rPr>
+          <w:rFonts w:cs="Arial"/>
+          <w:rtl/>
+          <w:lang w:val="en-US"/>
+        </w:rPr>
+        <w:t xml:space="preserve">, </w:t>
+      </w:r>
+      <w:r>
+        <w:rPr>
+          <w:rFonts w:cs="Arial" w:hint="cs"/>
+          <w:rtl/>
+          <w:lang w:val="en-US"/>
+        </w:rPr>
+        <w:t>פריוריטי.</w:t>
+      </w:r>
+    </w:p>
+    <w:p>
+      <w:pPr>
+        <w:pStyle w:val="ListParagraph"/>
+        <w:bidi/>
+        <w:ind w:firstLine="720"/>
+        <w:rPr>
+          <w:rFonts w:cs="Arial"/>
+          <w:rtl/>
+          <w:lang w:val="en-US"/>
+        </w:rPr>
+      </w:pPr>
+    </w:p>
+    <w:p>
+      <w:pPr>
+        <w:pStyle w:val="ListParagraph"/>
+        <w:bidi/>
+        <w:ind w:firstLine="720"/>
+        <w:rPr>
+          <w:rFonts w:cs="Arial"/>
+          <w:lang w:val="en-US"/>
+        </w:rPr>
+      </w:pPr>
+    </w:p>
+    <w:p>
+      <w:pPr>
+        <w:bidi/>
+        <w:ind w:left="360"/>
+        <w:rPr>
+          <w:rFonts w:cs="Arial"/>
+          <w:u w:val="single"/>
+          <w:lang w:val="en-US"/>
+        </w:rPr>
+      </w:pPr>
+      <w:r>
+        <w:rPr>
+          <w:rFonts w:cs="Arial"/>
+          <w:u w:val="single"/>
+          <w:rtl/>
+          <w:lang w:val="en-US"/>
+        </w:rPr>
+        <w:t>כאבים ואתגרים:</w:t>
       </w:r>
     </w:p>
     <w:p>
@@ -2154,24 +2557,64 @@
           <w:rtl/>
           <w:lang w:val="en-US"/>
         </w:rPr>
-        <w:t>תאר</w:t>
-      </w:r>
-      <w:r>
-        <w:rPr>
-          <w:rFonts w:cs="Arial" w:hint="cs"/>
-          <w:rtl/>
-          <w:lang w:val="en-US"/>
-        </w:rPr>
-        <w:t>י</w:t>
-      </w:r>
-      <w:r>
-        <w:rPr>
-          <w:rFonts w:cs="Arial"/>
-          <w:rtl/>
-          <w:lang w:val="en-US"/>
-        </w:rPr>
-        <w:t xml:space="preserve"> מצב שבו גילית עיכוב מאוחר מדי – מה קרה שם? איך זה השפיע?</w:t>
-      </w:r>
+        <w:t>איפה הכי קשה לך להבין מה באמת קורה בשטח מבחינת התקדמות?</w:t>
+      </w:r>
+    </w:p>
+    <w:p>
+      <w:pPr>
+        <w:bidi/>
+        <w:ind w:left="360" w:firstLine="360"/>
+        <w:rPr>
+          <w:rFonts w:cs="Arial"/>
+          <w:rtl/>
+          <w:lang w:val="en-US"/>
+        </w:rPr>
+      </w:pPr>
+      <w:r>
+        <w:rPr>
+          <w:rFonts w:cs="Arial" w:hint="cs"/>
+          <w:u w:val="single"/>
+          <w:rtl/>
+          <w:lang w:val="en-US"/>
+        </w:rPr>
+        <w:t>תשובה</w:t>
+      </w:r>
+      <w:r>
+        <w:rPr>
+          <w:rFonts w:cs="Arial" w:hint="cs"/>
+          <w:rtl/>
+          <w:lang w:val="en-US"/>
+        </w:rPr>
+        <w:t>:</w:t>
+      </w:r>
+    </w:p>
+    <w:p>
+      <w:pPr>
+        <w:bidi/>
+        <w:ind w:left="720"/>
+        <w:rPr>
+          <w:rFonts w:cs="Arial"/>
+          <w:rtl/>
+          <w:lang w:val="en-US"/>
+        </w:rPr>
+      </w:pPr>
+      <w:r>
+        <w:rPr>
+          <w:rFonts w:cs="Arial"/>
+          <w:rtl/>
+          <w:lang w:val="en-US"/>
+        </w:rPr>
+        <w:t>כאשר לא ניתן להבחין בעין אם נגמרה העבודה או לא. למשל ריצוף אפשר להסתכל ולהבין אם הסתיים או לא. במקרה של בטון בהתזה למשל אי אפשר לדעת אם הגענו לעובי הדרוש או לא. דוגמה נוספת כאשר יש פרטים קטנים בבניין כמו מערכות, פתחים, נקודות תאורה בקירות ובתקרה כדי לבדוק אם עשו הכל צריך לספור את הכל ולהחזיק תוכנית ולבדוק, עבודה קשה והרבה זמן צורכת.</w:t>
+      </w:r>
+    </w:p>
+    <w:p>
+      <w:pPr>
+        <w:bidi/>
+        <w:rPr>
+          <w:rFonts w:cs="Arial"/>
+          <w:lang w:val="en-US"/>
+        </w:rPr>
+      </w:pPr>
     </w:p>
     <w:p>
       <w:pPr>
@@ -2181,97 +2624,133 @@
           <w:numId w:val="6"/>
         </w:numPr>
         <w:bidi/>
-        <w:rPr>
-          <w:rFonts w:cs="Arial"/>
-          <w:lang w:val="en-US"/>
-        </w:rPr>
-      </w:pPr>
-      <w:r>
-        <w:rPr>
-          <w:rFonts w:cs="Arial"/>
-          <w:rtl/>
-          <w:lang w:val="en-US"/>
-        </w:rPr>
-        <w:t>כמה את סומ</w:t>
-      </w:r>
-      <w:r>
-        <w:rPr>
-          <w:rFonts w:cs="Arial" w:hint="cs"/>
-          <w:rtl/>
-          <w:lang w:val="en-US"/>
-        </w:rPr>
-        <w:t>כת</w:t>
-      </w:r>
-      <w:r>
-        <w:rPr>
-          <w:rFonts w:cs="Arial"/>
-          <w:rtl/>
-          <w:lang w:val="en-US"/>
-        </w:rPr>
-        <w:t xml:space="preserve"> על נתוני ההתקדמות שאת מקבל</w:t>
-      </w:r>
-      <w:r>
-        <w:rPr>
-          <w:rFonts w:cs="Arial" w:hint="cs"/>
-          <w:rtl/>
-          <w:lang w:val="en-US"/>
-        </w:rPr>
-        <w:t>ת</w:t>
-      </w:r>
-      <w:r>
-        <w:rPr>
-          <w:rFonts w:cs="Arial"/>
-          <w:rtl/>
-          <w:lang w:val="en-US"/>
-        </w:rPr>
-        <w:t xml:space="preserve"> היום? מתי את מרגיש</w:t>
-      </w:r>
-      <w:r>
-        <w:rPr>
-          <w:rFonts w:cs="Arial" w:hint="cs"/>
-          <w:rtl/>
-          <w:lang w:val="en-US"/>
-        </w:rPr>
-        <w:t>ה</w:t>
-      </w:r>
-      <w:r>
-        <w:rPr>
-          <w:rFonts w:cs="Arial"/>
-          <w:rtl/>
-          <w:lang w:val="en-US"/>
-        </w:rPr>
-        <w:t xml:space="preserve"> שהם לא משקפים את המציאות?</w:t>
-      </w:r>
-    </w:p>
-    <w:p>
-      <w:pPr>
-        <w:pStyle w:val="ListParagraph"/>
-        <w:bidi/>
-        <w:rPr>
-          <w:rFonts w:cs="Arial"/>
-          <w:lang w:val="en-US"/>
-        </w:rPr>
-      </w:pPr>
-    </w:p>
-    <w:p>
-      <w:pPr>
-        <w:bidi/>
-        <w:ind w:left="360"/>
-        <w:rPr>
-          <w:rFonts w:cs="Arial"/>
+        <w:spacing w:line="240" w:lineRule="auto"/>
+        <w:rPr>
+          <w:rFonts w:cs="Arial"/>
+          <w:lang w:val="en-US"/>
+        </w:rPr>
+      </w:pPr>
+      <w:r>
+        <w:rPr>
+          <w:rFonts w:cs="Arial"/>
+          <w:rtl/>
+          <w:lang w:val="en-US"/>
+        </w:rPr>
+        <w:t>תאר</w:t>
+      </w:r>
+      <w:r>
+        <w:rPr>
+          <w:rFonts w:cs="Arial" w:hint="cs"/>
+          <w:rtl/>
+          <w:lang w:val="en-US"/>
+        </w:rPr>
+        <w:t>י</w:t>
+      </w:r>
+      <w:r>
+        <w:rPr>
+          <w:rFonts w:cs="Arial"/>
+          <w:rtl/>
+          <w:lang w:val="en-US"/>
+        </w:rPr>
+        <w:t xml:space="preserve"> מצב שבו גילית עיכוב מאוחר מדי – מה קרה שם? איך זה השפיע?</w:t>
+      </w:r>
+    </w:p>
+    <w:p>
+      <w:pPr>
+        <w:bidi/>
+        <w:spacing w:line="240" w:lineRule="auto"/>
+        <w:ind w:left="720"/>
+        <w:rPr>
+          <w:rFonts w:cs="Arial"/>
+          <w:rtl/>
+          <w:lang w:val="en-US"/>
+        </w:rPr>
+      </w:pPr>
+      <w:r>
+        <w:rPr>
+          <w:rFonts w:cs="Arial" w:hint="cs"/>
           <w:u w:val="single"/>
-          <w:lang w:val="en-US"/>
-        </w:rPr>
-      </w:pPr>
-      <w:r>
-        <w:rPr>
-          <w:rFonts w:cs="Arial"/>
-          <w:u w:val="single"/>
-          <w:rtl/>
-          <w:lang w:val="en-US"/>
-        </w:rPr>
-        <w:t>תהליכי קבלת החלטות:</w:t>
-      </w:r>
+          <w:rtl/>
+          <w:lang w:val="en-US"/>
+        </w:rPr>
+        <w:t>תשובה</w:t>
+      </w:r>
+      <w:r>
+        <w:rPr>
+          <w:rFonts w:cs="Arial" w:hint="cs"/>
+          <w:rtl/>
+          <w:lang w:val="en-US"/>
+        </w:rPr>
+        <w:t>:</w:t>
+      </w:r>
+    </w:p>
+    <w:p>
+      <w:pPr>
+        <w:bidi/>
+        <w:spacing w:line="240" w:lineRule="auto"/>
+        <w:ind w:left="720"/>
+        <w:rPr>
+          <w:rFonts w:cs="Arial"/>
+          <w:rtl/>
+          <w:lang w:val="en-US"/>
+        </w:rPr>
+      </w:pPr>
+      <w:r>
+        <w:rPr>
+          <w:rFonts w:cs="Arial"/>
+          <w:rtl/>
+          <w:lang w:val="en-US"/>
+        </w:rPr>
+        <w:t xml:space="preserve">עיכוב מאוחר מדי אומר שצריך לעשות את העבודה שוב. הפסד ישיר של </w:t>
+      </w:r>
+      <w:r>
+        <w:rPr>
+          <w:rFonts w:cs="Arial" w:hint="cs"/>
+          <w:rtl/>
+          <w:lang w:val="en-US"/>
+        </w:rPr>
+        <w:t>כסף</w:t>
+      </w:r>
+      <w:r>
+        <w:rPr>
+          <w:rFonts w:cs="Arial"/>
+          <w:rtl/>
+          <w:lang w:val="en-US"/>
+        </w:rPr>
+        <w:t xml:space="preserve"> וזמן. זה יכול לקרות ברוב סוגי העבודות במקרה של טעויות בביצוע</w:t>
+      </w:r>
+      <w:r>
+        <w:rPr>
+          <w:rFonts w:cs="Arial"/>
+          <w:lang w:val="en-US"/>
+        </w:rPr>
+        <w:t>.</w:t>
+      </w:r>
+      <w:r>
+        <w:rPr>
+          <w:rFonts w:cs="Arial" w:hint="cs"/>
+          <w:rtl/>
+          <w:lang w:val="en-US"/>
+        </w:rPr>
+        <w:t xml:space="preserve"> </w:t>
+      </w:r>
+      <w:r>
+        <w:rPr>
+          <w:rFonts w:cs="Arial"/>
+          <w:rtl/>
+          <w:lang w:val="en-US"/>
+        </w:rPr>
+        <w:t>מעקב לקוי אחרי קבלת סחורה יכול לעכב, תיאום לא נכון עם מפעל הבטון יכול לעכב.</w:t>
+      </w:r>
+    </w:p>
+    <w:p>
+      <w:pPr>
+        <w:bidi/>
+        <w:rPr>
+          <w:rFonts w:cs="Arial"/>
+          <w:lang w:val="en-US"/>
+        </w:rPr>
+      </w:pPr>
     </w:p>
     <w:p>
       <w:pPr>
@@ -2281,34 +2760,159 @@
           <w:numId w:val="6"/>
         </w:numPr>
         <w:bidi/>
-        <w:rPr>
-          <w:rFonts w:cs="Arial"/>
-          <w:lang w:val="en-US"/>
-        </w:rPr>
-      </w:pPr>
-      <w:r>
-        <w:rPr>
-          <w:rFonts w:cs="Arial"/>
-          <w:rtl/>
-          <w:lang w:val="en-US"/>
-        </w:rPr>
-        <w:t>מהן ההחלטות הכי קריטיות שאת צרי</w:t>
-      </w:r>
-      <w:r>
-        <w:rPr>
-          <w:rFonts w:cs="Arial" w:hint="cs"/>
-          <w:rtl/>
-          <w:lang w:val="en-US"/>
-        </w:rPr>
-        <w:t>כה</w:t>
-      </w:r>
-      <w:r>
-        <w:rPr>
-          <w:rFonts w:cs="Arial"/>
-          <w:rtl/>
-          <w:lang w:val="en-US"/>
-        </w:rPr>
-        <w:t xml:space="preserve"> לקבל על בסיס מצב ההתקדמות (למשל תגבור צוות, שינוי סדרי עבודה וכו')?</w:t>
+        <w:spacing w:after="0" w:line="240" w:lineRule="auto"/>
+        <w:rPr>
+          <w:rFonts w:cs="Arial"/>
+          <w:lang w:val="en-US"/>
+        </w:rPr>
+      </w:pPr>
+      <w:r>
+        <w:rPr>
+          <w:rFonts w:cs="Arial"/>
+          <w:rtl/>
+          <w:lang w:val="en-US"/>
+        </w:rPr>
+        <w:t>כמה את סומ</w:t>
+      </w:r>
+      <w:r>
+        <w:rPr>
+          <w:rFonts w:cs="Arial" w:hint="cs"/>
+          <w:rtl/>
+          <w:lang w:val="en-US"/>
+        </w:rPr>
+        <w:t>כת</w:t>
+      </w:r>
+      <w:r>
+        <w:rPr>
+          <w:rFonts w:cs="Arial"/>
+          <w:rtl/>
+          <w:lang w:val="en-US"/>
+        </w:rPr>
+        <w:t xml:space="preserve"> על נתוני ההתקדמות שאת מקבל</w:t>
+      </w:r>
+      <w:r>
+        <w:rPr>
+          <w:rFonts w:cs="Arial" w:hint="cs"/>
+          <w:rtl/>
+          <w:lang w:val="en-US"/>
+        </w:rPr>
+        <w:t>ת</w:t>
+      </w:r>
+      <w:r>
+        <w:rPr>
+          <w:rFonts w:cs="Arial"/>
+          <w:rtl/>
+          <w:lang w:val="en-US"/>
+        </w:rPr>
+        <w:t xml:space="preserve"> היום? מתי את מרגיש</w:t>
+      </w:r>
+      <w:r>
+        <w:rPr>
+          <w:rFonts w:cs="Arial" w:hint="cs"/>
+          <w:rtl/>
+          <w:lang w:val="en-US"/>
+        </w:rPr>
+        <w:t>ה</w:t>
+      </w:r>
+      <w:r>
+        <w:rPr>
+          <w:rFonts w:cs="Arial"/>
+          <w:rtl/>
+          <w:lang w:val="en-US"/>
+        </w:rPr>
+        <w:t xml:space="preserve"> שהם לא משקפים את המציאות?</w:t>
+      </w:r>
+    </w:p>
+    <w:p>
+      <w:pPr>
+        <w:pStyle w:val="ListParagraph"/>
+        <w:bidi/>
+        <w:spacing w:after="0" w:line="240" w:lineRule="auto"/>
+        <w:rPr>
+          <w:rFonts w:cs="Arial"/>
+          <w:rtl/>
+          <w:lang w:val="en-US"/>
+        </w:rPr>
+      </w:pPr>
+      <w:r>
+        <w:rPr>
+          <w:rFonts w:cs="Arial" w:hint="cs"/>
+          <w:u w:val="single"/>
+          <w:rtl/>
+          <w:lang w:val="en-US"/>
+        </w:rPr>
+        <w:t>תשובה</w:t>
+      </w:r>
+      <w:r>
+        <w:rPr>
+          <w:rFonts w:cs="Arial" w:hint="cs"/>
+          <w:rtl/>
+          <w:lang w:val="en-US"/>
+        </w:rPr>
+        <w:t>:</w:t>
+      </w:r>
+    </w:p>
+    <w:p>
+      <w:pPr>
+        <w:pStyle w:val="ListParagraph"/>
+        <w:bidi/>
+        <w:spacing w:after="0" w:line="240" w:lineRule="auto"/>
+        <w:rPr>
+          <w:rFonts w:cs="Arial"/>
+          <w:rtl/>
+          <w:lang w:val="en-US"/>
+        </w:rPr>
+      </w:pPr>
+      <w:r>
+        <w:rPr>
+          <w:rFonts w:cs="Arial"/>
+          <w:rtl/>
+          <w:lang w:val="en-US"/>
+        </w:rPr>
+        <w:t>הם יכולים להיות לא משקפים את המציאות במידה והצוות לא הפנים את היעד אליו צריך להגיע.</w:t>
+      </w:r>
+    </w:p>
+    <w:p>
+      <w:pPr>
+        <w:pStyle w:val="ListParagraph"/>
+        <w:bidi/>
+        <w:rPr>
+          <w:rFonts w:cs="Arial"/>
+          <w:lang w:val="en-US"/>
+        </w:rPr>
+      </w:pPr>
+    </w:p>
+    <w:p>
+      <w:pPr>
+        <w:bidi/>
+        <w:ind w:left="360"/>
+        <w:rPr>
+          <w:rFonts w:cs="Arial"/>
+          <w:u w:val="single"/>
+          <w:rtl/>
+          <w:lang w:val="en-US"/>
+        </w:rPr>
+      </w:pPr>
+    </w:p>
+    <w:p>
+      <w:pPr>
+        <w:bidi/>
+        <w:ind w:left="360"/>
+        <w:rPr>
+          <w:rFonts w:cs="Arial"/>
+          <w:u w:val="single"/>
+          <w:lang w:val="en-US"/>
+        </w:rPr>
+      </w:pPr>
+      <w:r>
+        <w:rPr>
+          <w:rFonts w:cs="Arial"/>
+          <w:u w:val="single"/>
+          <w:rtl/>
+          <w:lang w:val="en-US"/>
+        </w:rPr>
+        <w:lastRenderedPageBreak/>
+        <w:t>תהליכי קבלת החלטות:</w:t>
       </w:r>
     </w:p>
     <w:p>
@@ -2330,55 +2934,88 @@
           <w:rtl/>
           <w:lang w:val="en-US"/>
         </w:rPr>
-        <w:t>איזה מידע היית רוצה לראות על המסך כדי שתקבל</w:t>
-      </w:r>
-      <w:r>
-        <w:rPr>
-          <w:rFonts w:cs="Arial" w:hint="cs"/>
-          <w:rtl/>
-          <w:lang w:val="en-US"/>
-        </w:rPr>
-        <w:t>י</w:t>
-      </w:r>
-      <w:r>
-        <w:rPr>
-          <w:rFonts w:cs="Arial"/>
-          <w:rtl/>
-          <w:lang w:val="en-US"/>
-        </w:rPr>
-        <w:t xml:space="preserve"> החלטות יותר מהר ויותר בביטחון?</w:t>
-      </w:r>
-    </w:p>
-    <w:p>
-      <w:pPr>
-        <w:pStyle w:val="ListParagraph"/>
-        <w:bidi/>
-        <w:rPr>
-          <w:rFonts w:cs="Arial"/>
-          <w:lang w:val="en-US"/>
-        </w:rPr>
-      </w:pPr>
-    </w:p>
-    <w:p>
-      <w:pPr>
-        <w:bidi/>
-        <w:ind w:left="360"/>
-        <w:rPr>
-          <w:rFonts w:cs="Arial"/>
+        <w:t>מהן ההחלטות הכי קריטיות שאת צרי</w:t>
+      </w:r>
+      <w:r>
+        <w:rPr>
+          <w:rFonts w:cs="Arial" w:hint="cs"/>
+          <w:rtl/>
+          <w:lang w:val="en-US"/>
+        </w:rPr>
+        <w:t>כה</w:t>
+      </w:r>
+      <w:r>
+        <w:rPr>
+          <w:rFonts w:cs="Arial"/>
+          <w:rtl/>
+          <w:lang w:val="en-US"/>
+        </w:rPr>
+        <w:t xml:space="preserve"> לקבל על בסיס מצב ההתקדמות (למשל תגבור צוות, שינוי סדרי עבודה וכו')?</w:t>
+      </w:r>
+    </w:p>
+    <w:p>
+      <w:pPr>
+        <w:bidi/>
+        <w:ind w:left="360" w:firstLine="360"/>
+        <w:rPr>
+          <w:rFonts w:cs="Arial"/>
+          <w:rtl/>
+          <w:lang w:val="en-US"/>
+        </w:rPr>
+      </w:pPr>
+      <w:r>
+        <w:rPr>
+          <w:rFonts w:cs="Arial" w:hint="cs"/>
           <w:u w:val="single"/>
           <w:rtl/>
           <w:lang w:val="en-US"/>
         </w:rPr>
-      </w:pPr>
-      <w:r>
-        <w:rPr>
-          <w:rFonts w:cs="Arial"/>
-          <w:u w:val="single"/>
-          <w:rtl/>
-          <w:lang w:val="en-US"/>
-        </w:rPr>
-        <w:t>צרכים לגבי דוחות ודשבורדים:</w:t>
-      </w:r>
+        <w:t>תשובה</w:t>
+      </w:r>
+      <w:r>
+        <w:rPr>
+          <w:rFonts w:cs="Arial" w:hint="cs"/>
+          <w:rtl/>
+          <w:lang w:val="en-US"/>
+        </w:rPr>
+        <w:t>:</w:t>
+      </w:r>
+    </w:p>
+    <w:p>
+      <w:pPr>
+        <w:bidi/>
+        <w:ind w:left="720"/>
+        <w:rPr>
+          <w:rFonts w:cs="Arial"/>
+          <w:rtl/>
+          <w:lang w:val="en-US"/>
+        </w:rPr>
+      </w:pPr>
+      <w:r>
+        <w:rPr>
+          <w:rFonts w:cs="Arial"/>
+          <w:rtl/>
+          <w:lang w:val="en-US"/>
+        </w:rPr>
+        <w:t>במידה והתוכנית אינה מתקדמת בהתאם לתכנון והיעד אינו בכוון אז צריך לחשוב מה ניתן לעשות האפשרויות הקיימות: שינוי תוכנית, דחיית יעד במידה ומתאפשר (מה ההשלכות?), עבודה במשמרות נוספות, תגבור צוותים, שינויים בסדרי עבודה או שינוי צורת העבודה</w:t>
+      </w:r>
+      <w:r>
+        <w:rPr>
+          <w:rFonts w:cs="Arial" w:hint="cs"/>
+          <w:rtl/>
+          <w:lang w:val="en-US"/>
+        </w:rPr>
+        <w:t>.</w:t>
+      </w:r>
+    </w:p>
+    <w:p>
+      <w:pPr>
+        <w:bidi/>
+        <w:rPr>
+          <w:rFonts w:cs="Arial"/>
+          <w:lang w:val="en-US"/>
+        </w:rPr>
+      </w:pPr>
     </w:p>
     <w:p>
       <w:pPr>
@@ -2399,23 +3036,146 @@
           <w:rtl/>
           <w:lang w:val="en-US"/>
         </w:rPr>
-        <w:t>איזה דוחות את צרי</w:t>
-      </w:r>
-      <w:r>
-        <w:rPr>
-          <w:rFonts w:cs="Arial" w:hint="cs"/>
-          <w:rtl/>
-          <w:lang w:val="en-US"/>
-        </w:rPr>
-        <w:t>כה</w:t>
-      </w:r>
-      <w:r>
-        <w:rPr>
-          <w:rFonts w:cs="Arial"/>
-          <w:rtl/>
-          <w:lang w:val="en-US"/>
-        </w:rPr>
-        <w:t xml:space="preserve"> להכין להנהלה / ללקוח? באיזו תדירות?</w:t>
+        <w:t>איזה מידע היית רוצה לראות על המסך כדי שתקבל</w:t>
+      </w:r>
+      <w:r>
+        <w:rPr>
+          <w:rFonts w:cs="Arial" w:hint="cs"/>
+          <w:rtl/>
+          <w:lang w:val="en-US"/>
+        </w:rPr>
+        <w:t>י</w:t>
+      </w:r>
+      <w:r>
+        <w:rPr>
+          <w:rFonts w:cs="Arial"/>
+          <w:rtl/>
+          <w:lang w:val="en-US"/>
+        </w:rPr>
+        <w:t xml:space="preserve"> החלטות יותר מהר ויותר בביטחון?</w:t>
+      </w:r>
+    </w:p>
+    <w:p>
+      <w:pPr>
+        <w:bidi/>
+        <w:ind w:left="720"/>
+        <w:rPr>
+          <w:rFonts w:cs="Arial"/>
+          <w:rtl/>
+          <w:lang w:val="en-US"/>
+        </w:rPr>
+      </w:pPr>
+      <w:r>
+        <w:rPr>
+          <w:rFonts w:cs="Arial" w:hint="cs"/>
+          <w:u w:val="single"/>
+          <w:rtl/>
+          <w:lang w:val="en-US"/>
+        </w:rPr>
+        <w:t>תשובה</w:t>
+      </w:r>
+      <w:r>
+        <w:rPr>
+          <w:rFonts w:cs="Arial" w:hint="cs"/>
+          <w:rtl/>
+          <w:lang w:val="en-US"/>
+        </w:rPr>
+        <w:t>:</w:t>
+      </w:r>
+    </w:p>
+    <w:p>
+      <w:pPr>
+        <w:pStyle w:val="ListParagraph"/>
+        <w:numPr>
+          <w:ilvl w:val="0"/>
+          <w:numId w:val="20"/>
+        </w:numPr>
+        <w:bidi/>
+        <w:rPr>
+          <w:rFonts w:cs="Arial"/>
+          <w:rtl/>
+          <w:lang w:val="en-US"/>
+        </w:rPr>
+      </w:pPr>
+      <w:r>
+        <w:rPr>
+          <w:rFonts w:cs="Arial"/>
+          <w:rtl/>
+          <w:lang w:val="en-US"/>
+        </w:rPr>
+        <w:t>רשימת המטלות ואחריות הביצוע של כל אחד לרבות יעד השלמת המשימה ואחוז התקדמות</w:t>
+      </w:r>
+      <w:r>
+        <w:rPr>
+          <w:rFonts w:cs="Arial"/>
+          <w:lang w:val="en-US"/>
+        </w:rPr>
+        <w:t>.</w:t>
+      </w:r>
+    </w:p>
+    <w:p>
+      <w:pPr>
+        <w:pStyle w:val="ListParagraph"/>
+        <w:numPr>
+          <w:ilvl w:val="0"/>
+          <w:numId w:val="20"/>
+        </w:numPr>
+        <w:bidi/>
+        <w:rPr>
+          <w:rFonts w:cs="Arial"/>
+          <w:lang w:val="en-US"/>
+        </w:rPr>
+      </w:pPr>
+      <w:r>
+        <w:rPr>
+          <w:rFonts w:cs="Arial"/>
+          <w:rtl/>
+          <w:lang w:val="en-US"/>
+        </w:rPr>
+        <w:t>תוכנית העבודה עצמה לרבות יעד סופי.</w:t>
+      </w:r>
+    </w:p>
+    <w:p>
+      <w:pPr>
+        <w:pStyle w:val="ListParagraph"/>
+        <w:bidi/>
+        <w:rPr>
+          <w:rFonts w:cs="Arial"/>
+          <w:lang w:val="en-US"/>
+        </w:rPr>
+      </w:pPr>
+    </w:p>
+    <w:p>
+      <w:pPr>
+        <w:bidi/>
+        <w:ind w:left="360"/>
+        <w:rPr>
+          <w:rFonts w:cs="Arial"/>
+          <w:u w:val="single"/>
+          <w:rtl/>
+          <w:lang w:val="en-US"/>
+        </w:rPr>
+      </w:pPr>
+    </w:p>
+    <w:p>
+      <w:pPr>
+        <w:bidi/>
+        <w:ind w:left="360"/>
+        <w:rPr>
+          <w:rFonts w:cs="Arial"/>
+          <w:u w:val="single"/>
+          <w:rtl/>
+          <w:lang w:val="en-US"/>
+        </w:rPr>
+      </w:pPr>
+      <w:r>
+        <w:rPr>
+          <w:rFonts w:cs="Arial"/>
+          <w:u w:val="single"/>
+          <w:rtl/>
+          <w:lang w:val="en-US"/>
+        </w:rPr>
+        <w:t>צרכים לגבי דוחות ודשבורדים:</w:t>
       </w:r>
     </w:p>
     <w:p>
@@ -2437,87 +3197,114 @@
           <w:rtl/>
           <w:lang w:val="en-US"/>
         </w:rPr>
-        <w:t>כשאת אומר</w:t>
-      </w:r>
-      <w:r>
-        <w:rPr>
-          <w:rFonts w:cs="Arial" w:hint="cs"/>
-          <w:rtl/>
-          <w:lang w:val="en-US"/>
-        </w:rPr>
-        <w:t>ת</w:t>
-      </w:r>
-      <w:r>
-        <w:rPr>
-          <w:rFonts w:cs="Arial"/>
-          <w:rtl/>
-          <w:lang w:val="en-US"/>
-        </w:rPr>
-        <w:t xml:space="preserve"> </w:t>
-      </w:r>
-      <w:r>
-        <w:rPr>
-          <w:rFonts w:cs="Arial" w:hint="cs"/>
-          <w:rtl/>
-          <w:lang w:val="en-US"/>
-        </w:rPr>
-        <w:t>"</w:t>
-      </w:r>
-      <w:r>
-        <w:rPr>
-          <w:rFonts w:cs="Arial"/>
-          <w:rtl/>
-          <w:lang w:val="en-US"/>
-        </w:rPr>
-        <w:t>דשבורד טוב</w:t>
-      </w:r>
-      <w:r>
-        <w:rPr>
-          <w:rFonts w:cs="Arial" w:hint="cs"/>
-          <w:rtl/>
-          <w:lang w:val="en-US"/>
-        </w:rPr>
-        <w:t>"</w:t>
-      </w:r>
-      <w:r>
-        <w:rPr>
-          <w:rFonts w:cs="Arial"/>
-          <w:rtl/>
-          <w:lang w:val="en-US"/>
-        </w:rPr>
-        <w:t xml:space="preserve"> – איך הוא נראה בעיניך? מה הוא חייב לכלול?</w:t>
-      </w:r>
-    </w:p>
-    <w:p>
-      <w:pPr>
-        <w:bidi/>
-        <w:rPr>
-          <w:rFonts w:cs="Arial"/>
-          <w:rtl/>
-          <w:lang w:val="en-US"/>
-        </w:rPr>
-      </w:pPr>
-    </w:p>
-    <w:p>
-      <w:pPr>
-        <w:bidi/>
-        <w:ind w:left="360"/>
-        <w:rPr>
-          <w:rFonts w:cs="Arial"/>
+        <w:t>איזה דוחות את צרי</w:t>
+      </w:r>
+      <w:r>
+        <w:rPr>
+          <w:rFonts w:cs="Arial" w:hint="cs"/>
+          <w:rtl/>
+          <w:lang w:val="en-US"/>
+        </w:rPr>
+        <w:t>כה</w:t>
+      </w:r>
+      <w:r>
+        <w:rPr>
+          <w:rFonts w:cs="Arial"/>
+          <w:rtl/>
+          <w:lang w:val="en-US"/>
+        </w:rPr>
+        <w:t xml:space="preserve"> להכין להנהלה / ללקוח? באיזו תדירות?</w:t>
+      </w:r>
+    </w:p>
+    <w:p>
+      <w:pPr>
+        <w:bidi/>
+        <w:ind w:left="720"/>
+        <w:rPr>
+          <w:rFonts w:cs="Arial"/>
+          <w:rtl/>
+          <w:lang w:val="en-US"/>
+        </w:rPr>
+      </w:pPr>
+      <w:r>
+        <w:rPr>
+          <w:rFonts w:cs="Arial" w:hint="cs"/>
           <w:u w:val="single"/>
           <w:rtl/>
           <w:lang w:val="en-US"/>
         </w:rPr>
-      </w:pPr>
-      <w:r>
-        <w:rPr>
-          <w:rFonts w:cs="Arial"/>
-          <w:u w:val="single"/>
-          <w:rtl/>
-          <w:lang w:val="en-US"/>
-        </w:rPr>
-        <w:t>שימוש בסריקות לייזר:</w:t>
-      </w:r>
+        <w:t>תשובה</w:t>
+      </w:r>
+      <w:r>
+        <w:rPr>
+          <w:rFonts w:cs="Arial" w:hint="cs"/>
+          <w:rtl/>
+          <w:lang w:val="en-US"/>
+        </w:rPr>
+        <w:t>:</w:t>
+      </w:r>
+    </w:p>
+    <w:p>
+      <w:pPr>
+        <w:pStyle w:val="ListParagraph"/>
+        <w:numPr>
+          <w:ilvl w:val="0"/>
+          <w:numId w:val="21"/>
+        </w:numPr>
+        <w:bidi/>
+        <w:rPr>
+          <w:rFonts w:cs="Arial"/>
+          <w:rtl/>
+          <w:lang w:val="en-US"/>
+        </w:rPr>
+      </w:pPr>
+      <w:r>
+        <w:rPr>
+          <w:rFonts w:cs="Arial"/>
+          <w:rtl/>
+          <w:lang w:val="en-US"/>
+        </w:rPr>
+        <w:t>ללקוח, עדכון לוח זמנים</w:t>
+      </w:r>
+      <w:r>
+        <w:rPr>
+          <w:rFonts w:cs="Arial"/>
+          <w:lang w:val="en-US"/>
+        </w:rPr>
+        <w:t>.</w:t>
+      </w:r>
+    </w:p>
+    <w:p>
+      <w:pPr>
+        <w:pStyle w:val="ListParagraph"/>
+        <w:numPr>
+          <w:ilvl w:val="0"/>
+          <w:numId w:val="21"/>
+        </w:numPr>
+        <w:bidi/>
+        <w:rPr>
+          <w:rFonts w:cs="Arial"/>
+          <w:rtl/>
+          <w:lang w:val="en-US"/>
+        </w:rPr>
+      </w:pPr>
+      <w:r>
+        <w:rPr>
+          <w:rFonts w:cs="Arial"/>
+          <w:rtl/>
+          <w:lang w:val="en-US"/>
+        </w:rPr>
+        <w:t>להנהלה, עדכון לוח זמנים ואומדן עלויות לגמר – עדכון תקציב.</w:t>
+      </w:r>
+    </w:p>
+    <w:p>
+      <w:pPr>
+        <w:bidi/>
+        <w:rPr>
+          <w:rFonts w:cs="Arial"/>
+          <w:lang w:val="en-US"/>
+        </w:rPr>
+      </w:pPr>
     </w:p>
     <w:p>
       <w:pPr>
@@ -2538,22 +3325,173 @@
           <w:rtl/>
           <w:lang w:val="en-US"/>
         </w:rPr>
-        <w:t xml:space="preserve">יצא לך לעבוד עם סריקות לייזר / </w:t>
-      </w:r>
-      <w:r>
-        <w:rPr>
-          <w:rFonts w:cs="Arial"/>
-          <w:lang w:val="en-US"/>
-        </w:rPr>
-        <w:t>Point Clouds</w:t>
-      </w:r>
-      <w:r>
-        <w:rPr>
-          <w:rFonts w:cs="Arial"/>
-          <w:rtl/>
-          <w:lang w:val="en-US"/>
-        </w:rPr>
-        <w:t xml:space="preserve"> בעבר? אם כן – איך זה השתלב בניהול השוטף?</w:t>
+        <w:t>כשאת אומר</w:t>
+      </w:r>
+      <w:r>
+        <w:rPr>
+          <w:rFonts w:cs="Arial" w:hint="cs"/>
+          <w:rtl/>
+          <w:lang w:val="en-US"/>
+        </w:rPr>
+        <w:t>ת</w:t>
+      </w:r>
+      <w:r>
+        <w:rPr>
+          <w:rFonts w:cs="Arial"/>
+          <w:rtl/>
+          <w:lang w:val="en-US"/>
+        </w:rPr>
+        <w:t xml:space="preserve"> </w:t>
+      </w:r>
+      <w:r>
+        <w:rPr>
+          <w:rFonts w:cs="Arial" w:hint="cs"/>
+          <w:rtl/>
+          <w:lang w:val="en-US"/>
+        </w:rPr>
+        <w:t>"</w:t>
+      </w:r>
+      <w:r>
+        <w:rPr>
+          <w:rFonts w:cs="Arial"/>
+          <w:rtl/>
+          <w:lang w:val="en-US"/>
+        </w:rPr>
+        <w:t>דשבורד טוב</w:t>
+      </w:r>
+      <w:r>
+        <w:rPr>
+          <w:rFonts w:cs="Arial" w:hint="cs"/>
+          <w:rtl/>
+          <w:lang w:val="en-US"/>
+        </w:rPr>
+        <w:t>"</w:t>
+      </w:r>
+      <w:r>
+        <w:rPr>
+          <w:rFonts w:cs="Arial"/>
+          <w:rtl/>
+          <w:lang w:val="en-US"/>
+        </w:rPr>
+        <w:t xml:space="preserve"> – איך הוא נראה בעיניך? מה הוא חייב לכלול?</w:t>
+      </w:r>
+    </w:p>
+    <w:p>
+      <w:pPr>
+        <w:bidi/>
+        <w:ind w:left="360" w:firstLine="360"/>
+        <w:rPr>
+          <w:rFonts w:cs="Arial"/>
+          <w:rtl/>
+          <w:lang w:val="en-US"/>
+        </w:rPr>
+      </w:pPr>
+      <w:r>
+        <w:rPr>
+          <w:rFonts w:cs="Arial" w:hint="cs"/>
+          <w:u w:val="single"/>
+          <w:rtl/>
+          <w:lang w:val="en-US"/>
+        </w:rPr>
+        <w:t>תשובה</w:t>
+      </w:r>
+      <w:r>
+        <w:rPr>
+          <w:rFonts w:cs="Arial" w:hint="cs"/>
+          <w:rtl/>
+          <w:lang w:val="en-US"/>
+        </w:rPr>
+        <w:t>:</w:t>
+      </w:r>
+    </w:p>
+    <w:p>
+      <w:pPr>
+        <w:pStyle w:val="ListParagraph"/>
+        <w:numPr>
+          <w:ilvl w:val="0"/>
+          <w:numId w:val="23"/>
+        </w:numPr>
+        <w:bidi/>
+        <w:rPr>
+          <w:rFonts w:cs="Arial"/>
+          <w:lang w:val="en-US"/>
+        </w:rPr>
+      </w:pPr>
+      <w:r>
+        <w:rPr>
+          <w:rFonts w:cs="Arial"/>
+          <w:rtl/>
+        </w:rPr>
+        <w:t>קליל, לא עמוס</w:t>
+      </w:r>
+      <w:r>
+        <w:rPr>
+          <w:rFonts w:cs="Arial" w:hint="cs"/>
+          <w:rtl/>
+        </w:rPr>
+        <w:t>.</w:t>
+      </w:r>
+    </w:p>
+    <w:p>
+      <w:pPr>
+        <w:pStyle w:val="ListParagraph"/>
+        <w:numPr>
+          <w:ilvl w:val="0"/>
+          <w:numId w:val="23"/>
+        </w:numPr>
+        <w:bidi/>
+        <w:rPr>
+          <w:rFonts w:cs="Arial"/>
+          <w:rtl/>
+          <w:lang w:val="en-US"/>
+        </w:rPr>
+      </w:pPr>
+      <w:r>
+        <w:rPr>
+          <w:rFonts w:cs="Arial"/>
+          <w:rtl/>
+        </w:rPr>
+        <w:t>אפשרות לצילום תמונות וצירופם למערכת.</w:t>
+      </w:r>
+    </w:p>
+    <w:p>
+      <w:pPr>
+        <w:bidi/>
+        <w:ind w:left="360"/>
+        <w:rPr>
+          <w:rFonts w:cs="Arial"/>
+          <w:rtl/>
+          <w:lang w:val="en-US"/>
+        </w:rPr>
+      </w:pPr>
+      <w:r>
+        <w:rPr>
+          <w:rFonts w:cs="Arial"/>
+          <w:rtl/>
+          <w:lang w:val="en-US"/>
+        </w:rPr>
+        <w:br/>
+      </w:r>
+    </w:p>
+    <w:p>
+      <w:pPr>
+        <w:bidi/>
+        <w:ind w:left="360"/>
+        <w:rPr>
+          <w:rFonts w:cs="Arial"/>
+          <w:u w:val="single"/>
+          <w:rtl/>
+          <w:lang w:val="en-US"/>
+        </w:rPr>
+      </w:pPr>
+      <w:r>
+        <w:rPr>
+          <w:rFonts w:cs="Arial"/>
+          <w:u w:val="single"/>
+          <w:rtl/>
+          <w:lang w:val="en-US"/>
+        </w:rPr>
+        <w:t>שימוש בסריקות לייזר:</w:t>
       </w:r>
     </w:p>
     <w:p>
@@ -2575,39 +3513,104 @@
           <w:rtl/>
           <w:lang w:val="en-US"/>
         </w:rPr>
-        <w:t>אם מערכת תראה לך את השינויים בפועל בין שתי סריקות – מה יהיה השימוש הכי חשוב בזה עבורך?</w:t>
-      </w:r>
-    </w:p>
-    <w:p>
-      <w:pPr>
-        <w:bidi/>
-        <w:rPr>
-          <w:rFonts w:cs="Arial"/>
-          <w:rtl/>
-          <w:lang w:val="en-US"/>
-        </w:rPr>
-      </w:pPr>
-    </w:p>
-    <w:p>
-      <w:pPr>
-        <w:bidi/>
-        <w:ind w:left="360"/>
-        <w:rPr>
-          <w:rFonts w:cs="Arial"/>
+        <w:t xml:space="preserve">יצא לך לעבוד עם סריקות לייזר / </w:t>
+      </w:r>
+      <w:r>
+        <w:rPr>
+          <w:rFonts w:cs="Arial"/>
+          <w:lang w:val="en-US"/>
+        </w:rPr>
+        <w:t>Point Clouds</w:t>
+      </w:r>
+      <w:r>
+        <w:rPr>
+          <w:rFonts w:cs="Arial"/>
+          <w:rtl/>
+          <w:lang w:val="en-US"/>
+        </w:rPr>
+        <w:t xml:space="preserve"> בעבר? אם כן – איך זה השתלב בניהול השוטף?</w:t>
+      </w:r>
+    </w:p>
+    <w:p>
+      <w:pPr>
+        <w:bidi/>
+        <w:ind w:left="720"/>
+        <w:rPr>
+          <w:rFonts w:cs="Arial"/>
+          <w:rtl/>
+          <w:lang w:val="en-US"/>
+        </w:rPr>
+      </w:pPr>
+      <w:r>
+        <w:rPr>
+          <w:rFonts w:cs="Arial" w:hint="cs"/>
           <w:u w:val="single"/>
           <w:rtl/>
           <w:lang w:val="en-US"/>
         </w:rPr>
-      </w:pPr>
-      <w:r>
-        <w:rPr>
-          <w:rFonts w:cs="Arial"/>
-          <w:u w:val="single"/>
-          <w:rtl/>
-          <w:lang w:val="en-US"/>
-        </w:rPr>
-        <w:t>היבטי שמישות:</w:t>
-      </w:r>
+        <w:t>תשובה</w:t>
+      </w:r>
+      <w:r>
+        <w:rPr>
+          <w:rFonts w:cs="Arial" w:hint="cs"/>
+          <w:rtl/>
+          <w:lang w:val="en-US"/>
+        </w:rPr>
+        <w:t>:</w:t>
+      </w:r>
+    </w:p>
+    <w:p>
+      <w:pPr>
+        <w:bidi/>
+        <w:spacing w:line="240" w:lineRule="auto"/>
+        <w:ind w:left="720"/>
+        <w:rPr>
+          <w:rFonts w:cs="Arial"/>
+          <w:rtl/>
+          <w:lang w:val="en-US"/>
+        </w:rPr>
+      </w:pPr>
+      <w:r>
+        <w:rPr>
+          <w:rFonts w:cs="Arial"/>
+          <w:rtl/>
+          <w:lang w:val="en-US"/>
+        </w:rPr>
+        <w:t>לא השתלב בניהול השותף</w:t>
+      </w:r>
+      <w:r>
+        <w:rPr>
+          <w:rFonts w:cs="Arial" w:hint="cs"/>
+          <w:rtl/>
+          <w:lang w:val="en-US"/>
+        </w:rPr>
+        <w:t xml:space="preserve">, </w:t>
+      </w:r>
+      <w:r>
+        <w:rPr>
+          <w:rFonts w:cs="Arial"/>
+          <w:rtl/>
+          <w:lang w:val="en-US"/>
+        </w:rPr>
+        <w:t>רחפנים כן</w:t>
+      </w:r>
+      <w:r>
+        <w:rPr>
+          <w:rFonts w:cs="Arial" w:hint="cs"/>
+          <w:rtl/>
+          <w:lang w:val="en-US"/>
+        </w:rPr>
+        <w:t>.</w:t>
+      </w:r>
+    </w:p>
+    <w:p>
+      <w:pPr>
+        <w:bidi/>
+        <w:rPr>
+          <w:rFonts w:cs="Arial"/>
+          <w:lang w:val="en-US"/>
+        </w:rPr>
+      </w:pPr>
     </w:p>
     <w:p>
       <w:pPr>
@@ -2628,23 +3631,175 @@
           <w:rtl/>
           <w:lang w:val="en-US"/>
         </w:rPr>
-        <w:t>כמה זמן ביום את מוכ</w:t>
-      </w:r>
-      <w:r>
-        <w:rPr>
-          <w:rFonts w:cs="Arial" w:hint="cs"/>
-          <w:rtl/>
-          <w:lang w:val="en-US"/>
-        </w:rPr>
-        <w:t>נה</w:t>
-      </w:r>
-      <w:r>
-        <w:rPr>
-          <w:rFonts w:cs="Arial"/>
-          <w:rtl/>
-          <w:lang w:val="en-US"/>
-        </w:rPr>
-        <w:t xml:space="preserve"> להקדיש למערכת כזו? 5 דקות? 30 דקות?</w:t>
+        <w:t>אם מערכת תראה לך את השינויים בפועל בין שתי סריקות – מה יהיה השימוש הכי חשוב בזה עבורך?</w:t>
+      </w:r>
+    </w:p>
+    <w:p>
+      <w:pPr>
+        <w:bidi/>
+        <w:ind w:left="720"/>
+        <w:rPr>
+          <w:rFonts w:cs="Arial"/>
+          <w:rtl/>
+          <w:lang w:val="en-US"/>
+        </w:rPr>
+      </w:pPr>
+      <w:r>
+        <w:rPr>
+          <w:rFonts w:cs="Arial" w:hint="cs"/>
+          <w:u w:val="single"/>
+          <w:rtl/>
+          <w:lang w:val="en-US"/>
+        </w:rPr>
+        <w:t>תשובה</w:t>
+      </w:r>
+      <w:r>
+        <w:rPr>
+          <w:rFonts w:cs="Arial" w:hint="cs"/>
+          <w:rtl/>
+          <w:lang w:val="en-US"/>
+        </w:rPr>
+        <w:t>:</w:t>
+      </w:r>
+    </w:p>
+    <w:p>
+      <w:pPr>
+        <w:pStyle w:val="ListParagraph"/>
+        <w:numPr>
+          <w:ilvl w:val="0"/>
+          <w:numId w:val="24"/>
+        </w:numPr>
+        <w:bidi/>
+        <w:rPr>
+          <w:rFonts w:cs="Arial"/>
+          <w:rtl/>
+          <w:lang w:val="en-US"/>
+        </w:rPr>
+      </w:pPr>
+      <w:r>
+        <w:rPr>
+          <w:rFonts w:cs="Arial"/>
+          <w:rtl/>
+          <w:lang w:val="en-US"/>
+        </w:rPr>
+        <w:t>בתחום המנהור קיים שימוש חשוב לסריקות לייזר</w:t>
+      </w:r>
+    </w:p>
+    <w:p>
+      <w:pPr>
+        <w:pStyle w:val="ListParagraph"/>
+        <w:numPr>
+          <w:ilvl w:val="0"/>
+          <w:numId w:val="24"/>
+        </w:numPr>
+        <w:bidi/>
+        <w:rPr>
+          <w:rFonts w:cs="Arial"/>
+          <w:rtl/>
+          <w:lang w:val="en-US"/>
+        </w:rPr>
+      </w:pPr>
+      <w:r>
+        <w:rPr>
+          <w:rFonts w:cs="Arial"/>
+          <w:rtl/>
+          <w:lang w:val="en-US"/>
+        </w:rPr>
+        <w:lastRenderedPageBreak/>
+        <w:t>אחת השיטות של בניית מנהרה היא כרייה ולאחר מכן יישום שכבות בהתזה</w:t>
+      </w:r>
+      <w:r>
+        <w:rPr>
+          <w:rFonts w:cs="Arial"/>
+          <w:lang w:val="en-US"/>
+        </w:rPr>
+        <w:t>.</w:t>
+      </w:r>
+    </w:p>
+    <w:p>
+      <w:pPr>
+        <w:pStyle w:val="ListParagraph"/>
+        <w:numPr>
+          <w:ilvl w:val="0"/>
+          <w:numId w:val="24"/>
+        </w:numPr>
+        <w:bidi/>
+        <w:rPr>
+          <w:rFonts w:cs="Arial"/>
+          <w:rtl/>
+          <w:lang w:val="en-US"/>
+        </w:rPr>
+      </w:pPr>
+      <w:r>
+        <w:rPr>
+          <w:rFonts w:cs="Arial"/>
+          <w:rtl/>
+          <w:lang w:val="en-US"/>
+        </w:rPr>
+        <w:t>הכלי הכי מדוייק למעכב אחרי עובי הבטון הוא סריקות לייזר</w:t>
+      </w:r>
+    </w:p>
+    <w:p>
+      <w:pPr>
+        <w:pStyle w:val="ListParagraph"/>
+        <w:numPr>
+          <w:ilvl w:val="0"/>
+          <w:numId w:val="24"/>
+        </w:numPr>
+        <w:bidi/>
+        <w:rPr>
+          <w:rFonts w:cs="Arial"/>
+          <w:lang w:val="en-US"/>
+        </w:rPr>
+      </w:pPr>
+      <w:r>
+        <w:rPr>
+          <w:rFonts w:cs="Arial"/>
+          <w:rtl/>
+          <w:lang w:val="en-US"/>
+        </w:rPr>
+        <w:t>דרך הסריקה ניתן לעכוב אחרי ביצוע הבטון, השוואה לתכנון וחישוב כמויות בפועל.</w:t>
+      </w:r>
+    </w:p>
+    <w:p>
+      <w:pPr>
+        <w:bidi/>
+        <w:rPr>
+          <w:rFonts w:cs="Arial"/>
+          <w:rtl/>
+          <w:lang w:val="en-US"/>
+        </w:rPr>
+      </w:pPr>
+    </w:p>
+    <w:p>
+      <w:pPr>
+        <w:bidi/>
+        <w:rPr>
+          <w:rFonts w:cs="Arial"/>
+          <w:rtl/>
+          <w:lang w:val="en-US"/>
+        </w:rPr>
+      </w:pPr>
+    </w:p>
+    <w:p>
+      <w:pPr>
+        <w:bidi/>
+        <w:ind w:left="360"/>
+        <w:rPr>
+          <w:rFonts w:cs="Arial"/>
+          <w:u w:val="single"/>
+          <w:rtl/>
+          <w:lang w:val="en-US"/>
+        </w:rPr>
+      </w:pPr>
+      <w:r>
+        <w:rPr>
+          <w:rFonts w:cs="Arial"/>
+          <w:u w:val="single"/>
+          <w:rtl/>
+          <w:lang w:val="en-US"/>
+        </w:rPr>
+        <w:t>היבטי שמישות:</w:t>
       </w:r>
     </w:p>
     <w:p>
@@ -2666,55 +3821,88 @@
           <w:rtl/>
           <w:lang w:val="en-US"/>
         </w:rPr>
-        <w:t>את מעדי</w:t>
-      </w:r>
-      <w:r>
-        <w:rPr>
-          <w:rFonts w:cs="Arial" w:hint="cs"/>
-          <w:rtl/>
-          <w:lang w:val="en-US"/>
-        </w:rPr>
-        <w:t>פה</w:t>
-      </w:r>
-      <w:r>
-        <w:rPr>
-          <w:rFonts w:cs="Arial"/>
-          <w:rtl/>
-          <w:lang w:val="en-US"/>
-        </w:rPr>
-        <w:t xml:space="preserve"> לעבוד מהמחשב במשרד האתר, מטאבלט בשטח, או מהנייד?</w:t>
-      </w:r>
-    </w:p>
-    <w:p>
-      <w:pPr>
-        <w:bidi/>
-        <w:rPr>
-          <w:rFonts w:cs="Arial"/>
-          <w:rtl/>
-          <w:lang w:val="en-US"/>
-        </w:rPr>
-      </w:pPr>
-    </w:p>
-    <w:p>
-      <w:pPr>
-        <w:bidi/>
-        <w:ind w:left="360"/>
-        <w:rPr>
-          <w:rFonts w:cs="Arial"/>
+        <w:t>כמה זמן ביום את מוכ</w:t>
+      </w:r>
+      <w:r>
+        <w:rPr>
+          <w:rFonts w:cs="Arial" w:hint="cs"/>
+          <w:rtl/>
+          <w:lang w:val="en-US"/>
+        </w:rPr>
+        <w:t>נה</w:t>
+      </w:r>
+      <w:r>
+        <w:rPr>
+          <w:rFonts w:cs="Arial"/>
+          <w:rtl/>
+          <w:lang w:val="en-US"/>
+        </w:rPr>
+        <w:t xml:space="preserve"> להקדיש למערכת כזו? 5 דקות? 30 דקות?</w:t>
+      </w:r>
+    </w:p>
+    <w:p>
+      <w:pPr>
+        <w:bidi/>
+        <w:ind w:left="720"/>
+        <w:rPr>
+          <w:rFonts w:cs="Arial"/>
+          <w:rtl/>
+          <w:lang w:val="en-US"/>
+        </w:rPr>
+      </w:pPr>
+      <w:r>
+        <w:rPr>
+          <w:rFonts w:cs="Arial" w:hint="cs"/>
           <w:u w:val="single"/>
           <w:rtl/>
           <w:lang w:val="en-US"/>
         </w:rPr>
-      </w:pPr>
-      <w:r>
-        <w:rPr>
-          <w:rFonts w:cs="Arial"/>
-          <w:u w:val="single"/>
-          <w:rtl/>
-          <w:lang w:val="en-US"/>
-        </w:rPr>
-        <w:t>שאלות סיכום וחלומות:</w:t>
-      </w:r>
+        <w:t>תשובה</w:t>
+      </w:r>
+      <w:r>
+        <w:rPr>
+          <w:rFonts w:cs="Arial" w:hint="cs"/>
+          <w:rtl/>
+          <w:lang w:val="en-US"/>
+        </w:rPr>
+        <w:t>:</w:t>
+      </w:r>
+    </w:p>
+    <w:p>
+      <w:pPr>
+        <w:bidi/>
+        <w:ind w:left="720"/>
+        <w:rPr>
+          <w:rFonts w:cs="Arial"/>
+          <w:rtl/>
+          <w:lang w:val="en-US"/>
+        </w:rPr>
+      </w:pPr>
+      <w:r>
+        <w:rPr>
+          <w:rFonts w:cs="Arial"/>
+          <w:rtl/>
+          <w:lang w:val="en-US"/>
+        </w:rPr>
+        <w:t>כמה שצריך</w:t>
+      </w:r>
+      <w:r>
+        <w:rPr>
+          <w:rFonts w:cs="Arial" w:hint="cs"/>
+          <w:rtl/>
+          <w:lang w:val="en-US"/>
+        </w:rPr>
+        <w:t>.</w:t>
+      </w:r>
+    </w:p>
+    <w:p>
+      <w:pPr>
+        <w:bidi/>
+        <w:rPr>
+          <w:rFonts w:cs="Arial"/>
+          <w:lang w:val="en-US"/>
+        </w:rPr>
+      </w:pPr>
     </w:p>
     <w:p>
       <w:pPr>
@@ -2735,39 +3923,108 @@
           <w:rtl/>
           <w:lang w:val="en-US"/>
         </w:rPr>
-        <w:t xml:space="preserve">אם הייתה לך </w:t>
-      </w:r>
-      <w:r>
-        <w:rPr>
-          <w:rFonts w:cs="Arial" w:hint="cs"/>
-          <w:rtl/>
-          <w:lang w:val="en-US"/>
-        </w:rPr>
-        <w:t>"</w:t>
-      </w:r>
-      <w:r>
-        <w:rPr>
-          <w:rFonts w:cs="Arial"/>
-          <w:rtl/>
-          <w:lang w:val="en-US"/>
-        </w:rPr>
-        <w:t>מערכת חלומות</w:t>
-      </w:r>
-      <w:r>
-        <w:rPr>
-          <w:rFonts w:cs="Arial" w:hint="cs"/>
-          <w:rtl/>
-          <w:lang w:val="en-US"/>
-        </w:rPr>
-        <w:t>"</w:t>
-      </w:r>
-      <w:r>
-        <w:rPr>
-          <w:rFonts w:cs="Arial"/>
-          <w:rtl/>
-          <w:lang w:val="en-US"/>
-        </w:rPr>
-        <w:t xml:space="preserve"> לניהול התקדמות גמר, מה היא הייתה עושה בשבילך בלחיצה אחת?</w:t>
+        <w:t>את מעדי</w:t>
+      </w:r>
+      <w:r>
+        <w:rPr>
+          <w:rFonts w:cs="Arial" w:hint="cs"/>
+          <w:rtl/>
+          <w:lang w:val="en-US"/>
+        </w:rPr>
+        <w:t>פה</w:t>
+      </w:r>
+      <w:r>
+        <w:rPr>
+          <w:rFonts w:cs="Arial"/>
+          <w:rtl/>
+          <w:lang w:val="en-US"/>
+        </w:rPr>
+        <w:t xml:space="preserve"> לעבוד מהמחשב במשרד האתר, מטאבלט בשטח, או מהנייד?</w:t>
+      </w:r>
+    </w:p>
+    <w:p>
+      <w:pPr>
+        <w:bidi/>
+        <w:ind w:left="720"/>
+        <w:rPr>
+          <w:rFonts w:cs="Arial"/>
+          <w:rtl/>
+          <w:lang w:val="en-US"/>
+        </w:rPr>
+      </w:pPr>
+      <w:r>
+        <w:rPr>
+          <w:rFonts w:cs="Arial" w:hint="cs"/>
+          <w:u w:val="single"/>
+          <w:rtl/>
+          <w:lang w:val="en-US"/>
+        </w:rPr>
+        <w:t>תשובה</w:t>
+      </w:r>
+      <w:r>
+        <w:rPr>
+          <w:rFonts w:cs="Arial" w:hint="cs"/>
+          <w:rtl/>
+          <w:lang w:val="en-US"/>
+        </w:rPr>
+        <w:t>:</w:t>
+      </w:r>
+    </w:p>
+    <w:p>
+      <w:pPr>
+        <w:bidi/>
+        <w:ind w:left="720"/>
+        <w:rPr>
+          <w:rFonts w:cs="Arial"/>
+          <w:lang w:val="en-US"/>
+        </w:rPr>
+      </w:pPr>
+      <w:r>
+        <w:rPr>
+          <w:rFonts w:cs="Arial"/>
+          <w:rtl/>
+          <w:lang w:val="en-US"/>
+        </w:rPr>
+        <w:t>נייד או טאבלט</w:t>
+      </w:r>
+      <w:r>
+        <w:rPr>
+          <w:rFonts w:cs="Arial" w:hint="cs"/>
+          <w:rtl/>
+          <w:lang w:val="en-US"/>
+        </w:rPr>
+        <w:t>.</w:t>
+      </w:r>
+    </w:p>
+    <w:p>
+      <w:pPr>
+        <w:bidi/>
+        <w:rPr>
+          <w:rFonts w:cs="Arial"/>
+          <w:rtl/>
+          <w:lang w:val="en-US"/>
+        </w:rPr>
+      </w:pPr>
+    </w:p>
+    <w:p>
+      <w:pPr>
+        <w:bidi/>
+        <w:ind w:left="360"/>
+        <w:rPr>
+          <w:rFonts w:cs="Arial"/>
+          <w:u w:val="single"/>
+          <w:rtl/>
+          <w:lang w:val="en-US"/>
+        </w:rPr>
+      </w:pPr>
+      <w:r>
+        <w:rPr>
+          <w:rFonts w:cs="Arial"/>
+          <w:u w:val="single"/>
+          <w:rtl/>
+          <w:lang w:val="en-US"/>
+        </w:rPr>
+        <w:t>שאלות סיכום וחלומות:</w:t>
       </w:r>
     </w:p>
     <w:p>
@@ -2789,6 +4046,124 @@
           <w:rtl/>
           <w:lang w:val="en-US"/>
         </w:rPr>
+        <w:t xml:space="preserve">אם הייתה לך </w:t>
+      </w:r>
+      <w:r>
+        <w:rPr>
+          <w:rFonts w:cs="Arial" w:hint="cs"/>
+          <w:rtl/>
+          <w:lang w:val="en-US"/>
+        </w:rPr>
+        <w:t>"</w:t>
+      </w:r>
+      <w:r>
+        <w:rPr>
+          <w:rFonts w:cs="Arial"/>
+          <w:rtl/>
+          <w:lang w:val="en-US"/>
+        </w:rPr>
+        <w:t>מערכת חלומות</w:t>
+      </w:r>
+      <w:r>
+        <w:rPr>
+          <w:rFonts w:cs="Arial" w:hint="cs"/>
+          <w:rtl/>
+          <w:lang w:val="en-US"/>
+        </w:rPr>
+        <w:t>"</w:t>
+      </w:r>
+      <w:r>
+        <w:rPr>
+          <w:rFonts w:cs="Arial"/>
+          <w:rtl/>
+          <w:lang w:val="en-US"/>
+        </w:rPr>
+        <w:t xml:space="preserve"> לניהול התקדמות גמר, מה היא הייתה עושה בשבילך בלחיצה אחת?</w:t>
+      </w:r>
+    </w:p>
+    <w:p>
+      <w:pPr>
+        <w:bidi/>
+        <w:ind w:left="720"/>
+        <w:rPr>
+          <w:rFonts w:cs="Arial"/>
+          <w:rtl/>
+          <w:lang w:val="en-US"/>
+        </w:rPr>
+      </w:pPr>
+      <w:r>
+        <w:rPr>
+          <w:rFonts w:cs="Arial" w:hint="cs"/>
+          <w:u w:val="single"/>
+          <w:rtl/>
+          <w:lang w:val="en-US"/>
+        </w:rPr>
+        <w:t>תשובה</w:t>
+      </w:r>
+      <w:r>
+        <w:rPr>
+          <w:rFonts w:cs="Arial" w:hint="cs"/>
+          <w:rtl/>
+          <w:lang w:val="en-US"/>
+        </w:rPr>
+        <w:t>:</w:t>
+      </w:r>
+    </w:p>
+    <w:p>
+      <w:pPr>
+        <w:bidi/>
+        <w:ind w:left="720"/>
+        <w:rPr>
+          <w:rFonts w:cs="Arial"/>
+          <w:rtl/>
+          <w:lang w:val="en-US"/>
+        </w:rPr>
+      </w:pPr>
+      <w:r>
+        <w:rPr>
+          <w:rFonts w:cs="Arial"/>
+          <w:rtl/>
+          <w:lang w:val="en-US"/>
+        </w:rPr>
+        <w:t>מסיימת את הפרויקט</w:t>
+      </w:r>
+      <w:r>
+        <w:rPr>
+          <w:rFonts w:cs="Arial" w:hint="cs"/>
+          <w:rtl/>
+          <w:lang w:val="en-US"/>
+        </w:rPr>
+        <w:t>.</w:t>
+      </w:r>
+    </w:p>
+    <w:p>
+      <w:pPr>
+        <w:bidi/>
+        <w:rPr>
+          <w:rFonts w:cs="Arial"/>
+          <w:lang w:val="en-US"/>
+        </w:rPr>
+      </w:pPr>
+    </w:p>
+    <w:p>
+      <w:pPr>
+        <w:pStyle w:val="ListParagraph"/>
+        <w:numPr>
+          <w:ilvl w:val="0"/>
+          <w:numId w:val="6"/>
+        </w:numPr>
+        <w:bidi/>
+        <w:rPr>
+          <w:rFonts w:cs="Arial"/>
+          <w:lang w:val="en-US"/>
+        </w:rPr>
+      </w:pPr>
+      <w:r>
+        <w:rPr>
+          <w:rFonts w:cs="Arial"/>
+          <w:rtl/>
+          <w:lang w:val="en-US"/>
+        </w:rPr>
         <w:t>מה הכי היה משמח אותך לראות בדשבורד בבוקר כשאת פותח</w:t>
       </w:r>
       <w:r>
@@ -2808,6 +4183,89 @@
         <w:t xml:space="preserve"> את היום באתר?</w:t>
       </w:r>
     </w:p>
+    <w:p>
+      <w:pPr>
+        <w:bidi/>
+        <w:ind w:left="720"/>
+        <w:rPr>
+          <w:rFonts w:cs="Arial"/>
+          <w:rtl/>
+          <w:lang w:val="en-US"/>
+        </w:rPr>
+      </w:pPr>
+      <w:r>
+        <w:rPr>
+          <w:rFonts w:cs="Arial" w:hint="cs"/>
+          <w:u w:val="single"/>
+          <w:rtl/>
+          <w:lang w:val="en-US"/>
+        </w:rPr>
+        <w:t>תשובה</w:t>
+      </w:r>
+      <w:r>
+        <w:rPr>
+          <w:rFonts w:cs="Arial" w:hint="cs"/>
+          <w:rtl/>
+          <w:lang w:val="en-US"/>
+        </w:rPr>
+        <w:t>:</w:t>
+      </w:r>
+    </w:p>
+    <w:p>
+      <w:pPr>
+        <w:bidi/>
+        <w:ind w:firstLine="720"/>
+        <w:rPr>
+          <w:rFonts w:cs="Arial"/>
+          <w:lang w:val="en-US"/>
+        </w:rPr>
+      </w:pPr>
+      <w:r>
+        <w:rPr>
+          <w:rFonts w:cs="Arial" w:hint="cs"/>
+          <w:rtl/>
+        </w:rPr>
+        <w:t>המשימות</w:t>
+      </w:r>
+      <w:r>
+        <w:rPr>
+          <w:rFonts w:cs="Arial" w:hint="cs"/>
+          <w:rtl/>
+          <w:lang w:bidi="ar-SA"/>
+        </w:rPr>
+        <w:t xml:space="preserve"> </w:t>
+      </w:r>
+      <w:r>
+        <w:rPr>
+          <w:rFonts w:cs="Arial" w:hint="cs"/>
+          <w:rtl/>
+        </w:rPr>
+        <w:t>מבוצעות</w:t>
+      </w:r>
+      <w:r>
+        <w:rPr>
+          <w:rFonts w:cs="Arial" w:hint="cs"/>
+          <w:rtl/>
+          <w:lang w:bidi="ar-SA"/>
+        </w:rPr>
+        <w:t xml:space="preserve"> </w:t>
+      </w:r>
+      <w:r>
+        <w:rPr>
+          <w:rFonts w:cs="Arial" w:hint="cs"/>
+          <w:rtl/>
+        </w:rPr>
+        <w:t>בזמן</w:t>
+      </w:r>
+      <w:r>
+        <w:rPr>
+          <w:rFonts w:cs="Arial" w:hint="cs"/>
+          <w:rtl/>
+          <w:lang w:bidi="ar-SA"/>
+        </w:rPr>
+        <w:t>.</w:t>
+      </w:r>
+    </w:p>
     <w:bookmarkEnd w:id="0"/>
     <w:p>
       <w:pPr>
@@ -2819,19 +4277,122 @@
         </w:rPr>
       </w:pPr>
     </w:p>
+    <w:p>
+      <w:pPr>
+        <w:bidi/>
+        <w:rPr>
+          <w:rFonts w:cs="Arial"/>
+          <w:rtl/>
+          <w:lang w:val="en-US"/>
+        </w:rPr>
+      </w:pPr>
+    </w:p>
+    <w:p>
+      <w:pPr>
+        <w:bidi/>
+        <w:rPr>
+          <w:rFonts w:cs="Arial"/>
+          <w:rtl/>
+          <w:lang w:val="en-US"/>
+        </w:rPr>
+      </w:pPr>
+    </w:p>
+    <w:p>
+      <w:pPr>
+        <w:bidi/>
+        <w:rPr>
+          <w:rFonts w:cs="Arial"/>
+          <w:rtl/>
+          <w:lang w:val="en-US"/>
+        </w:rPr>
+      </w:pPr>
+    </w:p>
+    <w:p>
+      <w:pPr>
+        <w:bidi/>
+        <w:rPr>
+          <w:rFonts w:cs="Arial"/>
+          <w:rtl/>
+          <w:lang w:val="en-US"/>
+        </w:rPr>
+      </w:pPr>
+    </w:p>
+    <w:p>
+      <w:pPr>
+        <w:bidi/>
+        <w:rPr>
+          <w:rFonts w:cs="Arial"/>
+          <w:rtl/>
+          <w:lang w:val="en-US"/>
+        </w:rPr>
+      </w:pPr>
+    </w:p>
+    <w:p>
+      <w:pPr>
+        <w:bidi/>
+        <w:rPr>
+          <w:rFonts w:cs="Arial"/>
+          <w:rtl/>
+          <w:lang w:val="en-US"/>
+        </w:rPr>
+      </w:pPr>
+    </w:p>
+    <w:p>
+      <w:pPr>
+        <w:bidi/>
+        <w:rPr>
+          <w:rFonts w:cs="Arial"/>
+          <w:rtl/>
+          <w:lang w:val="en-US"/>
+        </w:rPr>
+      </w:pPr>
+    </w:p>
+    <w:p>
+      <w:pPr>
+        <w:bidi/>
+        <w:rPr>
+          <w:rFonts w:cs="Arial"/>
+          <w:rtl/>
+          <w:lang w:val="en-US"/>
+        </w:rPr>
+      </w:pPr>
+    </w:p>
+    <w:p>
+      <w:pPr>
+        <w:bidi/>
+        <w:rPr>
+          <w:rFonts w:cs="Arial"/>
+          <w:rtl/>
+          <w:lang w:val="en-US"/>
+        </w:rPr>
+      </w:pPr>
+    </w:p>
     <w:bookmarkEnd w:id="1"/>
     <w:p>
       <w:pPr>
         <w:bidi/>
         <w:rPr>
           <w:rFonts w:cs="Arial"/>
+          <w:b/>
+          <w:bCs/>
+          <w:color w:val="000000" w:themeColor="text1"/>
+          <w:u w:val="single"/>
+          <w:rtl/>
+          <w:lang w:val="en-US" w:bidi="ar-SA"/>
+        </w:rPr>
+      </w:pPr>
+      <w:r>
+        <w:rPr>
+          <w:rFonts w:cs="Arial" w:hint="cs"/>
           <w:b/>
           <w:bCs/>
           <w:u w:val="single"/>
           <w:rtl/>
-          <w:lang w:val="en-US" w:bidi="ar-SA"/>
-        </w:rPr>
-      </w:pPr>
+          <w:lang w:val="en-US"/>
+        </w:rPr>
+        <w:lastRenderedPageBreak/>
+        <w:t>מפת אמפ</w:t>
+      </w:r>
       <w:r>
         <w:rPr>
           <w:rFonts w:cs="Arial" w:hint="cs"/>
@@ -2841,7 +4402,18 @@
           <w:rtl/>
           <w:lang w:val="en-US"/>
         </w:rPr>
-        <w:t xml:space="preserve">מפת אמפטיה </w:t>
+        <w:t>ת</w:t>
+      </w:r>
+      <w:r>
+        <w:rPr>
+          <w:rFonts w:cs="Arial" w:hint="cs"/>
+          <w:b/>
+          <w:bCs/>
+          <w:u w:val="single"/>
+          <w:rtl/>
+          <w:lang w:val="en-US"/>
+        </w:rPr>
+        <w:t xml:space="preserve">יה </w:t>
       </w:r>
       <w:r>
         <w:rPr>
@@ -2887,6 +4459,662 @@
         <w:t>:</w:t>
       </w:r>
     </w:p>
+    <w:tbl>
+      <w:tblPr>
+        <w:tblStyle w:val="TableGrid"/>
+        <w:bidiVisual/>
+        <w:tblW w:w="0" w:type="auto"/>
+        <w:tblLook w:val="04A0" w:firstRow="1" w:lastRow="0" w:firstColumn="1" w:lastColumn="0" w:noHBand="0" w:noVBand="1"/>
+      </w:tblPr>
+      <w:tblGrid>
+        <w:gridCol w:w="4508"/>
+        <w:gridCol w:w="4508"/>
+      </w:tblGrid>
+      <w:tr>
+        <w:tc>
+          <w:tcPr>
+            <w:tcW w:w="4508" w:type="dxa"/>
+          </w:tcPr>
+          <w:p>
+            <w:pPr>
+              <w:bidi/>
+              <w:jc w:val="center"/>
+              <w:rPr>
+                <w:rFonts w:cs="Arial"/>
+                <w:b/>
+                <w:bCs/>
+                <w:color w:val="000000" w:themeColor="text1"/>
+                <w:lang w:val="en-US" w:bidi="ar-SA"/>
+              </w:rPr>
+            </w:pPr>
+            <w:r>
+              <w:rPr>
+                <w:rFonts w:cs="Arial"/>
+                <w:b/>
+                <w:bCs/>
+                <w:color w:val="000000" w:themeColor="text1"/>
+                <w:lang w:val="en-US" w:bidi="ar-SA"/>
+              </w:rPr>
+              <w:t>Feels</w:t>
+            </w:r>
+          </w:p>
+          <w:p>
+            <w:pPr>
+              <w:pStyle w:val="ListParagraph"/>
+              <w:numPr>
+                <w:ilvl w:val="0"/>
+                <w:numId w:val="26"/>
+              </w:numPr>
+              <w:bidi/>
+              <w:rPr>
+                <w:rFonts w:cs="Arial"/>
+                <w:color w:val="000000" w:themeColor="text1"/>
+                <w:lang w:val="en-US"/>
+              </w:rPr>
+            </w:pPr>
+            <w:r>
+              <w:rPr>
+                <w:rFonts w:cs="Arial"/>
+                <w:color w:val="000000" w:themeColor="text1"/>
+                <w:rtl/>
+                <w:lang w:val="en-US"/>
+              </w:rPr>
+              <w:t>מתוסכל כשהתקדמות בשטח אינה ברורה או ניתנת למדידה בעין.</w:t>
+            </w:r>
+          </w:p>
+          <w:p>
+            <w:pPr>
+              <w:pStyle w:val="ListParagraph"/>
+              <w:numPr>
+                <w:ilvl w:val="0"/>
+                <w:numId w:val="26"/>
+              </w:numPr>
+              <w:bidi/>
+              <w:rPr>
+                <w:rFonts w:cs="Arial"/>
+                <w:color w:val="000000" w:themeColor="text1"/>
+                <w:lang w:val="en-US"/>
+              </w:rPr>
+            </w:pPr>
+            <w:r>
+              <w:rPr>
+                <w:rFonts w:cs="Arial"/>
+                <w:color w:val="000000" w:themeColor="text1"/>
+                <w:rtl/>
+                <w:lang w:val="en-US"/>
+              </w:rPr>
+              <w:t>חושש מגילוי עיכובים מאוחר מדי שגוררים בזבוז כסף וזמן.</w:t>
+            </w:r>
+          </w:p>
+          <w:p>
+            <w:pPr>
+              <w:pStyle w:val="ListParagraph"/>
+              <w:numPr>
+                <w:ilvl w:val="0"/>
+                <w:numId w:val="26"/>
+              </w:numPr>
+              <w:bidi/>
+              <w:rPr>
+                <w:rFonts w:cs="Arial"/>
+                <w:color w:val="000000" w:themeColor="text1"/>
+                <w:lang w:val="en-US"/>
+              </w:rPr>
+            </w:pPr>
+            <w:r>
+              <w:rPr>
+                <w:rFonts w:cs="Arial"/>
+                <w:color w:val="000000" w:themeColor="text1"/>
+                <w:rtl/>
+                <w:lang w:val="en-US"/>
+              </w:rPr>
+              <w:t>רוצה להרגיש שליטה וביטחון בקבלת החלטות בשטח.</w:t>
+            </w:r>
+          </w:p>
+          <w:p>
+            <w:pPr>
+              <w:pStyle w:val="ListParagraph"/>
+              <w:numPr>
+                <w:ilvl w:val="0"/>
+                <w:numId w:val="26"/>
+              </w:numPr>
+              <w:bidi/>
+              <w:rPr>
+                <w:rFonts w:cs="Arial"/>
+                <w:color w:val="000000" w:themeColor="text1"/>
+                <w:lang w:val="en-US"/>
+              </w:rPr>
+            </w:pPr>
+            <w:r>
+              <w:rPr>
+                <w:rFonts w:cs="Arial"/>
+                <w:color w:val="000000" w:themeColor="text1"/>
+                <w:rtl/>
+                <w:lang w:val="en-US"/>
+              </w:rPr>
+              <w:t>מרגיש חוסר ודאות כשהנתונים אינם משקפים במדויק את המציאות.</w:t>
+            </w:r>
+          </w:p>
+        </w:tc>
+        <w:tc>
+          <w:tcPr>
+            <w:tcW w:w="4508" w:type="dxa"/>
+          </w:tcPr>
+          <w:p>
+            <w:pPr>
+              <w:bidi/>
+              <w:jc w:val="center"/>
+              <w:rPr>
+                <w:rFonts w:cs="Arial"/>
+                <w:b/>
+                <w:bCs/>
+                <w:color w:val="000000" w:themeColor="text1"/>
+                <w:lang w:val="en-US"/>
+              </w:rPr>
+            </w:pPr>
+            <w:r>
+              <w:rPr>
+                <w:rFonts w:cs="Arial"/>
+                <w:b/>
+                <w:bCs/>
+                <w:color w:val="000000" w:themeColor="text1"/>
+                <w:lang w:val="en-US"/>
+              </w:rPr>
+              <w:t>Says</w:t>
+            </w:r>
+          </w:p>
+          <w:p>
+            <w:pPr>
+              <w:pStyle w:val="ListParagraph"/>
+              <w:numPr>
+                <w:ilvl w:val="0"/>
+                <w:numId w:val="27"/>
+              </w:numPr>
+              <w:bidi/>
+              <w:rPr>
+                <w:rFonts w:cs="Arial"/>
+                <w:color w:val="000000" w:themeColor="text1"/>
+                <w:lang w:val="en-US"/>
+              </w:rPr>
+            </w:pPr>
+            <w:r>
+              <w:rPr>
+                <w:rFonts w:cs="Arial"/>
+                <w:color w:val="000000" w:themeColor="text1"/>
+                <w:rtl/>
+                <w:lang w:val="en-US"/>
+              </w:rPr>
+              <w:t>"אני צריך לראות אחוזי התקדמות, משימות ויעדים בצורה ברורה."</w:t>
+            </w:r>
+          </w:p>
+          <w:p>
+            <w:pPr>
+              <w:pStyle w:val="ListParagraph"/>
+              <w:numPr>
+                <w:ilvl w:val="0"/>
+                <w:numId w:val="27"/>
+              </w:numPr>
+              <w:bidi/>
+              <w:rPr>
+                <w:rFonts w:cs="Arial"/>
+                <w:color w:val="000000" w:themeColor="text1"/>
+                <w:lang w:val="en-US"/>
+              </w:rPr>
+            </w:pPr>
+            <w:r>
+              <w:rPr>
+                <w:rFonts w:cs="Arial"/>
+                <w:color w:val="000000" w:themeColor="text1"/>
+              </w:rPr>
+              <w:t>"</w:t>
+            </w:r>
+            <w:r>
+              <w:rPr>
+                <w:rFonts w:cs="Arial"/>
+                <w:color w:val="000000" w:themeColor="text1"/>
+                <w:rtl/>
+                <w:lang w:val="en-US"/>
+              </w:rPr>
+              <w:t>הבעיה מתחילה כשאי אפשר לדעת אם העבודה באמת בוצעה כמו שצריך</w:t>
+            </w:r>
+            <w:r>
+              <w:rPr>
+                <w:rFonts w:cs="Arial"/>
+                <w:color w:val="000000" w:themeColor="text1"/>
+              </w:rPr>
+              <w:t>."</w:t>
+            </w:r>
+          </w:p>
+          <w:p>
+            <w:pPr>
+              <w:pStyle w:val="ListParagraph"/>
+              <w:numPr>
+                <w:ilvl w:val="0"/>
+                <w:numId w:val="27"/>
+              </w:numPr>
+              <w:bidi/>
+              <w:rPr>
+                <w:rFonts w:cs="Arial"/>
+                <w:color w:val="000000" w:themeColor="text1"/>
+                <w:lang w:val="en-US"/>
+              </w:rPr>
+            </w:pPr>
+            <w:r>
+              <w:rPr>
+                <w:rFonts w:cs="Arial"/>
+                <w:color w:val="000000" w:themeColor="text1"/>
+              </w:rPr>
+              <w:t>"</w:t>
+            </w:r>
+            <w:r>
+              <w:rPr>
+                <w:rFonts w:cs="Arial"/>
+                <w:color w:val="000000" w:themeColor="text1"/>
+                <w:rtl/>
+                <w:lang w:val="en-US"/>
+              </w:rPr>
+              <w:t>דשבורד טוב צריך להיות פשוט וקל, בלי עומס מידע</w:t>
+            </w:r>
+            <w:r>
+              <w:rPr>
+                <w:rFonts w:cs="Arial"/>
+                <w:color w:val="000000" w:themeColor="text1"/>
+              </w:rPr>
+              <w:t>."</w:t>
+            </w:r>
+          </w:p>
+          <w:p>
+            <w:pPr>
+              <w:pStyle w:val="ListParagraph"/>
+              <w:numPr>
+                <w:ilvl w:val="0"/>
+                <w:numId w:val="27"/>
+              </w:numPr>
+              <w:bidi/>
+              <w:rPr>
+                <w:rFonts w:cs="Arial"/>
+                <w:color w:val="000000" w:themeColor="text1"/>
+                <w:rtl/>
+                <w:lang w:val="en-US"/>
+              </w:rPr>
+            </w:pPr>
+            <w:r>
+              <w:rPr>
+                <w:rFonts w:cs="Arial"/>
+                <w:color w:val="000000" w:themeColor="text1"/>
+              </w:rPr>
+              <w:t>"</w:t>
+            </w:r>
+            <w:r>
+              <w:rPr>
+                <w:rFonts w:cs="Arial"/>
+                <w:color w:val="000000" w:themeColor="text1"/>
+                <w:rtl/>
+                <w:lang w:val="en-US"/>
+              </w:rPr>
+              <w:t>הכי חשוב לי לדעת בזמן אם יש סטייה מהתכנון כדי להגיב מיד</w:t>
+            </w:r>
+            <w:r>
+              <w:rPr>
+                <w:rFonts w:cs="Arial"/>
+                <w:color w:val="000000" w:themeColor="text1"/>
+              </w:rPr>
+              <w:t>."</w:t>
+            </w:r>
+          </w:p>
+        </w:tc>
+      </w:tr>
+      <w:tr>
+        <w:tc>
+          <w:tcPr>
+            <w:tcW w:w="4508" w:type="dxa"/>
+          </w:tcPr>
+          <w:p>
+            <w:pPr>
+              <w:bidi/>
+              <w:jc w:val="center"/>
+              <w:rPr>
+                <w:rFonts w:cs="Arial"/>
+                <w:b/>
+                <w:bCs/>
+                <w:color w:val="000000" w:themeColor="text1"/>
+                <w:lang w:val="en-US"/>
+              </w:rPr>
+            </w:pPr>
+            <w:r>
+              <w:rPr>
+                <w:rFonts w:cs="Arial"/>
+                <w:b/>
+                <w:bCs/>
+                <w:color w:val="000000" w:themeColor="text1"/>
+                <w:lang w:val="en-US"/>
+              </w:rPr>
+              <w:t>Thinks</w:t>
+            </w:r>
+          </w:p>
+          <w:p>
+            <w:pPr>
+              <w:pStyle w:val="ListParagraph"/>
+              <w:numPr>
+                <w:ilvl w:val="0"/>
+                <w:numId w:val="28"/>
+              </w:numPr>
+              <w:bidi/>
+              <w:rPr>
+                <w:rFonts w:cs="Arial"/>
+                <w:color w:val="000000" w:themeColor="text1"/>
+                <w:lang w:val="en-US"/>
+              </w:rPr>
+            </w:pPr>
+            <w:r>
+              <w:rPr>
+                <w:rFonts w:cs="Arial"/>
+                <w:color w:val="000000" w:themeColor="text1"/>
+                <w:rtl/>
+                <w:lang w:val="en-US"/>
+              </w:rPr>
+              <w:t>חשוב לו להיות מסוגל לראות מצב עדכני וברור של כל שלב בפרויקט</w:t>
+            </w:r>
+            <w:r>
+              <w:rPr>
+                <w:rFonts w:cs="Arial"/>
+                <w:color w:val="000000" w:themeColor="text1"/>
+              </w:rPr>
+              <w:t>.</w:t>
+            </w:r>
+          </w:p>
+          <w:p>
+            <w:pPr>
+              <w:pStyle w:val="ListParagraph"/>
+              <w:numPr>
+                <w:ilvl w:val="0"/>
+                <w:numId w:val="28"/>
+              </w:numPr>
+              <w:bidi/>
+              <w:rPr>
+                <w:rFonts w:cs="Arial"/>
+                <w:color w:val="000000" w:themeColor="text1"/>
+                <w:lang w:val="en-US"/>
+              </w:rPr>
+            </w:pPr>
+            <w:r>
+              <w:rPr>
+                <w:rFonts w:cs="Arial"/>
+                <w:color w:val="000000" w:themeColor="text1"/>
+                <w:rtl/>
+                <w:lang w:val="en-US"/>
+              </w:rPr>
+              <w:t>מאמין שמערכת טובה יכולה למנוע טעויות וכפילויות עבודה</w:t>
+            </w:r>
+            <w:r>
+              <w:rPr>
+                <w:rFonts w:cs="Arial"/>
+                <w:color w:val="000000" w:themeColor="text1"/>
+              </w:rPr>
+              <w:t>.</w:t>
+            </w:r>
+          </w:p>
+          <w:p>
+            <w:pPr>
+              <w:pStyle w:val="ListParagraph"/>
+              <w:numPr>
+                <w:ilvl w:val="0"/>
+                <w:numId w:val="28"/>
+              </w:numPr>
+              <w:bidi/>
+              <w:rPr>
+                <w:rFonts w:cs="Arial"/>
+                <w:color w:val="000000" w:themeColor="text1"/>
+                <w:lang w:val="en-US"/>
+              </w:rPr>
+            </w:pPr>
+            <w:r>
+              <w:rPr>
+                <w:rFonts w:cs="Arial"/>
+                <w:color w:val="000000" w:themeColor="text1"/>
+                <w:rtl/>
+                <w:lang w:val="en-US"/>
+              </w:rPr>
+              <w:t>חושב שניהול מדויק של כמויות וזמנים הוא המפתח לעמידה ביעדים</w:t>
+            </w:r>
+            <w:r>
+              <w:rPr>
+                <w:rFonts w:cs="Arial"/>
+                <w:color w:val="000000" w:themeColor="text1"/>
+              </w:rPr>
+              <w:t>.</w:t>
+            </w:r>
+          </w:p>
+          <w:p>
+            <w:pPr>
+              <w:pStyle w:val="ListParagraph"/>
+              <w:numPr>
+                <w:ilvl w:val="0"/>
+                <w:numId w:val="28"/>
+              </w:numPr>
+              <w:bidi/>
+              <w:rPr>
+                <w:rFonts w:cs="Arial"/>
+                <w:color w:val="000000" w:themeColor="text1"/>
+                <w:rtl/>
+                <w:lang w:val="en-US"/>
+              </w:rPr>
+            </w:pPr>
+            <w:r>
+              <w:rPr>
+                <w:rFonts w:cs="Arial"/>
+                <w:color w:val="000000" w:themeColor="text1"/>
+                <w:rtl/>
+                <w:lang w:val="en-US"/>
+              </w:rPr>
+              <w:t>מבין שסריקות לייזר יכולות לפתור בעיות מדידה ובקרה בעבודות כמו בטון והתזה</w:t>
+            </w:r>
+            <w:r>
+              <w:rPr>
+                <w:rFonts w:cs="Arial"/>
+                <w:color w:val="000000" w:themeColor="text1"/>
+              </w:rPr>
+              <w:t>.</w:t>
+            </w:r>
+          </w:p>
+        </w:tc>
+        <w:tc>
+          <w:tcPr>
+            <w:tcW w:w="4508" w:type="dxa"/>
+          </w:tcPr>
+          <w:p>
+            <w:pPr>
+              <w:bidi/>
+              <w:jc w:val="center"/>
+              <w:rPr>
+                <w:rFonts w:cs="Arial"/>
+                <w:b/>
+                <w:bCs/>
+                <w:color w:val="000000" w:themeColor="text1"/>
+                <w:lang w:val="en-US"/>
+              </w:rPr>
+            </w:pPr>
+            <w:r>
+              <w:rPr>
+                <w:rFonts w:cs="Arial"/>
+                <w:b/>
+                <w:bCs/>
+                <w:color w:val="000000" w:themeColor="text1"/>
+                <w:lang w:val="en-US"/>
+              </w:rPr>
+              <w:t>Does</w:t>
+            </w:r>
+          </w:p>
+          <w:p>
+            <w:pPr>
+              <w:pStyle w:val="ListParagraph"/>
+              <w:numPr>
+                <w:ilvl w:val="0"/>
+                <w:numId w:val="29"/>
+              </w:numPr>
+              <w:bidi/>
+              <w:rPr>
+                <w:rFonts w:cs="Arial"/>
+                <w:color w:val="000000" w:themeColor="text1"/>
+                <w:lang w:val="en-US"/>
+              </w:rPr>
+            </w:pPr>
+            <w:r>
+              <w:rPr>
+                <w:rFonts w:cs="Arial"/>
+                <w:color w:val="000000" w:themeColor="text1"/>
+                <w:rtl/>
+                <w:lang w:val="en-US"/>
+              </w:rPr>
+              <w:t>מנהל שגרה של ישיבות ועדכוני לוחות זמנים למעקב אחר ביצוע</w:t>
+            </w:r>
+            <w:r>
+              <w:rPr>
+                <w:rFonts w:cs="Arial"/>
+                <w:color w:val="000000" w:themeColor="text1"/>
+              </w:rPr>
+              <w:t>.</w:t>
+            </w:r>
+          </w:p>
+          <w:p>
+            <w:pPr>
+              <w:pStyle w:val="ListParagraph"/>
+              <w:numPr>
+                <w:ilvl w:val="0"/>
+                <w:numId w:val="29"/>
+              </w:numPr>
+              <w:bidi/>
+              <w:rPr>
+                <w:rFonts w:cs="Arial"/>
+                <w:color w:val="000000" w:themeColor="text1"/>
+                <w:lang w:val="en-US"/>
+              </w:rPr>
+            </w:pPr>
+            <w:r>
+              <w:rPr>
+                <w:rFonts w:cs="Arial"/>
+                <w:color w:val="000000" w:themeColor="text1"/>
+                <w:rtl/>
+                <w:lang w:val="en-US"/>
+              </w:rPr>
+              <w:t>משתמש ב</w:t>
+            </w:r>
+            <w:r>
+              <w:rPr>
+                <w:rFonts w:cs="Arial" w:hint="cs"/>
+                <w:color w:val="000000" w:themeColor="text1"/>
+                <w:rtl/>
+                <w:lang w:val="en-US"/>
+              </w:rPr>
+              <w:t>כלים כמו</w:t>
+            </w:r>
+            <w:r>
+              <w:rPr>
+                <w:rFonts w:cs="Arial"/>
+                <w:color w:val="000000" w:themeColor="text1"/>
+                <w:lang w:val="en-US" w:bidi="ar-SA"/>
+              </w:rPr>
+              <w:t xml:space="preserve">AutoCAD, Excel, </w:t>
+            </w:r>
+            <w:r>
+              <w:rPr>
+                <w:rFonts w:cs="Arial"/>
+                <w:color w:val="000000" w:themeColor="text1"/>
+                <w:lang w:val="en-US" w:bidi="ar-SA"/>
+              </w:rPr>
+              <w:t>MS Project</w:t>
+            </w:r>
+            <w:r>
+              <w:rPr>
+                <w:rFonts w:cs="Arial" w:hint="cs"/>
+                <w:color w:val="000000" w:themeColor="text1"/>
+                <w:rtl/>
+                <w:lang w:val="en-US"/>
+              </w:rPr>
+              <w:t xml:space="preserve"> </w:t>
+            </w:r>
+            <w:r>
+              <w:rPr>
+                <w:rFonts w:cs="Arial"/>
+                <w:color w:val="000000" w:themeColor="text1"/>
+                <w:rtl/>
+                <w:lang w:val="en-US"/>
+              </w:rPr>
+              <w:t>לצורך ניהול ומעקב</w:t>
+            </w:r>
+            <w:r>
+              <w:rPr>
+                <w:rFonts w:cs="Arial"/>
+                <w:color w:val="000000" w:themeColor="text1"/>
+              </w:rPr>
+              <w:t>.</w:t>
+            </w:r>
+          </w:p>
+          <w:p>
+            <w:pPr>
+              <w:pStyle w:val="ListParagraph"/>
+              <w:numPr>
+                <w:ilvl w:val="0"/>
+                <w:numId w:val="29"/>
+              </w:numPr>
+              <w:bidi/>
+              <w:rPr>
+                <w:rFonts w:cs="Arial"/>
+                <w:color w:val="000000" w:themeColor="text1"/>
+                <w:lang w:val="en-US"/>
+              </w:rPr>
+            </w:pPr>
+            <w:r>
+              <w:rPr>
+                <w:rFonts w:cs="Arial"/>
+                <w:color w:val="000000" w:themeColor="text1"/>
+                <w:rtl/>
+                <w:lang w:val="en-US"/>
+              </w:rPr>
+              <w:t>בודק בעין או סופר ידנית פרטים קטנים כשרמת הדיוק קריטית</w:t>
+            </w:r>
+            <w:r>
+              <w:rPr>
+                <w:rFonts w:cs="Arial"/>
+                <w:color w:val="000000" w:themeColor="text1"/>
+              </w:rPr>
+              <w:t>.</w:t>
+            </w:r>
+          </w:p>
+          <w:p>
+            <w:pPr>
+              <w:pStyle w:val="ListParagraph"/>
+              <w:numPr>
+                <w:ilvl w:val="0"/>
+                <w:numId w:val="29"/>
+              </w:numPr>
+              <w:bidi/>
+              <w:rPr>
+                <w:rFonts w:cs="Arial"/>
+                <w:color w:val="000000" w:themeColor="text1"/>
+                <w:rtl/>
+                <w:lang w:val="en-US"/>
+              </w:rPr>
+            </w:pPr>
+            <w:r>
+              <w:rPr>
+                <w:rFonts w:cs="Arial"/>
+                <w:color w:val="000000" w:themeColor="text1"/>
+                <w:rtl/>
+                <w:lang w:val="en-US"/>
+              </w:rPr>
+              <w:t>נוטה לעבוד מהנייד או טאבלט בשטח כדי לקבל החלטות בזמן אמת</w:t>
+            </w:r>
+            <w:r>
+              <w:rPr>
+                <w:rFonts w:cs="Arial"/>
+                <w:color w:val="000000" w:themeColor="text1"/>
+              </w:rPr>
+              <w:t>.</w:t>
+            </w:r>
+          </w:p>
+        </w:tc>
+      </w:tr>
+    </w:tbl>
     <w:p>
       <w:pPr>
         <w:bidi/>
@@ -2894,23 +5122,11 @@
           <w:rFonts w:cs="Arial"/>
           <w:b/>
           <w:bCs/>
-          <w:color w:val="FF0000"/>
-          <w:rtl/>
-          <w:lang w:val="en-US"/>
-        </w:rPr>
-      </w:pPr>
-      <w:r>
-        <w:rPr>
-          <w:rFonts w:cs="Arial" w:hint="cs"/>
-          <w:b/>
-          <w:bCs/>
-          <w:color w:val="FF0000"/>
-          <w:highlight w:val="yellow"/>
-          <w:rtl/>
-          <w:lang w:val="en-US"/>
-        </w:rPr>
-        <w:t>יש לכתוב אותה אחרי הראיון עם ד"ר רים.</w:t>
-      </w:r>
+          <w:color w:val="000000" w:themeColor="text1"/>
+          <w:rtl/>
+          <w:lang w:val="en-US"/>
+        </w:rPr>
+      </w:pPr>
     </w:p>
     <w:p>
       <w:pPr>
@@ -3130,7 +5346,6 @@
           <w:rtl/>
           <w:lang w:val="en-US"/>
         </w:rPr>
-        <w:lastRenderedPageBreak/>
         <w:t>אינטגרציה מלאה עם</w:t>
       </w:r>
       <w:r>
@@ -3731,6 +5946,7 @@
           <w:rtl/>
           <w:lang w:val="en-US"/>
         </w:rPr>
+        <w:lastRenderedPageBreak/>
         <w:t>שילוב צילומי רחפן – הצגת שכבת צילום 2</w:t>
       </w:r>
       <w:r>
@@ -4548,6 +6764,7 @@
           <w:rtl/>
           <w:lang w:val="en-US"/>
         </w:rPr>
+        <w:lastRenderedPageBreak/>
         <w:t>שימוש ב</w:t>
       </w:r>
       <w:r>
@@ -5148,7 +7365,6 @@
           <w:rtl/>
           <w:lang w:val="en-US"/>
         </w:rPr>
-        <w:lastRenderedPageBreak/>
         <w:t>תרשימים בסיסיים</w:t>
       </w:r>
       <w:r>
@@ -5249,17 +7465,6 @@
     <w:p>
       <w:pPr>
         <w:bidi/>
-        <w:ind w:firstLine="360"/>
-        <w:rPr>
-          <w:rtl/>
-          <w:lang w:val="en-US"/>
-        </w:rPr>
-      </w:pPr>
-    </w:p>
-    <w:p>
-      <w:pPr>
-        <w:bidi/>
-        <w:ind w:firstLine="360"/>
         <w:rPr>
           <w:b/>
           <w:bCs/>
@@ -5339,21 +7544,7 @@
         <w:rPr>
           <w:lang w:val="en-US"/>
         </w:rPr>
-        <w:t xml:space="preserve">The system must automatically align and anchor </w:t>
-      </w:r>
-      <w:proofErr w:type="gramStart"/>
-      <w:r>
-        <w:rPr>
-          <w:lang w:val="en-US"/>
-        </w:rPr>
-        <w:t>two point</w:t>
-      </w:r>
-      <w:proofErr w:type="gramEnd"/>
-      <w:r>
-        <w:rPr>
-          <w:lang w:val="en-US"/>
-        </w:rPr>
-        <w:t xml:space="preserve"> clouds into a shared coordinate system.</w:t>
+        <w:t>The system must automatically align and anchor two point clouds into a shared coordinate system.</w:t>
       </w:r>
     </w:p>
     <w:p>
@@ -5433,6 +7624,7 @@
         <w:rPr>
           <w:lang w:val="en-US"/>
         </w:rPr>
+        <w:lastRenderedPageBreak/>
         <w:t>The system must provide an interactive BI dashboard that updates in real time with KPIs, progress heat-maps, and performance graphs.</w:t>
       </w:r>
     </w:p>
@@ -5568,71 +7760,16 @@
     </w:p>
     <w:p>
       <w:pPr>
-        <w:rPr>
-          <w:rtl/>
-          <w:lang w:val="en-US"/>
-        </w:rPr>
-      </w:pPr>
-    </w:p>
-    <w:p>
-      <w:pPr>
-        <w:rPr>
-          <w:rtl/>
-          <w:lang w:val="en-US"/>
-        </w:rPr>
-      </w:pPr>
-    </w:p>
-    <w:p>
-      <w:pPr>
-        <w:rPr>
-          <w:rtl/>
-          <w:lang w:val="en-US"/>
-        </w:rPr>
-      </w:pPr>
-    </w:p>
-    <w:p>
-      <w:pPr>
-        <w:rPr>
-          <w:rtl/>
-          <w:lang w:val="en-US"/>
-        </w:rPr>
-      </w:pPr>
-    </w:p>
-    <w:p>
-      <w:pPr>
-        <w:rPr>
-          <w:rtl/>
-          <w:lang w:val="en-US"/>
-        </w:rPr>
-      </w:pPr>
-    </w:p>
-    <w:p>
-      <w:pPr>
-        <w:rPr>
-          <w:rtl/>
-          <w:lang w:val="en-US"/>
-        </w:rPr>
-      </w:pPr>
-    </w:p>
-    <w:p>
-      <w:pPr>
-        <w:rPr>
-          <w:rtl/>
-          <w:lang w:val="en-US"/>
-        </w:rPr>
-      </w:pPr>
-    </w:p>
-    <w:p>
-      <w:pPr>
-        <w:rPr>
-          <w:rtl/>
-          <w:lang w:val="en-US"/>
-        </w:rPr>
-      </w:pPr>
-    </w:p>
-    <w:p>
-      <w:pPr>
-        <w:bidi/>
+        <w:bidi/>
+        <w:rPr>
+          <w:b/>
+          <w:bCs/>
+          <w:u w:val="single"/>
+          <w:rtl/>
+          <w:lang w:val="en-US"/>
+        </w:rPr>
+      </w:pPr>
+      <w:r>
         <w:rPr>
           <w:rFonts w:hint="cs"/>
           <w:b/>
@@ -5641,7 +7778,17 @@
           <w:rtl/>
           <w:lang w:val="en-US"/>
         </w:rPr>
-      </w:pPr>
+        <w:t xml:space="preserve">תרשים </w:t>
+      </w:r>
+      <w:r>
+        <w:rPr>
+          <w:b/>
+          <w:bCs/>
+          <w:u w:val="single"/>
+          <w:lang w:val="en-US" w:bidi="ar-SA"/>
+        </w:rPr>
+        <w:t>Use Case</w:t>
+      </w:r>
       <w:r>
         <w:rPr>
           <w:rFonts w:hint="cs"/>
@@ -5651,27 +7798,6 @@
           <w:rtl/>
           <w:lang w:val="en-US"/>
         </w:rPr>
-        <w:lastRenderedPageBreak/>
-        <w:t xml:space="preserve">תרשים </w:t>
-      </w:r>
-      <w:r>
-        <w:rPr>
-          <w:b/>
-          <w:bCs/>
-          <w:u w:val="single"/>
-          <w:lang w:val="en-US" w:bidi="ar-SA"/>
-        </w:rPr>
-        <w:t>Use Case</w:t>
-      </w:r>
-      <w:r>
-        <w:rPr>
-          <w:rFonts w:hint="cs"/>
-          <w:b/>
-          <w:bCs/>
-          <w:u w:val="single"/>
-          <w:rtl/>
-          <w:lang w:val="en-US"/>
-        </w:rPr>
         <w:t>:</w:t>
       </w:r>
     </w:p>
@@ -5686,6 +7812,7 @@
       <w:r>
         <w:rPr>
           <w:rFonts w:cs="Arial"/>
+          <w:noProof/>
           <w:rtl/>
           <w:lang w:val="en-US"/>
         </w:rPr>
@@ -5763,7 +7890,7 @@
         <w:ind w:left="1440" w:hanging="360"/>
       </w:pPr>
     </w:lvl>
-    <w:lvl w:ilvl="2" w:tplc="1000001B" w:tentative="1">
+    <w:lvl w:ilvl="2" w:tplc="1000001B">
       <w:start w:val="1"/>
       <w:numFmt w:val="lowerRoman"/>
       <w:lvlText w:val="%3."/>
@@ -6054,6 +8181,345 @@
     </w:lvl>
   </w:abstractNum>
   <w:abstractNum w:abstractNumId="3" w15:restartNumberingAfterBreak="0">
+    <w:nsid w:val="13641C34"/>
+    <w:multiLevelType w:val="hybridMultilevel"/>
+    <w:tmpl w:val="6CB4BF22"/>
+    <w:lvl w:ilvl="0" w:tplc="10000001">
+      <w:start w:val="1"/>
+      <w:numFmt w:val="bullet"/>
+      <w:lvlText w:val=""/>
+      <w:lvlJc w:val="left"/>
+      <w:pPr>
+        <w:ind w:left="1440" w:hanging="360"/>
+      </w:pPr>
+      <w:rPr>
+        <w:rFonts w:ascii="Symbol" w:hAnsi="Symbol" w:hint="default"/>
+      </w:rPr>
+    </w:lvl>
+    <w:lvl w:ilvl="1" w:tplc="10000003" w:tentative="1">
+      <w:start w:val="1"/>
+      <w:numFmt w:val="bullet"/>
+      <w:lvlText w:val="o"/>
+      <w:lvlJc w:val="left"/>
+      <w:pPr>
+        <w:ind w:left="2160" w:hanging="360"/>
+      </w:pPr>
+      <w:rPr>
+        <w:rFonts w:ascii="Courier New" w:hAnsi="Courier New" w:cs="Courier New" w:hint="default"/>
+      </w:rPr>
+    </w:lvl>
+    <w:lvl w:ilvl="2" w:tplc="10000005" w:tentative="1">
+      <w:start w:val="1"/>
+      <w:numFmt w:val="bullet"/>
+      <w:lvlText w:val=""/>
+      <w:lvlJc w:val="left"/>
+      <w:pPr>
+        <w:ind w:left="2880" w:hanging="360"/>
+      </w:pPr>
+      <w:rPr>
+        <w:rFonts w:ascii="Wingdings" w:hAnsi="Wingdings" w:hint="default"/>
+      </w:rPr>
+    </w:lvl>
+    <w:lvl w:ilvl="3" w:tplc="10000001" w:tentative="1">
+      <w:start w:val="1"/>
+      <w:numFmt w:val="bullet"/>
+      <w:lvlText w:val=""/>
+      <w:lvlJc w:val="left"/>
+      <w:pPr>
+        <w:ind w:left="3600" w:hanging="360"/>
+      </w:pPr>
+      <w:rPr>
+        <w:rFonts w:ascii="Symbol" w:hAnsi="Symbol" w:hint="default"/>
+      </w:rPr>
+    </w:lvl>
+    <w:lvl w:ilvl="4" w:tplc="10000003" w:tentative="1">
+      <w:start w:val="1"/>
+      <w:numFmt w:val="bullet"/>
+      <w:lvlText w:val="o"/>
+      <w:lvlJc w:val="left"/>
+      <w:pPr>
+        <w:ind w:left="4320" w:hanging="360"/>
+      </w:pPr>
+      <w:rPr>
+        <w:rFonts w:ascii="Courier New" w:hAnsi="Courier New" w:cs="Courier New" w:hint="default"/>
+      </w:rPr>
+    </w:lvl>
+    <w:lvl w:ilvl="5" w:tplc="10000005" w:tentative="1">
+      <w:start w:val="1"/>
+      <w:numFmt w:val="bullet"/>
+      <w:lvlText w:val=""/>
+      <w:lvlJc w:val="left"/>
+      <w:pPr>
+        <w:ind w:left="5040" w:hanging="360"/>
+      </w:pPr>
+      <w:rPr>
+        <w:rFonts w:ascii="Wingdings" w:hAnsi="Wingdings" w:hint="default"/>
+      </w:rPr>
+    </w:lvl>
+    <w:lvl w:ilvl="6" w:tplc="10000001" w:tentative="1">
+      <w:start w:val="1"/>
+      <w:numFmt w:val="bullet"/>
+      <w:lvlText w:val=""/>
+      <w:lvlJc w:val="left"/>
+      <w:pPr>
+        <w:ind w:left="5760" w:hanging="360"/>
+      </w:pPr>
+      <w:rPr>
+        <w:rFonts w:ascii="Symbol" w:hAnsi="Symbol" w:hint="default"/>
+      </w:rPr>
+    </w:lvl>
+    <w:lvl w:ilvl="7" w:tplc="10000003" w:tentative="1">
+      <w:start w:val="1"/>
+      <w:numFmt w:val="bullet"/>
+      <w:lvlText w:val="o"/>
+      <w:lvlJc w:val="left"/>
+      <w:pPr>
+        <w:ind w:left="6480" w:hanging="360"/>
+      </w:pPr>
+      <w:rPr>
+        <w:rFonts w:ascii="Courier New" w:hAnsi="Courier New" w:cs="Courier New" w:hint="default"/>
+      </w:rPr>
+    </w:lvl>
+    <w:lvl w:ilvl="8" w:tplc="10000005" w:tentative="1">
+      <w:start w:val="1"/>
+      <w:numFmt w:val="bullet"/>
+      <w:lvlText w:val=""/>
+      <w:lvlJc w:val="left"/>
+      <w:pPr>
+        <w:ind w:left="7200" w:hanging="360"/>
+      </w:pPr>
+      <w:rPr>
+        <w:rFonts w:ascii="Wingdings" w:hAnsi="Wingdings" w:hint="default"/>
+      </w:rPr>
+    </w:lvl>
+  </w:abstractNum>
+  <w:abstractNum w:abstractNumId="4" w15:restartNumberingAfterBreak="0">
+    <w:nsid w:val="162D7A78"/>
+    <w:multiLevelType w:val="hybridMultilevel"/>
+    <w:tmpl w:val="1C3EC4D8"/>
+    <w:lvl w:ilvl="0" w:tplc="10000001">
+      <w:start w:val="1"/>
+      <w:numFmt w:val="bullet"/>
+      <w:lvlText w:val=""/>
+      <w:lvlJc w:val="left"/>
+      <w:pPr>
+        <w:ind w:left="1440" w:hanging="360"/>
+      </w:pPr>
+      <w:rPr>
+        <w:rFonts w:ascii="Symbol" w:hAnsi="Symbol" w:hint="default"/>
+      </w:rPr>
+    </w:lvl>
+    <w:lvl w:ilvl="1" w:tplc="10000003" w:tentative="1">
+      <w:start w:val="1"/>
+      <w:numFmt w:val="bullet"/>
+      <w:lvlText w:val="o"/>
+      <w:lvlJc w:val="left"/>
+      <w:pPr>
+        <w:ind w:left="2160" w:hanging="360"/>
+      </w:pPr>
+      <w:rPr>
+        <w:rFonts w:ascii="Courier New" w:hAnsi="Courier New" w:cs="Courier New" w:hint="default"/>
+      </w:rPr>
+    </w:lvl>
+    <w:lvl w:ilvl="2" w:tplc="10000005" w:tentative="1">
+      <w:start w:val="1"/>
+      <w:numFmt w:val="bullet"/>
+      <w:lvlText w:val=""/>
+      <w:lvlJc w:val="left"/>
+      <w:pPr>
+        <w:ind w:left="2880" w:hanging="360"/>
+      </w:pPr>
+      <w:rPr>
+        <w:rFonts w:ascii="Wingdings" w:hAnsi="Wingdings" w:hint="default"/>
+      </w:rPr>
+    </w:lvl>
+    <w:lvl w:ilvl="3" w:tplc="10000001" w:tentative="1">
+      <w:start w:val="1"/>
+      <w:numFmt w:val="bullet"/>
+      <w:lvlText w:val=""/>
+      <w:lvlJc w:val="left"/>
+      <w:pPr>
+        <w:ind w:left="3600" w:hanging="360"/>
+      </w:pPr>
+      <w:rPr>
+        <w:rFonts w:ascii="Symbol" w:hAnsi="Symbol" w:hint="default"/>
+      </w:rPr>
+    </w:lvl>
+    <w:lvl w:ilvl="4" w:tplc="10000003" w:tentative="1">
+      <w:start w:val="1"/>
+      <w:numFmt w:val="bullet"/>
+      <w:lvlText w:val="o"/>
+      <w:lvlJc w:val="left"/>
+      <w:pPr>
+        <w:ind w:left="4320" w:hanging="360"/>
+      </w:pPr>
+      <w:rPr>
+        <w:rFonts w:ascii="Courier New" w:hAnsi="Courier New" w:cs="Courier New" w:hint="default"/>
+      </w:rPr>
+    </w:lvl>
+    <w:lvl w:ilvl="5" w:tplc="10000005" w:tentative="1">
+      <w:start w:val="1"/>
+      <w:numFmt w:val="bullet"/>
+      <w:lvlText w:val=""/>
+      <w:lvlJc w:val="left"/>
+      <w:pPr>
+        <w:ind w:left="5040" w:hanging="360"/>
+      </w:pPr>
+      <w:rPr>
+        <w:rFonts w:ascii="Wingdings" w:hAnsi="Wingdings" w:hint="default"/>
+      </w:rPr>
+    </w:lvl>
+    <w:lvl w:ilvl="6" w:tplc="10000001" w:tentative="1">
+      <w:start w:val="1"/>
+      <w:numFmt w:val="bullet"/>
+      <w:lvlText w:val=""/>
+      <w:lvlJc w:val="left"/>
+      <w:pPr>
+        <w:ind w:left="5760" w:hanging="360"/>
+      </w:pPr>
+      <w:rPr>
+        <w:rFonts w:ascii="Symbol" w:hAnsi="Symbol" w:hint="default"/>
+      </w:rPr>
+    </w:lvl>
+    <w:lvl w:ilvl="7" w:tplc="10000003" w:tentative="1">
+      <w:start w:val="1"/>
+      <w:numFmt w:val="bullet"/>
+      <w:lvlText w:val="o"/>
+      <w:lvlJc w:val="left"/>
+      <w:pPr>
+        <w:ind w:left="6480" w:hanging="360"/>
+      </w:pPr>
+      <w:rPr>
+        <w:rFonts w:ascii="Courier New" w:hAnsi="Courier New" w:cs="Courier New" w:hint="default"/>
+      </w:rPr>
+    </w:lvl>
+    <w:lvl w:ilvl="8" w:tplc="10000005" w:tentative="1">
+      <w:start w:val="1"/>
+      <w:numFmt w:val="bullet"/>
+      <w:lvlText w:val=""/>
+      <w:lvlJc w:val="left"/>
+      <w:pPr>
+        <w:ind w:left="7200" w:hanging="360"/>
+      </w:pPr>
+      <w:rPr>
+        <w:rFonts w:ascii="Wingdings" w:hAnsi="Wingdings" w:hint="default"/>
+      </w:rPr>
+    </w:lvl>
+  </w:abstractNum>
+  <w:abstractNum w:abstractNumId="5" w15:restartNumberingAfterBreak="0">
+    <w:nsid w:val="18053045"/>
+    <w:multiLevelType w:val="hybridMultilevel"/>
+    <w:tmpl w:val="FCF27AA4"/>
+    <w:lvl w:ilvl="0" w:tplc="10000001">
+      <w:start w:val="1"/>
+      <w:numFmt w:val="bullet"/>
+      <w:lvlText w:val=""/>
+      <w:lvlJc w:val="left"/>
+      <w:pPr>
+        <w:ind w:left="1440" w:hanging="360"/>
+      </w:pPr>
+      <w:rPr>
+        <w:rFonts w:ascii="Symbol" w:hAnsi="Symbol" w:hint="default"/>
+      </w:rPr>
+    </w:lvl>
+    <w:lvl w:ilvl="1" w:tplc="10000003" w:tentative="1">
+      <w:start w:val="1"/>
+      <w:numFmt w:val="bullet"/>
+      <w:lvlText w:val="o"/>
+      <w:lvlJc w:val="left"/>
+      <w:pPr>
+        <w:ind w:left="2160" w:hanging="360"/>
+      </w:pPr>
+      <w:rPr>
+        <w:rFonts w:ascii="Courier New" w:hAnsi="Courier New" w:cs="Courier New" w:hint="default"/>
+      </w:rPr>
+    </w:lvl>
+    <w:lvl w:ilvl="2" w:tplc="10000005" w:tentative="1">
+      <w:start w:val="1"/>
+      <w:numFmt w:val="bullet"/>
+      <w:lvlText w:val=""/>
+      <w:lvlJc w:val="left"/>
+      <w:pPr>
+        <w:ind w:left="2880" w:hanging="360"/>
+      </w:pPr>
+      <w:rPr>
+        <w:rFonts w:ascii="Wingdings" w:hAnsi="Wingdings" w:hint="default"/>
+      </w:rPr>
+    </w:lvl>
+    <w:lvl w:ilvl="3" w:tplc="10000001" w:tentative="1">
+      <w:start w:val="1"/>
+      <w:numFmt w:val="bullet"/>
+      <w:lvlText w:val=""/>
+      <w:lvlJc w:val="left"/>
+      <w:pPr>
+        <w:ind w:left="3600" w:hanging="360"/>
+      </w:pPr>
+      <w:rPr>
+        <w:rFonts w:ascii="Symbol" w:hAnsi="Symbol" w:hint="default"/>
+      </w:rPr>
+    </w:lvl>
+    <w:lvl w:ilvl="4" w:tplc="10000003" w:tentative="1">
+      <w:start w:val="1"/>
+      <w:numFmt w:val="bullet"/>
+      <w:lvlText w:val="o"/>
+      <w:lvlJc w:val="left"/>
+      <w:pPr>
+        <w:ind w:left="4320" w:hanging="360"/>
+      </w:pPr>
+      <w:rPr>
+        <w:rFonts w:ascii="Courier New" w:hAnsi="Courier New" w:cs="Courier New" w:hint="default"/>
+      </w:rPr>
+    </w:lvl>
+    <w:lvl w:ilvl="5" w:tplc="10000005" w:tentative="1">
+      <w:start w:val="1"/>
+      <w:numFmt w:val="bullet"/>
+      <w:lvlText w:val=""/>
+      <w:lvlJc w:val="left"/>
+      <w:pPr>
+        <w:ind w:left="5040" w:hanging="360"/>
+      </w:pPr>
+      <w:rPr>
+        <w:rFonts w:ascii="Wingdings" w:hAnsi="Wingdings" w:hint="default"/>
+      </w:rPr>
+    </w:lvl>
+    <w:lvl w:ilvl="6" w:tplc="10000001" w:tentative="1">
+      <w:start w:val="1"/>
+      <w:numFmt w:val="bullet"/>
+      <w:lvlText w:val=""/>
+      <w:lvlJc w:val="left"/>
+      <w:pPr>
+        <w:ind w:left="5760" w:hanging="360"/>
+      </w:pPr>
+      <w:rPr>
+        <w:rFonts w:ascii="Symbol" w:hAnsi="Symbol" w:hint="default"/>
+      </w:rPr>
+    </w:lvl>
+    <w:lvl w:ilvl="7" w:tplc="10000003" w:tentative="1">
+      <w:start w:val="1"/>
+      <w:numFmt w:val="bullet"/>
+      <w:lvlText w:val="o"/>
+      <w:lvlJc w:val="left"/>
+      <w:pPr>
+        <w:ind w:left="6480" w:hanging="360"/>
+      </w:pPr>
+      <w:rPr>
+        <w:rFonts w:ascii="Courier New" w:hAnsi="Courier New" w:cs="Courier New" w:hint="default"/>
+      </w:rPr>
+    </w:lvl>
+    <w:lvl w:ilvl="8" w:tplc="10000005" w:tentative="1">
+      <w:start w:val="1"/>
+      <w:numFmt w:val="bullet"/>
+      <w:lvlText w:val=""/>
+      <w:lvlJc w:val="left"/>
+      <w:pPr>
+        <w:ind w:left="7200" w:hanging="360"/>
+      </w:pPr>
+      <w:rPr>
+        <w:rFonts w:ascii="Wingdings" w:hAnsi="Wingdings" w:hint="default"/>
+      </w:rPr>
+    </w:lvl>
+  </w:abstractNum>
+  <w:abstractNum w:abstractNumId="6" w15:restartNumberingAfterBreak="0">
     <w:nsid w:val="1A1C5731"/>
     <w:multiLevelType w:val="hybridMultilevel"/>
     <w:tmpl w:val="D50CDCD2"/>
@@ -6142,7 +8608,7 @@
       </w:pPr>
     </w:lvl>
   </w:abstractNum>
-  <w:abstractNum w:abstractNumId="4" w15:restartNumberingAfterBreak="0">
+  <w:abstractNum w:abstractNumId="7" w15:restartNumberingAfterBreak="0">
     <w:nsid w:val="1E751C28"/>
     <w:multiLevelType w:val="hybridMultilevel"/>
     <w:tmpl w:val="E5684AFC"/>
@@ -6255,7 +8721,96 @@
       </w:rPr>
     </w:lvl>
   </w:abstractNum>
-  <w:abstractNum w:abstractNumId="5" w15:restartNumberingAfterBreak="0">
+  <w:abstractNum w:abstractNumId="8" w15:restartNumberingAfterBreak="0">
+    <w:nsid w:val="2B650FA0"/>
+    <w:multiLevelType w:val="hybridMultilevel"/>
+    <w:tmpl w:val="74623920"/>
+    <w:lvl w:ilvl="0" w:tplc="1000000F">
+      <w:start w:val="1"/>
+      <w:numFmt w:val="decimal"/>
+      <w:lvlText w:val="%1."/>
+      <w:lvlJc w:val="left"/>
+      <w:pPr>
+        <w:ind w:left="720" w:hanging="360"/>
+      </w:pPr>
+      <w:rPr>
+        <w:rFonts w:hint="default"/>
+      </w:rPr>
+    </w:lvl>
+    <w:lvl w:ilvl="1" w:tplc="10000019" w:tentative="1">
+      <w:start w:val="1"/>
+      <w:numFmt w:val="lowerLetter"/>
+      <w:lvlText w:val="%2."/>
+      <w:lvlJc w:val="left"/>
+      <w:pPr>
+        <w:ind w:left="1440" w:hanging="360"/>
+      </w:pPr>
+    </w:lvl>
+    <w:lvl w:ilvl="2" w:tplc="1000001B" w:tentative="1">
+      <w:start w:val="1"/>
+      <w:numFmt w:val="lowerRoman"/>
+      <w:lvlText w:val="%3."/>
+      <w:lvlJc w:val="right"/>
+      <w:pPr>
+        <w:ind w:left="2160" w:hanging="180"/>
+      </w:pPr>
+    </w:lvl>
+    <w:lvl w:ilvl="3" w:tplc="1000000F" w:tentative="1">
+      <w:start w:val="1"/>
+      <w:numFmt w:val="decimal"/>
+      <w:lvlText w:val="%4."/>
+      <w:lvlJc w:val="left"/>
+      <w:pPr>
+        <w:ind w:left="2880" w:hanging="360"/>
+      </w:pPr>
+    </w:lvl>
+    <w:lvl w:ilvl="4" w:tplc="10000019" w:tentative="1">
+      <w:start w:val="1"/>
+      <w:numFmt w:val="lowerLetter"/>
+      <w:lvlText w:val="%5."/>
+      <w:lvlJc w:val="left"/>
+      <w:pPr>
+        <w:ind w:left="3600" w:hanging="360"/>
+      </w:pPr>
+    </w:lvl>
+    <w:lvl w:ilvl="5" w:tplc="1000001B" w:tentative="1">
+      <w:start w:val="1"/>
+      <w:numFmt w:val="lowerRoman"/>
+      <w:lvlText w:val="%6."/>
+      <w:lvlJc w:val="right"/>
+      <w:pPr>
+        <w:ind w:left="4320" w:hanging="180"/>
+      </w:pPr>
+    </w:lvl>
+    <w:lvl w:ilvl="6" w:tplc="1000000F" w:tentative="1">
+      <w:start w:val="1"/>
+      <w:numFmt w:val="decimal"/>
+      <w:lvlText w:val="%7."/>
+      <w:lvlJc w:val="left"/>
+      <w:pPr>
+        <w:ind w:left="5040" w:hanging="360"/>
+      </w:pPr>
+    </w:lvl>
+    <w:lvl w:ilvl="7" w:tplc="10000019" w:tentative="1">
+      <w:start w:val="1"/>
+      <w:numFmt w:val="lowerLetter"/>
+      <w:lvlText w:val="%8."/>
+      <w:lvlJc w:val="left"/>
+      <w:pPr>
+        <w:ind w:left="5760" w:hanging="360"/>
+      </w:pPr>
+    </w:lvl>
+    <w:lvl w:ilvl="8" w:tplc="1000001B" w:tentative="1">
+      <w:start w:val="1"/>
+      <w:numFmt w:val="lowerRoman"/>
+      <w:lvlText w:val="%9."/>
+      <w:lvlJc w:val="right"/>
+      <w:pPr>
+        <w:ind w:left="6480" w:hanging="180"/>
+      </w:pPr>
+    </w:lvl>
+  </w:abstractNum>
+  <w:abstractNum w:abstractNumId="9" w15:restartNumberingAfterBreak="0">
     <w:nsid w:val="331A1ED5"/>
     <w:multiLevelType w:val="hybridMultilevel"/>
     <w:tmpl w:val="85905EE8"/>
@@ -6344,7 +8899,7 @@
       </w:pPr>
     </w:lvl>
   </w:abstractNum>
-  <w:abstractNum w:abstractNumId="6" w15:restartNumberingAfterBreak="0">
+  <w:abstractNum w:abstractNumId="10" w15:restartNumberingAfterBreak="0">
     <w:nsid w:val="377A0890"/>
     <w:multiLevelType w:val="hybridMultilevel"/>
     <w:tmpl w:val="37448C22"/>
@@ -6433,7 +8988,7 @@
       </w:pPr>
     </w:lvl>
   </w:abstractNum>
-  <w:abstractNum w:abstractNumId="7" w15:restartNumberingAfterBreak="0">
+  <w:abstractNum w:abstractNumId="11" w15:restartNumberingAfterBreak="0">
     <w:nsid w:val="3AE46BAE"/>
     <w:multiLevelType w:val="hybridMultilevel"/>
     <w:tmpl w:val="8F7CFA7A"/>
@@ -6546,7 +9101,7 @@
       </w:rPr>
     </w:lvl>
   </w:abstractNum>
-  <w:abstractNum w:abstractNumId="8" w15:restartNumberingAfterBreak="0">
+  <w:abstractNum w:abstractNumId="12" w15:restartNumberingAfterBreak="0">
     <w:nsid w:val="4118069F"/>
     <w:multiLevelType w:val="hybridMultilevel"/>
     <w:tmpl w:val="322E843E"/>
@@ -6635,7 +9190,7 @@
       </w:pPr>
     </w:lvl>
   </w:abstractNum>
-  <w:abstractNum w:abstractNumId="9" w15:restartNumberingAfterBreak="0">
+  <w:abstractNum w:abstractNumId="13" w15:restartNumberingAfterBreak="0">
     <w:nsid w:val="46CB17E4"/>
     <w:multiLevelType w:val="hybridMultilevel"/>
     <w:tmpl w:val="59903B10"/>
@@ -6748,7 +9303,7 @@
       </w:rPr>
     </w:lvl>
   </w:abstractNum>
-  <w:abstractNum w:abstractNumId="10" w15:restartNumberingAfterBreak="0">
+  <w:abstractNum w:abstractNumId="14" w15:restartNumberingAfterBreak="0">
     <w:nsid w:val="4CB74A7B"/>
     <w:multiLevelType w:val="hybridMultilevel"/>
     <w:tmpl w:val="058ACC68"/>
@@ -6834,7 +9389,527 @@
       </w:pPr>
     </w:lvl>
   </w:abstractNum>
-  <w:abstractNum w:abstractNumId="11" w15:restartNumberingAfterBreak="0">
+  <w:abstractNum w:abstractNumId="15" w15:restartNumberingAfterBreak="0">
+    <w:nsid w:val="4D016919"/>
+    <w:multiLevelType w:val="hybridMultilevel"/>
+    <w:tmpl w:val="6A468716"/>
+    <w:lvl w:ilvl="0" w:tplc="10000001">
+      <w:start w:val="1"/>
+      <w:numFmt w:val="bullet"/>
+      <w:lvlText w:val=""/>
+      <w:lvlJc w:val="left"/>
+      <w:pPr>
+        <w:ind w:left="1440" w:hanging="360"/>
+      </w:pPr>
+      <w:rPr>
+        <w:rFonts w:ascii="Symbol" w:hAnsi="Symbol" w:hint="default"/>
+      </w:rPr>
+    </w:lvl>
+    <w:lvl w:ilvl="1" w:tplc="10000003" w:tentative="1">
+      <w:start w:val="1"/>
+      <w:numFmt w:val="bullet"/>
+      <w:lvlText w:val="o"/>
+      <w:lvlJc w:val="left"/>
+      <w:pPr>
+        <w:ind w:left="2160" w:hanging="360"/>
+      </w:pPr>
+      <w:rPr>
+        <w:rFonts w:ascii="Courier New" w:hAnsi="Courier New" w:cs="Courier New" w:hint="default"/>
+      </w:rPr>
+    </w:lvl>
+    <w:lvl w:ilvl="2" w:tplc="10000005" w:tentative="1">
+      <w:start w:val="1"/>
+      <w:numFmt w:val="bullet"/>
+      <w:lvlText w:val=""/>
+      <w:lvlJc w:val="left"/>
+      <w:pPr>
+        <w:ind w:left="2880" w:hanging="360"/>
+      </w:pPr>
+      <w:rPr>
+        <w:rFonts w:ascii="Wingdings" w:hAnsi="Wingdings" w:hint="default"/>
+      </w:rPr>
+    </w:lvl>
+    <w:lvl w:ilvl="3" w:tplc="10000001" w:tentative="1">
+      <w:start w:val="1"/>
+      <w:numFmt w:val="bullet"/>
+      <w:lvlText w:val=""/>
+      <w:lvlJc w:val="left"/>
+      <w:pPr>
+        <w:ind w:left="3600" w:hanging="360"/>
+      </w:pPr>
+      <w:rPr>
+        <w:rFonts w:ascii="Symbol" w:hAnsi="Symbol" w:hint="default"/>
+      </w:rPr>
+    </w:lvl>
+    <w:lvl w:ilvl="4" w:tplc="10000003" w:tentative="1">
+      <w:start w:val="1"/>
+      <w:numFmt w:val="bullet"/>
+      <w:lvlText w:val="o"/>
+      <w:lvlJc w:val="left"/>
+      <w:pPr>
+        <w:ind w:left="4320" w:hanging="360"/>
+      </w:pPr>
+      <w:rPr>
+        <w:rFonts w:ascii="Courier New" w:hAnsi="Courier New" w:cs="Courier New" w:hint="default"/>
+      </w:rPr>
+    </w:lvl>
+    <w:lvl w:ilvl="5" w:tplc="10000005" w:tentative="1">
+      <w:start w:val="1"/>
+      <w:numFmt w:val="bullet"/>
+      <w:lvlText w:val=""/>
+      <w:lvlJc w:val="left"/>
+      <w:pPr>
+        <w:ind w:left="5040" w:hanging="360"/>
+      </w:pPr>
+      <w:rPr>
+        <w:rFonts w:ascii="Wingdings" w:hAnsi="Wingdings" w:hint="default"/>
+      </w:rPr>
+    </w:lvl>
+    <w:lvl w:ilvl="6" w:tplc="10000001" w:tentative="1">
+      <w:start w:val="1"/>
+      <w:numFmt w:val="bullet"/>
+      <w:lvlText w:val=""/>
+      <w:lvlJc w:val="left"/>
+      <w:pPr>
+        <w:ind w:left="5760" w:hanging="360"/>
+      </w:pPr>
+      <w:rPr>
+        <w:rFonts w:ascii="Symbol" w:hAnsi="Symbol" w:hint="default"/>
+      </w:rPr>
+    </w:lvl>
+    <w:lvl w:ilvl="7" w:tplc="10000003" w:tentative="1">
+      <w:start w:val="1"/>
+      <w:numFmt w:val="bullet"/>
+      <w:lvlText w:val="o"/>
+      <w:lvlJc w:val="left"/>
+      <w:pPr>
+        <w:ind w:left="6480" w:hanging="360"/>
+      </w:pPr>
+      <w:rPr>
+        <w:rFonts w:ascii="Courier New" w:hAnsi="Courier New" w:cs="Courier New" w:hint="default"/>
+      </w:rPr>
+    </w:lvl>
+    <w:lvl w:ilvl="8" w:tplc="10000005" w:tentative="1">
+      <w:start w:val="1"/>
+      <w:numFmt w:val="bullet"/>
+      <w:lvlText w:val=""/>
+      <w:lvlJc w:val="left"/>
+      <w:pPr>
+        <w:ind w:left="7200" w:hanging="360"/>
+      </w:pPr>
+      <w:rPr>
+        <w:rFonts w:ascii="Wingdings" w:hAnsi="Wingdings" w:hint="default"/>
+      </w:rPr>
+    </w:lvl>
+  </w:abstractNum>
+  <w:abstractNum w:abstractNumId="16" w15:restartNumberingAfterBreak="0">
+    <w:nsid w:val="4FBE01AC"/>
+    <w:multiLevelType w:val="hybridMultilevel"/>
+    <w:tmpl w:val="ED44027E"/>
+    <w:lvl w:ilvl="0" w:tplc="FFFFFFFF">
+      <w:start w:val="1"/>
+      <w:numFmt w:val="decimal"/>
+      <w:lvlText w:val="%1."/>
+      <w:lvlJc w:val="left"/>
+      <w:pPr>
+        <w:ind w:left="720" w:hanging="360"/>
+      </w:pPr>
+      <w:rPr>
+        <w:rFonts w:hint="default"/>
+      </w:rPr>
+    </w:lvl>
+    <w:lvl w:ilvl="1" w:tplc="10000001">
+      <w:start w:val="1"/>
+      <w:numFmt w:val="bullet"/>
+      <w:lvlText w:val=""/>
+      <w:lvlJc w:val="left"/>
+      <w:pPr>
+        <w:ind w:left="1440" w:hanging="360"/>
+      </w:pPr>
+      <w:rPr>
+        <w:rFonts w:ascii="Symbol" w:hAnsi="Symbol" w:hint="default"/>
+      </w:rPr>
+    </w:lvl>
+    <w:lvl w:ilvl="2" w:tplc="FFFFFFFF">
+      <w:start w:val="1"/>
+      <w:numFmt w:val="lowerRoman"/>
+      <w:lvlText w:val="%3."/>
+      <w:lvlJc w:val="right"/>
+      <w:pPr>
+        <w:ind w:left="2160" w:hanging="180"/>
+      </w:pPr>
+    </w:lvl>
+    <w:lvl w:ilvl="3" w:tplc="FFFFFFFF" w:tentative="1">
+      <w:start w:val="1"/>
+      <w:numFmt w:val="decimal"/>
+      <w:lvlText w:val="%4."/>
+      <w:lvlJc w:val="left"/>
+      <w:pPr>
+        <w:ind w:left="2880" w:hanging="360"/>
+      </w:pPr>
+    </w:lvl>
+    <w:lvl w:ilvl="4" w:tplc="FFFFFFFF" w:tentative="1">
+      <w:start w:val="1"/>
+      <w:numFmt w:val="lowerLetter"/>
+      <w:lvlText w:val="%5."/>
+      <w:lvlJc w:val="left"/>
+      <w:pPr>
+        <w:ind w:left="3600" w:hanging="360"/>
+      </w:pPr>
+    </w:lvl>
+    <w:lvl w:ilvl="5" w:tplc="FFFFFFFF" w:tentative="1">
+      <w:start w:val="1"/>
+      <w:numFmt w:val="lowerRoman"/>
+      <w:lvlText w:val="%6."/>
+      <w:lvlJc w:val="right"/>
+      <w:pPr>
+        <w:ind w:left="4320" w:hanging="180"/>
+      </w:pPr>
+    </w:lvl>
+    <w:lvl w:ilvl="6" w:tplc="FFFFFFFF" w:tentative="1">
+      <w:start w:val="1"/>
+      <w:numFmt w:val="decimal"/>
+      <w:lvlText w:val="%7."/>
+      <w:lvlJc w:val="left"/>
+      <w:pPr>
+        <w:ind w:left="5040" w:hanging="360"/>
+      </w:pPr>
+    </w:lvl>
+    <w:lvl w:ilvl="7" w:tplc="FFFFFFFF" w:tentative="1">
+      <w:start w:val="1"/>
+      <w:numFmt w:val="lowerLetter"/>
+      <w:lvlText w:val="%8."/>
+      <w:lvlJc w:val="left"/>
+      <w:pPr>
+        <w:ind w:left="5760" w:hanging="360"/>
+      </w:pPr>
+    </w:lvl>
+    <w:lvl w:ilvl="8" w:tplc="FFFFFFFF" w:tentative="1">
+      <w:start w:val="1"/>
+      <w:numFmt w:val="lowerRoman"/>
+      <w:lvlText w:val="%9."/>
+      <w:lvlJc w:val="right"/>
+      <w:pPr>
+        <w:ind w:left="6480" w:hanging="180"/>
+      </w:pPr>
+    </w:lvl>
+  </w:abstractNum>
+  <w:abstractNum w:abstractNumId="17" w15:restartNumberingAfterBreak="0">
+    <w:nsid w:val="5269470C"/>
+    <w:multiLevelType w:val="hybridMultilevel"/>
+    <w:tmpl w:val="9B2A2656"/>
+    <w:lvl w:ilvl="0" w:tplc="10000001">
+      <w:start w:val="1"/>
+      <w:numFmt w:val="bullet"/>
+      <w:lvlText w:val=""/>
+      <w:lvlJc w:val="left"/>
+      <w:pPr>
+        <w:ind w:left="1440" w:hanging="360"/>
+      </w:pPr>
+      <w:rPr>
+        <w:rFonts w:ascii="Symbol" w:hAnsi="Symbol" w:hint="default"/>
+      </w:rPr>
+    </w:lvl>
+    <w:lvl w:ilvl="1" w:tplc="10000003" w:tentative="1">
+      <w:start w:val="1"/>
+      <w:numFmt w:val="bullet"/>
+      <w:lvlText w:val="o"/>
+      <w:lvlJc w:val="left"/>
+      <w:pPr>
+        <w:ind w:left="2160" w:hanging="360"/>
+      </w:pPr>
+      <w:rPr>
+        <w:rFonts w:ascii="Courier New" w:hAnsi="Courier New" w:cs="Courier New" w:hint="default"/>
+      </w:rPr>
+    </w:lvl>
+    <w:lvl w:ilvl="2" w:tplc="10000005" w:tentative="1">
+      <w:start w:val="1"/>
+      <w:numFmt w:val="bullet"/>
+      <w:lvlText w:val=""/>
+      <w:lvlJc w:val="left"/>
+      <w:pPr>
+        <w:ind w:left="2880" w:hanging="360"/>
+      </w:pPr>
+      <w:rPr>
+        <w:rFonts w:ascii="Wingdings" w:hAnsi="Wingdings" w:hint="default"/>
+      </w:rPr>
+    </w:lvl>
+    <w:lvl w:ilvl="3" w:tplc="10000001" w:tentative="1">
+      <w:start w:val="1"/>
+      <w:numFmt w:val="bullet"/>
+      <w:lvlText w:val=""/>
+      <w:lvlJc w:val="left"/>
+      <w:pPr>
+        <w:ind w:left="3600" w:hanging="360"/>
+      </w:pPr>
+      <w:rPr>
+        <w:rFonts w:ascii="Symbol" w:hAnsi="Symbol" w:hint="default"/>
+      </w:rPr>
+    </w:lvl>
+    <w:lvl w:ilvl="4" w:tplc="10000003" w:tentative="1">
+      <w:start w:val="1"/>
+      <w:numFmt w:val="bullet"/>
+      <w:lvlText w:val="o"/>
+      <w:lvlJc w:val="left"/>
+      <w:pPr>
+        <w:ind w:left="4320" w:hanging="360"/>
+      </w:pPr>
+      <w:rPr>
+        <w:rFonts w:ascii="Courier New" w:hAnsi="Courier New" w:cs="Courier New" w:hint="default"/>
+      </w:rPr>
+    </w:lvl>
+    <w:lvl w:ilvl="5" w:tplc="10000005" w:tentative="1">
+      <w:start w:val="1"/>
+      <w:numFmt w:val="bullet"/>
+      <w:lvlText w:val=""/>
+      <w:lvlJc w:val="left"/>
+      <w:pPr>
+        <w:ind w:left="5040" w:hanging="360"/>
+      </w:pPr>
+      <w:rPr>
+        <w:rFonts w:ascii="Wingdings" w:hAnsi="Wingdings" w:hint="default"/>
+      </w:rPr>
+    </w:lvl>
+    <w:lvl w:ilvl="6" w:tplc="10000001" w:tentative="1">
+      <w:start w:val="1"/>
+      <w:numFmt w:val="bullet"/>
+      <w:lvlText w:val=""/>
+      <w:lvlJc w:val="left"/>
+      <w:pPr>
+        <w:ind w:left="5760" w:hanging="360"/>
+      </w:pPr>
+      <w:rPr>
+        <w:rFonts w:ascii="Symbol" w:hAnsi="Symbol" w:hint="default"/>
+      </w:rPr>
+    </w:lvl>
+    <w:lvl w:ilvl="7" w:tplc="10000003" w:tentative="1">
+      <w:start w:val="1"/>
+      <w:numFmt w:val="bullet"/>
+      <w:lvlText w:val="o"/>
+      <w:lvlJc w:val="left"/>
+      <w:pPr>
+        <w:ind w:left="6480" w:hanging="360"/>
+      </w:pPr>
+      <w:rPr>
+        <w:rFonts w:ascii="Courier New" w:hAnsi="Courier New" w:cs="Courier New" w:hint="default"/>
+      </w:rPr>
+    </w:lvl>
+    <w:lvl w:ilvl="8" w:tplc="10000005" w:tentative="1">
+      <w:start w:val="1"/>
+      <w:numFmt w:val="bullet"/>
+      <w:lvlText w:val=""/>
+      <w:lvlJc w:val="left"/>
+      <w:pPr>
+        <w:ind w:left="7200" w:hanging="360"/>
+      </w:pPr>
+      <w:rPr>
+        <w:rFonts w:ascii="Wingdings" w:hAnsi="Wingdings" w:hint="default"/>
+      </w:rPr>
+    </w:lvl>
+  </w:abstractNum>
+  <w:abstractNum w:abstractNumId="18" w15:restartNumberingAfterBreak="0">
+    <w:nsid w:val="5768006A"/>
+    <w:multiLevelType w:val="hybridMultilevel"/>
+    <w:tmpl w:val="04A8F850"/>
+    <w:lvl w:ilvl="0" w:tplc="1000000F">
+      <w:start w:val="1"/>
+      <w:numFmt w:val="decimal"/>
+      <w:lvlText w:val="%1."/>
+      <w:lvlJc w:val="left"/>
+      <w:pPr>
+        <w:ind w:left="720" w:hanging="360"/>
+      </w:pPr>
+      <w:rPr>
+        <w:rFonts w:hint="default"/>
+      </w:rPr>
+    </w:lvl>
+    <w:lvl w:ilvl="1" w:tplc="10000019" w:tentative="1">
+      <w:start w:val="1"/>
+      <w:numFmt w:val="lowerLetter"/>
+      <w:lvlText w:val="%2."/>
+      <w:lvlJc w:val="left"/>
+      <w:pPr>
+        <w:ind w:left="1440" w:hanging="360"/>
+      </w:pPr>
+    </w:lvl>
+    <w:lvl w:ilvl="2" w:tplc="1000001B" w:tentative="1">
+      <w:start w:val="1"/>
+      <w:numFmt w:val="lowerRoman"/>
+      <w:lvlText w:val="%3."/>
+      <w:lvlJc w:val="right"/>
+      <w:pPr>
+        <w:ind w:left="2160" w:hanging="180"/>
+      </w:pPr>
+    </w:lvl>
+    <w:lvl w:ilvl="3" w:tplc="1000000F" w:tentative="1">
+      <w:start w:val="1"/>
+      <w:numFmt w:val="decimal"/>
+      <w:lvlText w:val="%4."/>
+      <w:lvlJc w:val="left"/>
+      <w:pPr>
+        <w:ind w:left="2880" w:hanging="360"/>
+      </w:pPr>
+    </w:lvl>
+    <w:lvl w:ilvl="4" w:tplc="10000019" w:tentative="1">
+      <w:start w:val="1"/>
+      <w:numFmt w:val="lowerLetter"/>
+      <w:lvlText w:val="%5."/>
+      <w:lvlJc w:val="left"/>
+      <w:pPr>
+        <w:ind w:left="3600" w:hanging="360"/>
+      </w:pPr>
+    </w:lvl>
+    <w:lvl w:ilvl="5" w:tplc="1000001B" w:tentative="1">
+      <w:start w:val="1"/>
+      <w:numFmt w:val="lowerRoman"/>
+      <w:lvlText w:val="%6."/>
+      <w:lvlJc w:val="right"/>
+      <w:pPr>
+        <w:ind w:left="4320" w:hanging="180"/>
+      </w:pPr>
+    </w:lvl>
+    <w:lvl w:ilvl="6" w:tplc="1000000F" w:tentative="1">
+      <w:start w:val="1"/>
+      <w:numFmt w:val="decimal"/>
+      <w:lvlText w:val="%7."/>
+      <w:lvlJc w:val="left"/>
+      <w:pPr>
+        <w:ind w:left="5040" w:hanging="360"/>
+      </w:pPr>
+    </w:lvl>
+    <w:lvl w:ilvl="7" w:tplc="10000019" w:tentative="1">
+      <w:start w:val="1"/>
+      <w:numFmt w:val="lowerLetter"/>
+      <w:lvlText w:val="%8."/>
+      <w:lvlJc w:val="left"/>
+      <w:pPr>
+        <w:ind w:left="5760" w:hanging="360"/>
+      </w:pPr>
+    </w:lvl>
+    <w:lvl w:ilvl="8" w:tplc="1000001B" w:tentative="1">
+      <w:start w:val="1"/>
+      <w:numFmt w:val="lowerRoman"/>
+      <w:lvlText w:val="%9."/>
+      <w:lvlJc w:val="right"/>
+      <w:pPr>
+        <w:ind w:left="6480" w:hanging="180"/>
+      </w:pPr>
+    </w:lvl>
+  </w:abstractNum>
+  <w:abstractNum w:abstractNumId="19" w15:restartNumberingAfterBreak="0">
+    <w:nsid w:val="5ECC0AEB"/>
+    <w:multiLevelType w:val="hybridMultilevel"/>
+    <w:tmpl w:val="2D7414B4"/>
+    <w:lvl w:ilvl="0" w:tplc="10000001">
+      <w:start w:val="1"/>
+      <w:numFmt w:val="bullet"/>
+      <w:lvlText w:val=""/>
+      <w:lvlJc w:val="left"/>
+      <w:pPr>
+        <w:ind w:left="1440" w:hanging="360"/>
+      </w:pPr>
+      <w:rPr>
+        <w:rFonts w:ascii="Symbol" w:hAnsi="Symbol" w:hint="default"/>
+      </w:rPr>
+    </w:lvl>
+    <w:lvl w:ilvl="1" w:tplc="10000003" w:tentative="1">
+      <w:start w:val="1"/>
+      <w:numFmt w:val="bullet"/>
+      <w:lvlText w:val="o"/>
+      <w:lvlJc w:val="left"/>
+      <w:pPr>
+        <w:ind w:left="2160" w:hanging="360"/>
+      </w:pPr>
+      <w:rPr>
+        <w:rFonts w:ascii="Courier New" w:hAnsi="Courier New" w:cs="Courier New" w:hint="default"/>
+      </w:rPr>
+    </w:lvl>
+    <w:lvl w:ilvl="2" w:tplc="10000005" w:tentative="1">
+      <w:start w:val="1"/>
+      <w:numFmt w:val="bullet"/>
+      <w:lvlText w:val=""/>
+      <w:lvlJc w:val="left"/>
+      <w:pPr>
+        <w:ind w:left="2880" w:hanging="360"/>
+      </w:pPr>
+      <w:rPr>
+        <w:rFonts w:ascii="Wingdings" w:hAnsi="Wingdings" w:hint="default"/>
+      </w:rPr>
+    </w:lvl>
+    <w:lvl w:ilvl="3" w:tplc="10000001" w:tentative="1">
+      <w:start w:val="1"/>
+      <w:numFmt w:val="bullet"/>
+      <w:lvlText w:val=""/>
+      <w:lvlJc w:val="left"/>
+      <w:pPr>
+        <w:ind w:left="3600" w:hanging="360"/>
+      </w:pPr>
+      <w:rPr>
+        <w:rFonts w:ascii="Symbol" w:hAnsi="Symbol" w:hint="default"/>
+      </w:rPr>
+    </w:lvl>
+    <w:lvl w:ilvl="4" w:tplc="10000003" w:tentative="1">
+      <w:start w:val="1"/>
+      <w:numFmt w:val="bullet"/>
+      <w:lvlText w:val="o"/>
+      <w:lvlJc w:val="left"/>
+      <w:pPr>
+        <w:ind w:left="4320" w:hanging="360"/>
+      </w:pPr>
+      <w:rPr>
+        <w:rFonts w:ascii="Courier New" w:hAnsi="Courier New" w:cs="Courier New" w:hint="default"/>
+      </w:rPr>
+    </w:lvl>
+    <w:lvl w:ilvl="5" w:tplc="10000005" w:tentative="1">
+      <w:start w:val="1"/>
+      <w:numFmt w:val="bullet"/>
+      <w:lvlText w:val=""/>
+      <w:lvlJc w:val="left"/>
+      <w:pPr>
+        <w:ind w:left="5040" w:hanging="360"/>
+      </w:pPr>
+      <w:rPr>
+        <w:rFonts w:ascii="Wingdings" w:hAnsi="Wingdings" w:hint="default"/>
+      </w:rPr>
+    </w:lvl>
+    <w:lvl w:ilvl="6" w:tplc="10000001" w:tentative="1">
+      <w:start w:val="1"/>
+      <w:numFmt w:val="bullet"/>
+      <w:lvlText w:val=""/>
+      <w:lvlJc w:val="left"/>
+      <w:pPr>
+        <w:ind w:left="5760" w:hanging="360"/>
+      </w:pPr>
+      <w:rPr>
+        <w:rFonts w:ascii="Symbol" w:hAnsi="Symbol" w:hint="default"/>
+      </w:rPr>
+    </w:lvl>
+    <w:lvl w:ilvl="7" w:tplc="10000003" w:tentative="1">
+      <w:start w:val="1"/>
+      <w:numFmt w:val="bullet"/>
+      <w:lvlText w:val="o"/>
+      <w:lvlJc w:val="left"/>
+      <w:pPr>
+        <w:ind w:left="6480" w:hanging="360"/>
+      </w:pPr>
+      <w:rPr>
+        <w:rFonts w:ascii="Courier New" w:hAnsi="Courier New" w:cs="Courier New" w:hint="default"/>
+      </w:rPr>
+    </w:lvl>
+    <w:lvl w:ilvl="8" w:tplc="10000005" w:tentative="1">
+      <w:start w:val="1"/>
+      <w:numFmt w:val="bullet"/>
+      <w:lvlText w:val=""/>
+      <w:lvlJc w:val="left"/>
+      <w:pPr>
+        <w:ind w:left="7200" w:hanging="360"/>
+      </w:pPr>
+      <w:rPr>
+        <w:rFonts w:ascii="Wingdings" w:hAnsi="Wingdings" w:hint="default"/>
+      </w:rPr>
+    </w:lvl>
+  </w:abstractNum>
+  <w:abstractNum w:abstractNumId="20" w15:restartNumberingAfterBreak="0">
     <w:nsid w:val="64D21F5E"/>
     <w:multiLevelType w:val="hybridMultilevel"/>
     <w:tmpl w:val="DE82E260"/>
@@ -6947,7 +10022,96 @@
       </w:rPr>
     </w:lvl>
   </w:abstractNum>
-  <w:abstractNum w:abstractNumId="12" w15:restartNumberingAfterBreak="0">
+  <w:abstractNum w:abstractNumId="21" w15:restartNumberingAfterBreak="0">
+    <w:nsid w:val="6541437C"/>
+    <w:multiLevelType w:val="hybridMultilevel"/>
+    <w:tmpl w:val="FDF2BEBC"/>
+    <w:lvl w:ilvl="0" w:tplc="1000000F">
+      <w:start w:val="1"/>
+      <w:numFmt w:val="decimal"/>
+      <w:lvlText w:val="%1."/>
+      <w:lvlJc w:val="left"/>
+      <w:pPr>
+        <w:ind w:left="720" w:hanging="360"/>
+      </w:pPr>
+      <w:rPr>
+        <w:rFonts w:hint="default"/>
+      </w:rPr>
+    </w:lvl>
+    <w:lvl w:ilvl="1" w:tplc="10000019" w:tentative="1">
+      <w:start w:val="1"/>
+      <w:numFmt w:val="lowerLetter"/>
+      <w:lvlText w:val="%2."/>
+      <w:lvlJc w:val="left"/>
+      <w:pPr>
+        <w:ind w:left="1440" w:hanging="360"/>
+      </w:pPr>
+    </w:lvl>
+    <w:lvl w:ilvl="2" w:tplc="1000001B" w:tentative="1">
+      <w:start w:val="1"/>
+      <w:numFmt w:val="lowerRoman"/>
+      <w:lvlText w:val="%3."/>
+      <w:lvlJc w:val="right"/>
+      <w:pPr>
+        <w:ind w:left="2160" w:hanging="180"/>
+      </w:pPr>
+    </w:lvl>
+    <w:lvl w:ilvl="3" w:tplc="1000000F" w:tentative="1">
+      <w:start w:val="1"/>
+      <w:numFmt w:val="decimal"/>
+      <w:lvlText w:val="%4."/>
+      <w:lvlJc w:val="left"/>
+      <w:pPr>
+        <w:ind w:left="2880" w:hanging="360"/>
+      </w:pPr>
+    </w:lvl>
+    <w:lvl w:ilvl="4" w:tplc="10000019" w:tentative="1">
+      <w:start w:val="1"/>
+      <w:numFmt w:val="lowerLetter"/>
+      <w:lvlText w:val="%5."/>
+      <w:lvlJc w:val="left"/>
+      <w:pPr>
+        <w:ind w:left="3600" w:hanging="360"/>
+      </w:pPr>
+    </w:lvl>
+    <w:lvl w:ilvl="5" w:tplc="1000001B" w:tentative="1">
+      <w:start w:val="1"/>
+      <w:numFmt w:val="lowerRoman"/>
+      <w:lvlText w:val="%6."/>
+      <w:lvlJc w:val="right"/>
+      <w:pPr>
+        <w:ind w:left="4320" w:hanging="180"/>
+      </w:pPr>
+    </w:lvl>
+    <w:lvl w:ilvl="6" w:tplc="1000000F" w:tentative="1">
+      <w:start w:val="1"/>
+      <w:numFmt w:val="decimal"/>
+      <w:lvlText w:val="%7."/>
+      <w:lvlJc w:val="left"/>
+      <w:pPr>
+        <w:ind w:left="5040" w:hanging="360"/>
+      </w:pPr>
+    </w:lvl>
+    <w:lvl w:ilvl="7" w:tplc="10000019" w:tentative="1">
+      <w:start w:val="1"/>
+      <w:numFmt w:val="lowerLetter"/>
+      <w:lvlText w:val="%8."/>
+      <w:lvlJc w:val="left"/>
+      <w:pPr>
+        <w:ind w:left="5760" w:hanging="360"/>
+      </w:pPr>
+    </w:lvl>
+    <w:lvl w:ilvl="8" w:tplc="1000001B" w:tentative="1">
+      <w:start w:val="1"/>
+      <w:numFmt w:val="lowerRoman"/>
+      <w:lvlText w:val="%9."/>
+      <w:lvlJc w:val="right"/>
+      <w:pPr>
+        <w:ind w:left="6480" w:hanging="180"/>
+      </w:pPr>
+    </w:lvl>
+  </w:abstractNum>
+  <w:abstractNum w:abstractNumId="22" w15:restartNumberingAfterBreak="0">
     <w:nsid w:val="6ADC3662"/>
     <w:multiLevelType w:val="hybridMultilevel"/>
     <w:tmpl w:val="62EC96B2"/>
@@ -7036,7 +10200,7 @@
       </w:pPr>
     </w:lvl>
   </w:abstractNum>
-  <w:abstractNum w:abstractNumId="13" w15:restartNumberingAfterBreak="0">
+  <w:abstractNum w:abstractNumId="23" w15:restartNumberingAfterBreak="0">
     <w:nsid w:val="6BC4158E"/>
     <w:multiLevelType w:val="hybridMultilevel"/>
     <w:tmpl w:val="20D4BF76"/>
@@ -7149,7 +10313,411 @@
       </w:rPr>
     </w:lvl>
   </w:abstractNum>
-  <w:abstractNum w:abstractNumId="14" w15:restartNumberingAfterBreak="0">
+  <w:abstractNum w:abstractNumId="24" w15:restartNumberingAfterBreak="0">
+    <w:nsid w:val="6BD235D8"/>
+    <w:multiLevelType w:val="hybridMultilevel"/>
+    <w:tmpl w:val="3E5C9A0A"/>
+    <w:lvl w:ilvl="0" w:tplc="1000000F">
+      <w:start w:val="1"/>
+      <w:numFmt w:val="decimal"/>
+      <w:lvlText w:val="%1."/>
+      <w:lvlJc w:val="left"/>
+      <w:pPr>
+        <w:ind w:left="720" w:hanging="360"/>
+      </w:pPr>
+      <w:rPr>
+        <w:rFonts w:hint="default"/>
+      </w:rPr>
+    </w:lvl>
+    <w:lvl w:ilvl="1" w:tplc="10000019" w:tentative="1">
+      <w:start w:val="1"/>
+      <w:numFmt w:val="lowerLetter"/>
+      <w:lvlText w:val="%2."/>
+      <w:lvlJc w:val="left"/>
+      <w:pPr>
+        <w:ind w:left="1440" w:hanging="360"/>
+      </w:pPr>
+    </w:lvl>
+    <w:lvl w:ilvl="2" w:tplc="1000001B" w:tentative="1">
+      <w:start w:val="1"/>
+      <w:numFmt w:val="lowerRoman"/>
+      <w:lvlText w:val="%3."/>
+      <w:lvlJc w:val="right"/>
+      <w:pPr>
+        <w:ind w:left="2160" w:hanging="180"/>
+      </w:pPr>
+    </w:lvl>
+    <w:lvl w:ilvl="3" w:tplc="1000000F" w:tentative="1">
+      <w:start w:val="1"/>
+      <w:numFmt w:val="decimal"/>
+      <w:lvlText w:val="%4."/>
+      <w:lvlJc w:val="left"/>
+      <w:pPr>
+        <w:ind w:left="2880" w:hanging="360"/>
+      </w:pPr>
+    </w:lvl>
+    <w:lvl w:ilvl="4" w:tplc="10000019" w:tentative="1">
+      <w:start w:val="1"/>
+      <w:numFmt w:val="lowerLetter"/>
+      <w:lvlText w:val="%5."/>
+      <w:lvlJc w:val="left"/>
+      <w:pPr>
+        <w:ind w:left="3600" w:hanging="360"/>
+      </w:pPr>
+    </w:lvl>
+    <w:lvl w:ilvl="5" w:tplc="1000001B" w:tentative="1">
+      <w:start w:val="1"/>
+      <w:numFmt w:val="lowerRoman"/>
+      <w:lvlText w:val="%6."/>
+      <w:lvlJc w:val="right"/>
+      <w:pPr>
+        <w:ind w:left="4320" w:hanging="180"/>
+      </w:pPr>
+    </w:lvl>
+    <w:lvl w:ilvl="6" w:tplc="1000000F" w:tentative="1">
+      <w:start w:val="1"/>
+      <w:numFmt w:val="decimal"/>
+      <w:lvlText w:val="%7."/>
+      <w:lvlJc w:val="left"/>
+      <w:pPr>
+        <w:ind w:left="5040" w:hanging="360"/>
+      </w:pPr>
+    </w:lvl>
+    <w:lvl w:ilvl="7" w:tplc="10000019" w:tentative="1">
+      <w:start w:val="1"/>
+      <w:numFmt w:val="lowerLetter"/>
+      <w:lvlText w:val="%8."/>
+      <w:lvlJc w:val="left"/>
+      <w:pPr>
+        <w:ind w:left="5760" w:hanging="360"/>
+      </w:pPr>
+    </w:lvl>
+    <w:lvl w:ilvl="8" w:tplc="1000001B" w:tentative="1">
+      <w:start w:val="1"/>
+      <w:numFmt w:val="lowerRoman"/>
+      <w:lvlText w:val="%9."/>
+      <w:lvlJc w:val="right"/>
+      <w:pPr>
+        <w:ind w:left="6480" w:hanging="180"/>
+      </w:pPr>
+    </w:lvl>
+  </w:abstractNum>
+  <w:abstractNum w:abstractNumId="25" w15:restartNumberingAfterBreak="0">
+    <w:nsid w:val="6C1A6EF0"/>
+    <w:multiLevelType w:val="hybridMultilevel"/>
+    <w:tmpl w:val="607284A6"/>
+    <w:lvl w:ilvl="0" w:tplc="10000001">
+      <w:start w:val="1"/>
+      <w:numFmt w:val="bullet"/>
+      <w:lvlText w:val=""/>
+      <w:lvlJc w:val="left"/>
+      <w:pPr>
+        <w:ind w:left="1440" w:hanging="360"/>
+      </w:pPr>
+      <w:rPr>
+        <w:rFonts w:ascii="Symbol" w:hAnsi="Symbol" w:hint="default"/>
+      </w:rPr>
+    </w:lvl>
+    <w:lvl w:ilvl="1" w:tplc="10000003" w:tentative="1">
+      <w:start w:val="1"/>
+      <w:numFmt w:val="bullet"/>
+      <w:lvlText w:val="o"/>
+      <w:lvlJc w:val="left"/>
+      <w:pPr>
+        <w:ind w:left="2160" w:hanging="360"/>
+      </w:pPr>
+      <w:rPr>
+        <w:rFonts w:ascii="Courier New" w:hAnsi="Courier New" w:cs="Courier New" w:hint="default"/>
+      </w:rPr>
+    </w:lvl>
+    <w:lvl w:ilvl="2" w:tplc="10000005" w:tentative="1">
+      <w:start w:val="1"/>
+      <w:numFmt w:val="bullet"/>
+      <w:lvlText w:val=""/>
+      <w:lvlJc w:val="left"/>
+      <w:pPr>
+        <w:ind w:left="2880" w:hanging="360"/>
+      </w:pPr>
+      <w:rPr>
+        <w:rFonts w:ascii="Wingdings" w:hAnsi="Wingdings" w:hint="default"/>
+      </w:rPr>
+    </w:lvl>
+    <w:lvl w:ilvl="3" w:tplc="10000001" w:tentative="1">
+      <w:start w:val="1"/>
+      <w:numFmt w:val="bullet"/>
+      <w:lvlText w:val=""/>
+      <w:lvlJc w:val="left"/>
+      <w:pPr>
+        <w:ind w:left="3600" w:hanging="360"/>
+      </w:pPr>
+      <w:rPr>
+        <w:rFonts w:ascii="Symbol" w:hAnsi="Symbol" w:hint="default"/>
+      </w:rPr>
+    </w:lvl>
+    <w:lvl w:ilvl="4" w:tplc="10000003" w:tentative="1">
+      <w:start w:val="1"/>
+      <w:numFmt w:val="bullet"/>
+      <w:lvlText w:val="o"/>
+      <w:lvlJc w:val="left"/>
+      <w:pPr>
+        <w:ind w:left="4320" w:hanging="360"/>
+      </w:pPr>
+      <w:rPr>
+        <w:rFonts w:ascii="Courier New" w:hAnsi="Courier New" w:cs="Courier New" w:hint="default"/>
+      </w:rPr>
+    </w:lvl>
+    <w:lvl w:ilvl="5" w:tplc="10000005" w:tentative="1">
+      <w:start w:val="1"/>
+      <w:numFmt w:val="bullet"/>
+      <w:lvlText w:val=""/>
+      <w:lvlJc w:val="left"/>
+      <w:pPr>
+        <w:ind w:left="5040" w:hanging="360"/>
+      </w:pPr>
+      <w:rPr>
+        <w:rFonts w:ascii="Wingdings" w:hAnsi="Wingdings" w:hint="default"/>
+      </w:rPr>
+    </w:lvl>
+    <w:lvl w:ilvl="6" w:tplc="10000001" w:tentative="1">
+      <w:start w:val="1"/>
+      <w:numFmt w:val="bullet"/>
+      <w:lvlText w:val=""/>
+      <w:lvlJc w:val="left"/>
+      <w:pPr>
+        <w:ind w:left="5760" w:hanging="360"/>
+      </w:pPr>
+      <w:rPr>
+        <w:rFonts w:ascii="Symbol" w:hAnsi="Symbol" w:hint="default"/>
+      </w:rPr>
+    </w:lvl>
+    <w:lvl w:ilvl="7" w:tplc="10000003" w:tentative="1">
+      <w:start w:val="1"/>
+      <w:numFmt w:val="bullet"/>
+      <w:lvlText w:val="o"/>
+      <w:lvlJc w:val="left"/>
+      <w:pPr>
+        <w:ind w:left="6480" w:hanging="360"/>
+      </w:pPr>
+      <w:rPr>
+        <w:rFonts w:ascii="Courier New" w:hAnsi="Courier New" w:cs="Courier New" w:hint="default"/>
+      </w:rPr>
+    </w:lvl>
+    <w:lvl w:ilvl="8" w:tplc="10000005" w:tentative="1">
+      <w:start w:val="1"/>
+      <w:numFmt w:val="bullet"/>
+      <w:lvlText w:val=""/>
+      <w:lvlJc w:val="left"/>
+      <w:pPr>
+        <w:ind w:left="7200" w:hanging="360"/>
+      </w:pPr>
+      <w:rPr>
+        <w:rFonts w:ascii="Wingdings" w:hAnsi="Wingdings" w:hint="default"/>
+      </w:rPr>
+    </w:lvl>
+  </w:abstractNum>
+  <w:abstractNum w:abstractNumId="26" w15:restartNumberingAfterBreak="0">
+    <w:nsid w:val="73380A3A"/>
+    <w:multiLevelType w:val="hybridMultilevel"/>
+    <w:tmpl w:val="E4A2C7A4"/>
+    <w:lvl w:ilvl="0" w:tplc="1000000F">
+      <w:start w:val="1"/>
+      <w:numFmt w:val="decimal"/>
+      <w:lvlText w:val="%1."/>
+      <w:lvlJc w:val="left"/>
+      <w:pPr>
+        <w:ind w:left="720" w:hanging="360"/>
+      </w:pPr>
+      <w:rPr>
+        <w:rFonts w:hint="default"/>
+      </w:rPr>
+    </w:lvl>
+    <w:lvl w:ilvl="1" w:tplc="10000019" w:tentative="1">
+      <w:start w:val="1"/>
+      <w:numFmt w:val="lowerLetter"/>
+      <w:lvlText w:val="%2."/>
+      <w:lvlJc w:val="left"/>
+      <w:pPr>
+        <w:ind w:left="1440" w:hanging="360"/>
+      </w:pPr>
+    </w:lvl>
+    <w:lvl w:ilvl="2" w:tplc="1000001B" w:tentative="1">
+      <w:start w:val="1"/>
+      <w:numFmt w:val="lowerRoman"/>
+      <w:lvlText w:val="%3."/>
+      <w:lvlJc w:val="right"/>
+      <w:pPr>
+        <w:ind w:left="2160" w:hanging="180"/>
+      </w:pPr>
+    </w:lvl>
+    <w:lvl w:ilvl="3" w:tplc="1000000F" w:tentative="1">
+      <w:start w:val="1"/>
+      <w:numFmt w:val="decimal"/>
+      <w:lvlText w:val="%4."/>
+      <w:lvlJc w:val="left"/>
+      <w:pPr>
+        <w:ind w:left="2880" w:hanging="360"/>
+      </w:pPr>
+    </w:lvl>
+    <w:lvl w:ilvl="4" w:tplc="10000019" w:tentative="1">
+      <w:start w:val="1"/>
+      <w:numFmt w:val="lowerLetter"/>
+      <w:lvlText w:val="%5."/>
+      <w:lvlJc w:val="left"/>
+      <w:pPr>
+        <w:ind w:left="3600" w:hanging="360"/>
+      </w:pPr>
+    </w:lvl>
+    <w:lvl w:ilvl="5" w:tplc="1000001B" w:tentative="1">
+      <w:start w:val="1"/>
+      <w:numFmt w:val="lowerRoman"/>
+      <w:lvlText w:val="%6."/>
+      <w:lvlJc w:val="right"/>
+      <w:pPr>
+        <w:ind w:left="4320" w:hanging="180"/>
+      </w:pPr>
+    </w:lvl>
+    <w:lvl w:ilvl="6" w:tplc="1000000F" w:tentative="1">
+      <w:start w:val="1"/>
+      <w:numFmt w:val="decimal"/>
+      <w:lvlText w:val="%7."/>
+      <w:lvlJc w:val="left"/>
+      <w:pPr>
+        <w:ind w:left="5040" w:hanging="360"/>
+      </w:pPr>
+    </w:lvl>
+    <w:lvl w:ilvl="7" w:tplc="10000019" w:tentative="1">
+      <w:start w:val="1"/>
+      <w:numFmt w:val="lowerLetter"/>
+      <w:lvlText w:val="%8."/>
+      <w:lvlJc w:val="left"/>
+      <w:pPr>
+        <w:ind w:left="5760" w:hanging="360"/>
+      </w:pPr>
+    </w:lvl>
+    <w:lvl w:ilvl="8" w:tplc="1000001B" w:tentative="1">
+      <w:start w:val="1"/>
+      <w:numFmt w:val="lowerRoman"/>
+      <w:lvlText w:val="%9."/>
+      <w:lvlJc w:val="right"/>
+      <w:pPr>
+        <w:ind w:left="6480" w:hanging="180"/>
+      </w:pPr>
+    </w:lvl>
+  </w:abstractNum>
+  <w:abstractNum w:abstractNumId="27" w15:restartNumberingAfterBreak="0">
+    <w:nsid w:val="73930EF9"/>
+    <w:multiLevelType w:val="hybridMultilevel"/>
+    <w:tmpl w:val="24EE146A"/>
+    <w:lvl w:ilvl="0" w:tplc="10000001">
+      <w:start w:val="1"/>
+      <w:numFmt w:val="bullet"/>
+      <w:lvlText w:val=""/>
+      <w:lvlJc w:val="left"/>
+      <w:pPr>
+        <w:ind w:left="1440" w:hanging="360"/>
+      </w:pPr>
+      <w:rPr>
+        <w:rFonts w:ascii="Symbol" w:hAnsi="Symbol" w:hint="default"/>
+      </w:rPr>
+    </w:lvl>
+    <w:lvl w:ilvl="1" w:tplc="10000003" w:tentative="1">
+      <w:start w:val="1"/>
+      <w:numFmt w:val="bullet"/>
+      <w:lvlText w:val="o"/>
+      <w:lvlJc w:val="left"/>
+      <w:pPr>
+        <w:ind w:left="2160" w:hanging="360"/>
+      </w:pPr>
+      <w:rPr>
+        <w:rFonts w:ascii="Courier New" w:hAnsi="Courier New" w:cs="Courier New" w:hint="default"/>
+      </w:rPr>
+    </w:lvl>
+    <w:lvl w:ilvl="2" w:tplc="10000005" w:tentative="1">
+      <w:start w:val="1"/>
+      <w:numFmt w:val="bullet"/>
+      <w:lvlText w:val=""/>
+      <w:lvlJc w:val="left"/>
+      <w:pPr>
+        <w:ind w:left="2880" w:hanging="360"/>
+      </w:pPr>
+      <w:rPr>
+        <w:rFonts w:ascii="Wingdings" w:hAnsi="Wingdings" w:hint="default"/>
+      </w:rPr>
+    </w:lvl>
+    <w:lvl w:ilvl="3" w:tplc="10000001" w:tentative="1">
+      <w:start w:val="1"/>
+      <w:numFmt w:val="bullet"/>
+      <w:lvlText w:val=""/>
+      <w:lvlJc w:val="left"/>
+      <w:pPr>
+        <w:ind w:left="3600" w:hanging="360"/>
+      </w:pPr>
+      <w:rPr>
+        <w:rFonts w:ascii="Symbol" w:hAnsi="Symbol" w:hint="default"/>
+      </w:rPr>
+    </w:lvl>
+    <w:lvl w:ilvl="4" w:tplc="10000003" w:tentative="1">
+      <w:start w:val="1"/>
+      <w:numFmt w:val="bullet"/>
+      <w:lvlText w:val="o"/>
+      <w:lvlJc w:val="left"/>
+      <w:pPr>
+        <w:ind w:left="4320" w:hanging="360"/>
+      </w:pPr>
+      <w:rPr>
+        <w:rFonts w:ascii="Courier New" w:hAnsi="Courier New" w:cs="Courier New" w:hint="default"/>
+      </w:rPr>
+    </w:lvl>
+    <w:lvl w:ilvl="5" w:tplc="10000005" w:tentative="1">
+      <w:start w:val="1"/>
+      <w:numFmt w:val="bullet"/>
+      <w:lvlText w:val=""/>
+      <w:lvlJc w:val="left"/>
+      <w:pPr>
+        <w:ind w:left="5040" w:hanging="360"/>
+      </w:pPr>
+      <w:rPr>
+        <w:rFonts w:ascii="Wingdings" w:hAnsi="Wingdings" w:hint="default"/>
+      </w:rPr>
+    </w:lvl>
+    <w:lvl w:ilvl="6" w:tplc="10000001" w:tentative="1">
+      <w:start w:val="1"/>
+      <w:numFmt w:val="bullet"/>
+      <w:lvlText w:val=""/>
+      <w:lvlJc w:val="left"/>
+      <w:pPr>
+        <w:ind w:left="5760" w:hanging="360"/>
+      </w:pPr>
+      <w:rPr>
+        <w:rFonts w:ascii="Symbol" w:hAnsi="Symbol" w:hint="default"/>
+      </w:rPr>
+    </w:lvl>
+    <w:lvl w:ilvl="7" w:tplc="10000003" w:tentative="1">
+      <w:start w:val="1"/>
+      <w:numFmt w:val="bullet"/>
+      <w:lvlText w:val="o"/>
+      <w:lvlJc w:val="left"/>
+      <w:pPr>
+        <w:ind w:left="6480" w:hanging="360"/>
+      </w:pPr>
+      <w:rPr>
+        <w:rFonts w:ascii="Courier New" w:hAnsi="Courier New" w:cs="Courier New" w:hint="default"/>
+      </w:rPr>
+    </w:lvl>
+    <w:lvl w:ilvl="8" w:tplc="10000005" w:tentative="1">
+      <w:start w:val="1"/>
+      <w:numFmt w:val="bullet"/>
+      <w:lvlText w:val=""/>
+      <w:lvlJc w:val="left"/>
+      <w:pPr>
+        <w:ind w:left="7200" w:hanging="360"/>
+      </w:pPr>
+      <w:rPr>
+        <w:rFonts w:ascii="Wingdings" w:hAnsi="Wingdings" w:hint="default"/>
+      </w:rPr>
+    </w:lvl>
+  </w:abstractNum>
+  <w:abstractNum w:abstractNumId="28" w15:restartNumberingAfterBreak="0">
     <w:nsid w:val="79076508"/>
     <w:multiLevelType w:val="hybridMultilevel"/>
     <w:tmpl w:val="B8C6F33E"/>
@@ -7263,49 +10831,91 @@
     </w:lvl>
   </w:abstractNum>
   <w:num w:numId="1" w16cid:durableId="1508980857">
-    <w:abstractNumId w:val="5"/>
+    <w:abstractNumId w:val="9"/>
   </w:num>
   <w:num w:numId="2" w16cid:durableId="2079328937">
-    <w:abstractNumId w:val="6"/>
+    <w:abstractNumId w:val="10"/>
   </w:num>
   <w:num w:numId="3" w16cid:durableId="870607092">
-    <w:abstractNumId w:val="8"/>
+    <w:abstractNumId w:val="12"/>
   </w:num>
   <w:num w:numId="4" w16cid:durableId="80878894">
-    <w:abstractNumId w:val="12"/>
+    <w:abstractNumId w:val="22"/>
   </w:num>
   <w:num w:numId="5" w16cid:durableId="1396515645">
-    <w:abstractNumId w:val="3"/>
+    <w:abstractNumId w:val="6"/>
   </w:num>
   <w:num w:numId="6" w16cid:durableId="1831628976">
     <w:abstractNumId w:val="0"/>
   </w:num>
   <w:num w:numId="7" w16cid:durableId="550196678">
-    <w:abstractNumId w:val="10"/>
+    <w:abstractNumId w:val="14"/>
   </w:num>
   <w:num w:numId="8" w16cid:durableId="1971477603">
-    <w:abstractNumId w:val="4"/>
+    <w:abstractNumId w:val="7"/>
   </w:num>
   <w:num w:numId="9" w16cid:durableId="370419514">
     <w:abstractNumId w:val="1"/>
   </w:num>
   <w:num w:numId="10" w16cid:durableId="909314691">
-    <w:abstractNumId w:val="11"/>
+    <w:abstractNumId w:val="20"/>
   </w:num>
   <w:num w:numId="11" w16cid:durableId="2050521933">
     <w:abstractNumId w:val="2"/>
   </w:num>
   <w:num w:numId="12" w16cid:durableId="2092386997">
-    <w:abstractNumId w:val="9"/>
+    <w:abstractNumId w:val="13"/>
   </w:num>
   <w:num w:numId="13" w16cid:durableId="853958129">
-    <w:abstractNumId w:val="7"/>
+    <w:abstractNumId w:val="11"/>
   </w:num>
   <w:num w:numId="14" w16cid:durableId="1736396020">
-    <w:abstractNumId w:val="13"/>
+    <w:abstractNumId w:val="23"/>
   </w:num>
   <w:num w:numId="15" w16cid:durableId="1186872416">
-    <w:abstractNumId w:val="14"/>
+    <w:abstractNumId w:val="28"/>
+  </w:num>
+  <w:num w:numId="16" w16cid:durableId="1542089251">
+    <w:abstractNumId w:val="4"/>
+  </w:num>
+  <w:num w:numId="17" w16cid:durableId="461464558">
+    <w:abstractNumId w:val="25"/>
+  </w:num>
+  <w:num w:numId="18" w16cid:durableId="368334241">
+    <w:abstractNumId w:val="17"/>
+  </w:num>
+  <w:num w:numId="19" w16cid:durableId="1512715186">
+    <w:abstractNumId w:val="16"/>
+  </w:num>
+  <w:num w:numId="20" w16cid:durableId="447699442">
+    <w:abstractNumId w:val="27"/>
+  </w:num>
+  <w:num w:numId="21" w16cid:durableId="1764035027">
+    <w:abstractNumId w:val="5"/>
+  </w:num>
+  <w:num w:numId="22" w16cid:durableId="1271820897">
+    <w:abstractNumId w:val="15"/>
+  </w:num>
+  <w:num w:numId="23" w16cid:durableId="954139467">
+    <w:abstractNumId w:val="3"/>
+  </w:num>
+  <w:num w:numId="24" w16cid:durableId="562522327">
+    <w:abstractNumId w:val="19"/>
+  </w:num>
+  <w:num w:numId="25" w16cid:durableId="1691712934">
+    <w:abstractNumId w:val="24"/>
+  </w:num>
+  <w:num w:numId="26" w16cid:durableId="859514458">
+    <w:abstractNumId w:val="21"/>
+  </w:num>
+  <w:num w:numId="27" w16cid:durableId="454099100">
+    <w:abstractNumId w:val="18"/>
+  </w:num>
+  <w:num w:numId="28" w16cid:durableId="757486503">
+    <w:abstractNumId w:val="26"/>
+  </w:num>
+  <w:num w:numId="29" w16cid:durableId="1347639189">
+    <w:abstractNumId w:val="8"/>
   </w:num>
 </w:numbering>
 </file>
@@ -8250,6 +11860,37 @@
       <w:shd w:val="clear" w:color="auto" w:fill="E1DFDD"/>
     </w:rPr>
   </w:style>
+  <w:style w:type="character" w:styleId="FollowedHyperlink">
+    <w:name w:val="FollowedHyperlink"/>
+    <w:basedOn w:val="DefaultParagraphFont"/>
+    <w:uiPriority w:val="99"/>
+    <w:semiHidden/>
+    <w:unhideWhenUsed/>
+    <w:rsid w:val="00BE41F4"/>
+    <w:rPr>
+      <w:color w:val="96607D" w:themeColor="followedHyperlink"/>
+      <w:u w:val="single"/>
+    </w:rPr>
+  </w:style>
+  <w:style w:type="table" w:styleId="TableGrid">
+    <w:name w:val="Table Grid"/>
+    <w:basedOn w:val="TableNormal"/>
+    <w:uiPriority w:val="39"/>
+    <w:rsid w:val="009C02E6"/>
+    <w:pPr>
+      <w:spacing w:after="0" w:line="240" w:lineRule="auto"/>
+    </w:pPr>
+    <w:tblPr>
+      <w:tblBorders>
+        <w:top w:val="single" w:sz="4" w:space="0" w:color="auto"/>
+        <w:left w:val="single" w:sz="4" w:space="0" w:color="auto"/>
+        <w:bottom w:val="single" w:sz="4" w:space="0" w:color="auto"/>
+        <w:right w:val="single" w:sz="4" w:space="0" w:color="auto"/>
+        <w:insideH w:val="single" w:sz="4" w:space="0" w:color="auto"/>
+        <w:insideV w:val="single" w:sz="4" w:space="0" w:color="auto"/>
+      </w:tblBorders>
+    </w:tblPr>
+  </w:style>
 </w:styles>
 </file>
 
